--- a/Hoi_quy_Logistic_Co_ban.docx
+++ b/Hoi_quy_Logistic_Co_ban.docx
@@ -1,6 +1,6 @@
 
 <file path=word/document.xml><?xml version="1.0" encoding="utf-8"?>
-<w:document xmlns:wpc="http://schemas.microsoft.com/office/word/2010/wordprocessingCanvas" xmlns:mc="http://schemas.openxmlformats.org/markup-compatibility/2006" xmlns:o="urn:schemas-microsoft-com:office:office" xmlns:r="http://schemas.openxmlformats.org/officeDocument/2006/relationships" xmlns:m="http://schemas.openxmlformats.org/officeDocument/2006/math" xmlns:v="urn:schemas-microsoft-com:vml" xmlns:wp14="http://schemas.microsoft.com/office/word/2010/wordprocessingDrawing" xmlns:wp="http://schemas.openxmlformats.org/drawingml/2006/wordprocessingDrawing" xmlns:w10="urn:schemas-microsoft-com:office:word" xmlns:w="http://schemas.openxmlformats.org/wordprocessingml/2006/main" xmlns:w14="http://schemas.microsoft.com/office/word/2010/wordml" xmlns:w15="http://schemas.microsoft.com/office/word/2012/wordml" xmlns:wpg="http://schemas.microsoft.com/office/word/2010/wordprocessingGroup" xmlns:wpi="http://schemas.microsoft.com/office/word/2010/wordprocessingInk" xmlns:wne="http://schemas.microsoft.com/office/word/2006/wordml" xmlns:wps="http://schemas.microsoft.com/office/word/2010/wordprocessingShape" xmlns:cx="http://schemas.microsoft.com/office/drawing/2014/chartex" xmlns:cx1="http://schemas.microsoft.com/office/drawing/2015/9/8/chartex" xmlns:cx2="http://schemas.microsoft.com/office/drawing/2015/10/21/chartex" xmlns:cx3="http://schemas.microsoft.com/office/drawing/2016/5/9/chartex" xmlns:cx4="http://schemas.microsoft.com/office/drawing/2016/5/10/chartex" xmlns:cx5="http://schemas.microsoft.com/office/drawing/2016/5/11/chartex" xmlns:cx6="http://schemas.microsoft.com/office/drawing/2016/5/12/chartex" xmlns:cx7="http://schemas.microsoft.com/office/drawing/2016/5/13/chartex" xmlns:cx8="http://schemas.microsoft.com/office/drawing/2016/5/14/chartex" xmlns:aink="http://schemas.microsoft.com/office/drawing/2016/ink" xmlns:am3d="http://schemas.microsoft.com/office/drawing/2017/model3d" xmlns:w16cex="http://schemas.microsoft.com/office/word/2018/wordml/cex" xmlns:w16cid="http://schemas.microsoft.com/office/word/2016/wordml/cid" xmlns:w16="http://schemas.microsoft.com/office/word/2018/wordml" xmlns:w16sdtdh="http://schemas.microsoft.com/office/word/2020/wordml/sdtdatahash" xmlns:w16se="http://schemas.microsoft.com/office/word/2015/wordml/symex" mc:Ignorable="w14 w15 wp14">
+<w:document xmlns:wpc="http://schemas.microsoft.com/office/word/2010/wordprocessingCanvas" xmlns:cx="http://schemas.microsoft.com/office/drawing/2014/chartex" xmlns:cx1="http://schemas.microsoft.com/office/drawing/2015/9/8/chartex" xmlns:cx2="http://schemas.microsoft.com/office/drawing/2015/10/21/chartex" xmlns:cx3="http://schemas.microsoft.com/office/drawing/2016/5/9/chartex" xmlns:cx4="http://schemas.microsoft.com/office/drawing/2016/5/10/chartex" xmlns:cx5="http://schemas.microsoft.com/office/drawing/2016/5/11/chartex" xmlns:cx6="http://schemas.microsoft.com/office/drawing/2016/5/12/chartex" xmlns:cx7="http://schemas.microsoft.com/office/drawing/2016/5/13/chartex" xmlns:cx8="http://schemas.microsoft.com/office/drawing/2016/5/14/chartex" xmlns:mc="http://schemas.openxmlformats.org/markup-compatibility/2006" xmlns:aink="http://schemas.microsoft.com/office/drawing/2016/ink" xmlns:am3d="http://schemas.microsoft.com/office/drawing/2017/model3d" xmlns:o="urn:schemas-microsoft-com:office:office" xmlns:oel="http://schemas.microsoft.com/office/2019/extlst" xmlns:r="http://schemas.openxmlformats.org/officeDocument/2006/relationships" xmlns:m="http://schemas.openxmlformats.org/officeDocument/2006/math" xmlns:v="urn:schemas-microsoft-com:vml" xmlns:wp14="http://schemas.microsoft.com/office/word/2010/wordprocessingDrawing" xmlns:wp="http://schemas.openxmlformats.org/drawingml/2006/wordprocessingDrawing" xmlns:w10="urn:schemas-microsoft-com:office:word" xmlns:w="http://schemas.openxmlformats.org/wordprocessingml/2006/main" xmlns:w14="http://schemas.microsoft.com/office/word/2010/wordml" xmlns:w15="http://schemas.microsoft.com/office/word/2012/wordml" xmlns:w16cex="http://schemas.microsoft.com/office/word/2018/wordml/cex" xmlns:w16cid="http://schemas.microsoft.com/office/word/2016/wordml/cid" xmlns:w16="http://schemas.microsoft.com/office/word/2018/wordml" xmlns:w16du="http://schemas.microsoft.com/office/word/2023/wordml/word16du" xmlns:w16sdtdh="http://schemas.microsoft.com/office/word/2020/wordml/sdtdatahash" xmlns:w16sdtfl="http://schemas.microsoft.com/office/word/2024/wordml/sdtformatlock" xmlns:w16se="http://schemas.microsoft.com/office/word/2015/wordml/symex" xmlns:wpg="http://schemas.microsoft.com/office/word/2010/wordprocessingGroup" xmlns:wpi="http://schemas.microsoft.com/office/word/2010/wordprocessingInk" xmlns:wne="http://schemas.microsoft.com/office/word/2006/wordml" xmlns:wps="http://schemas.microsoft.com/office/word/2010/wordprocessingShape" mc:Ignorable="w14 w15 w16se w16cid w16 w16cex w16sdtdh w16sdtfl w16du wp14">
   <w:body>
     <w:p>
       <w:pPr>
@@ -9,14 +9,13 @@
       </w:pPr>
       <w:r>
         <w:rPr>
-          <w:rFonts w:ascii="Arial" w:cs="Arial" w:eastAsia="Arial" w:hAnsi="Arial"/>
           <w:b/>
           <w:bCs/>
           <w:color w:val="1F4E79"/>
           <w:sz w:val="48"/>
           <w:szCs w:val="48"/>
         </w:rPr>
-        <w:t xml:space="preserve">HỒI QUY LOGISTIC</w:t>
+        <w:t>HỒI QUY LOGISTIC</w:t>
       </w:r>
     </w:p>
     <w:p>
@@ -26,18 +25,17 @@
       </w:pPr>
       <w:r>
         <w:rPr>
-          <w:rFonts w:ascii="Arial" w:cs="Arial" w:eastAsia="Arial" w:hAnsi="Arial"/>
           <w:color w:val="555555"/>
           <w:sz w:val="28"/>
           <w:szCs w:val="28"/>
         </w:rPr>
-        <w:t xml:space="preserve">Logistic Regression — Kiến thức Cơ bản</w:t>
+        <w:t>Logistic Regression — Kiến thức Cơ bản</w:t>
       </w:r>
     </w:p>
     <w:p>
       <w:pPr>
         <w:pBdr>
-          <w:bottom w:val="single" w:color="1F4E79" w:sz="8" w:space="6"/>
+          <w:bottom w:val="single" w:sz="8" w:space="6" w:color="1F4E79"/>
         </w:pBdr>
         <w:spacing w:after="240"/>
         <w:jc w:val="center"/>
@@ -47,10 +45,8 @@
           <w:i/>
           <w:iCs/>
           <w:color w:val="888888"/>
-          <w:sz w:val="22"/>
-          <w:szCs w:val="22"/>
         </w:rPr>
-        <w:t xml:space="preserve">Tài liệu ôn tập nền tảng Machine Learning</w:t>
+        <w:t>Tài liệu ôn tập nền tảng Machine Learning</w:t>
       </w:r>
     </w:p>
     <w:p>
@@ -65,20 +61,999 @@
           <w:sz w:val="26"/>
           <w:szCs w:val="26"/>
         </w:rPr>
-        <w:t xml:space="preserve">Mục lục</w:t>
+        <w:t>Mục lục</w:t>
       </w:r>
     </w:p>
     <w:sdt>
       <w:sdtPr>
         <w:alias w:val="Mục lục"/>
+        <w:id w:val="775748310"/>
       </w:sdtPr>
       <w:sdtContent>
         <w:p>
+          <w:pPr>
+            <w:pStyle w:val="TOC1"/>
+            <w:tabs>
+              <w:tab w:val="right" w:leader="dot" w:pos="9350"/>
+            </w:tabs>
+            <w:rPr>
+              <w:noProof/>
+            </w:rPr>
+          </w:pPr>
           <w:r>
-            <w:fldChar w:fldCharType="begin" w:dirty="true"/>
-            <w:instrText xml:space="preserve">TOC \h \o "1-2"</w:instrText>
+            <w:fldChar w:fldCharType="begin"/>
+          </w:r>
+          <w:r>
+            <w:instrText>TOC \h \o "1-2"</w:instrText>
+          </w:r>
+          <w:r>
             <w:fldChar w:fldCharType="separate"/>
           </w:r>
+          <w:hyperlink w:anchor="_Toc233117414" w:history="1">
+            <w:r>
+              <w:rPr>
+                <w:rStyle w:val="Hyperlink"/>
+                <w:noProof/>
+              </w:rPr>
+              <w:t>1. Hồi quy Logistic là gì?</w:t>
+            </w:r>
+            <w:r>
+              <w:rPr>
+                <w:noProof/>
+              </w:rPr>
+              <w:tab/>
+            </w:r>
+            <w:r>
+              <w:rPr>
+                <w:noProof/>
+              </w:rPr>
+              <w:fldChar w:fldCharType="begin"/>
+            </w:r>
+            <w:r>
+              <w:rPr>
+                <w:noProof/>
+              </w:rPr>
+              <w:instrText xml:space="preserve"> PAGEREF _Toc233117414 \h </w:instrText>
+            </w:r>
+            <w:r>
+              <w:rPr>
+                <w:noProof/>
+              </w:rPr>
+            </w:r>
+            <w:r>
+              <w:rPr>
+                <w:noProof/>
+              </w:rPr>
+              <w:fldChar w:fldCharType="separate"/>
+            </w:r>
+            <w:r>
+              <w:rPr>
+                <w:noProof/>
+              </w:rPr>
+              <w:t>2</w:t>
+            </w:r>
+            <w:r>
+              <w:rPr>
+                <w:noProof/>
+              </w:rPr>
+              <w:fldChar w:fldCharType="end"/>
+            </w:r>
+          </w:hyperlink>
+        </w:p>
+        <w:p>
+          <w:pPr>
+            <w:pStyle w:val="TOC1"/>
+            <w:tabs>
+              <w:tab w:val="right" w:leader="dot" w:pos="9350"/>
+            </w:tabs>
+            <w:rPr>
+              <w:noProof/>
+            </w:rPr>
+          </w:pPr>
+          <w:hyperlink w:anchor="_Toc233117415" w:history="1">
+            <w:r>
+              <w:rPr>
+                <w:rStyle w:val="Hyperlink"/>
+                <w:noProof/>
+              </w:rPr>
+              <w:t>2. Vì sao không dùng Hồi quy Tuyến tính cho phân loại?</w:t>
+            </w:r>
+            <w:r>
+              <w:rPr>
+                <w:noProof/>
+              </w:rPr>
+              <w:tab/>
+            </w:r>
+            <w:r>
+              <w:rPr>
+                <w:noProof/>
+              </w:rPr>
+              <w:fldChar w:fldCharType="begin"/>
+            </w:r>
+            <w:r>
+              <w:rPr>
+                <w:noProof/>
+              </w:rPr>
+              <w:instrText xml:space="preserve"> PAGEREF _Toc233117415 \h </w:instrText>
+            </w:r>
+            <w:r>
+              <w:rPr>
+                <w:noProof/>
+              </w:rPr>
+            </w:r>
+            <w:r>
+              <w:rPr>
+                <w:noProof/>
+              </w:rPr>
+              <w:fldChar w:fldCharType="separate"/>
+            </w:r>
+            <w:r>
+              <w:rPr>
+                <w:noProof/>
+              </w:rPr>
+              <w:t>2</w:t>
+            </w:r>
+            <w:r>
+              <w:rPr>
+                <w:noProof/>
+              </w:rPr>
+              <w:fldChar w:fldCharType="end"/>
+            </w:r>
+          </w:hyperlink>
+        </w:p>
+        <w:p>
+          <w:pPr>
+            <w:pStyle w:val="TOC1"/>
+            <w:tabs>
+              <w:tab w:val="right" w:leader="dot" w:pos="9350"/>
+            </w:tabs>
+            <w:rPr>
+              <w:noProof/>
+            </w:rPr>
+          </w:pPr>
+          <w:hyperlink w:anchor="_Toc233117416" w:history="1">
+            <w:r>
+              <w:rPr>
+                <w:rStyle w:val="Hyperlink"/>
+                <w:noProof/>
+              </w:rPr>
+              <w:t>3. Hàm Sigmoid</w:t>
+            </w:r>
+            <w:r>
+              <w:rPr>
+                <w:noProof/>
+              </w:rPr>
+              <w:tab/>
+            </w:r>
+            <w:r>
+              <w:rPr>
+                <w:noProof/>
+              </w:rPr>
+              <w:fldChar w:fldCharType="begin"/>
+            </w:r>
+            <w:r>
+              <w:rPr>
+                <w:noProof/>
+              </w:rPr>
+              <w:instrText xml:space="preserve"> PAGEREF _Toc233117416 \h </w:instrText>
+            </w:r>
+            <w:r>
+              <w:rPr>
+                <w:noProof/>
+              </w:rPr>
+            </w:r>
+            <w:r>
+              <w:rPr>
+                <w:noProof/>
+              </w:rPr>
+              <w:fldChar w:fldCharType="separate"/>
+            </w:r>
+            <w:r>
+              <w:rPr>
+                <w:noProof/>
+              </w:rPr>
+              <w:t>2</w:t>
+            </w:r>
+            <w:r>
+              <w:rPr>
+                <w:noProof/>
+              </w:rPr>
+              <w:fldChar w:fldCharType="end"/>
+            </w:r>
+          </w:hyperlink>
+        </w:p>
+        <w:p>
+          <w:pPr>
+            <w:pStyle w:val="TOC1"/>
+            <w:tabs>
+              <w:tab w:val="right" w:leader="dot" w:pos="9350"/>
+            </w:tabs>
+            <w:rPr>
+              <w:noProof/>
+            </w:rPr>
+          </w:pPr>
+          <w:hyperlink w:anchor="_Toc233117417" w:history="1">
+            <w:r>
+              <w:rPr>
+                <w:rStyle w:val="Hyperlink"/>
+                <w:noProof/>
+              </w:rPr>
+              <w:t>4. Mô hình Hồi quy Logistic</w:t>
+            </w:r>
+            <w:r>
+              <w:rPr>
+                <w:noProof/>
+              </w:rPr>
+              <w:tab/>
+            </w:r>
+            <w:r>
+              <w:rPr>
+                <w:noProof/>
+              </w:rPr>
+              <w:fldChar w:fldCharType="begin"/>
+            </w:r>
+            <w:r>
+              <w:rPr>
+                <w:noProof/>
+              </w:rPr>
+              <w:instrText xml:space="preserve"> PAGEREF _Toc233117417 \h </w:instrText>
+            </w:r>
+            <w:r>
+              <w:rPr>
+                <w:noProof/>
+              </w:rPr>
+            </w:r>
+            <w:r>
+              <w:rPr>
+                <w:noProof/>
+              </w:rPr>
+              <w:fldChar w:fldCharType="separate"/>
+            </w:r>
+            <w:r>
+              <w:rPr>
+                <w:noProof/>
+              </w:rPr>
+              <w:t>2</w:t>
+            </w:r>
+            <w:r>
+              <w:rPr>
+                <w:noProof/>
+              </w:rPr>
+              <w:fldChar w:fldCharType="end"/>
+            </w:r>
+          </w:hyperlink>
+        </w:p>
+        <w:p>
+          <w:pPr>
+            <w:pStyle w:val="TOC1"/>
+            <w:tabs>
+              <w:tab w:val="right" w:leader="dot" w:pos="9350"/>
+            </w:tabs>
+            <w:rPr>
+              <w:noProof/>
+            </w:rPr>
+          </w:pPr>
+          <w:hyperlink w:anchor="_Toc233117418" w:history="1">
+            <w:r>
+              <w:rPr>
+                <w:rStyle w:val="Hyperlink"/>
+                <w:noProof/>
+              </w:rPr>
+              <w:t>5. Ngưỡng quyết định &amp; Decision Boundary</w:t>
+            </w:r>
+            <w:r>
+              <w:rPr>
+                <w:noProof/>
+              </w:rPr>
+              <w:tab/>
+            </w:r>
+            <w:r>
+              <w:rPr>
+                <w:noProof/>
+              </w:rPr>
+              <w:fldChar w:fldCharType="begin"/>
+            </w:r>
+            <w:r>
+              <w:rPr>
+                <w:noProof/>
+              </w:rPr>
+              <w:instrText xml:space="preserve"> PAGEREF _Toc233117418 \h </w:instrText>
+            </w:r>
+            <w:r>
+              <w:rPr>
+                <w:noProof/>
+              </w:rPr>
+            </w:r>
+            <w:r>
+              <w:rPr>
+                <w:noProof/>
+              </w:rPr>
+              <w:fldChar w:fldCharType="separate"/>
+            </w:r>
+            <w:r>
+              <w:rPr>
+                <w:noProof/>
+              </w:rPr>
+              <w:t>2</w:t>
+            </w:r>
+            <w:r>
+              <w:rPr>
+                <w:noProof/>
+              </w:rPr>
+              <w:fldChar w:fldCharType="end"/>
+            </w:r>
+          </w:hyperlink>
+        </w:p>
+        <w:p>
+          <w:pPr>
+            <w:pStyle w:val="TOC1"/>
+            <w:tabs>
+              <w:tab w:val="right" w:leader="dot" w:pos="9350"/>
+            </w:tabs>
+            <w:rPr>
+              <w:noProof/>
+            </w:rPr>
+          </w:pPr>
+          <w:hyperlink w:anchor="_Toc233117419" w:history="1">
+            <w:r>
+              <w:rPr>
+                <w:rStyle w:val="Hyperlink"/>
+                <w:noProof/>
+              </w:rPr>
+              <w:t>6. Odds, Logit &amp; Diễn giải hệ số</w:t>
+            </w:r>
+            <w:r>
+              <w:rPr>
+                <w:noProof/>
+              </w:rPr>
+              <w:tab/>
+            </w:r>
+            <w:r>
+              <w:rPr>
+                <w:noProof/>
+              </w:rPr>
+              <w:fldChar w:fldCharType="begin"/>
+            </w:r>
+            <w:r>
+              <w:rPr>
+                <w:noProof/>
+              </w:rPr>
+              <w:instrText xml:space="preserve"> PAGEREF _Toc233117419 \h </w:instrText>
+            </w:r>
+            <w:r>
+              <w:rPr>
+                <w:noProof/>
+              </w:rPr>
+            </w:r>
+            <w:r>
+              <w:rPr>
+                <w:noProof/>
+              </w:rPr>
+              <w:fldChar w:fldCharType="separate"/>
+            </w:r>
+            <w:r>
+              <w:rPr>
+                <w:noProof/>
+              </w:rPr>
+              <w:t>3</w:t>
+            </w:r>
+            <w:r>
+              <w:rPr>
+                <w:noProof/>
+              </w:rPr>
+              <w:fldChar w:fldCharType="end"/>
+            </w:r>
+          </w:hyperlink>
+        </w:p>
+        <w:p>
+          <w:pPr>
+            <w:pStyle w:val="TOC1"/>
+            <w:tabs>
+              <w:tab w:val="right" w:leader="dot" w:pos="9350"/>
+            </w:tabs>
+            <w:rPr>
+              <w:noProof/>
+            </w:rPr>
+          </w:pPr>
+          <w:hyperlink w:anchor="_Toc233117420" w:history="1">
+            <w:r>
+              <w:rPr>
+                <w:rStyle w:val="Hyperlink"/>
+                <w:noProof/>
+              </w:rPr>
+              <w:t>7. Hàm mất mát: Log-loss (Binary Cross-Entropy)</w:t>
+            </w:r>
+            <w:r>
+              <w:rPr>
+                <w:noProof/>
+              </w:rPr>
+              <w:tab/>
+            </w:r>
+            <w:r>
+              <w:rPr>
+                <w:noProof/>
+              </w:rPr>
+              <w:fldChar w:fldCharType="begin"/>
+            </w:r>
+            <w:r>
+              <w:rPr>
+                <w:noProof/>
+              </w:rPr>
+              <w:instrText xml:space="preserve"> PAGEREF _Toc233117420 \h </w:instrText>
+            </w:r>
+            <w:r>
+              <w:rPr>
+                <w:noProof/>
+              </w:rPr>
+            </w:r>
+            <w:r>
+              <w:rPr>
+                <w:noProof/>
+              </w:rPr>
+              <w:fldChar w:fldCharType="separate"/>
+            </w:r>
+            <w:r>
+              <w:rPr>
+                <w:noProof/>
+              </w:rPr>
+              <w:t>3</w:t>
+            </w:r>
+            <w:r>
+              <w:rPr>
+                <w:noProof/>
+              </w:rPr>
+              <w:fldChar w:fldCharType="end"/>
+            </w:r>
+          </w:hyperlink>
+        </w:p>
+        <w:p>
+          <w:pPr>
+            <w:pStyle w:val="TOC1"/>
+            <w:tabs>
+              <w:tab w:val="right" w:leader="dot" w:pos="9350"/>
+            </w:tabs>
+            <w:rPr>
+              <w:noProof/>
+            </w:rPr>
+          </w:pPr>
+          <w:hyperlink w:anchor="_Toc233117421" w:history="1">
+            <w:r>
+              <w:rPr>
+                <w:rStyle w:val="Hyperlink"/>
+                <w:noProof/>
+              </w:rPr>
+              <w:t>8. Huấn luyện bằng Gradient Descent</w:t>
+            </w:r>
+            <w:r>
+              <w:rPr>
+                <w:noProof/>
+              </w:rPr>
+              <w:tab/>
+            </w:r>
+            <w:r>
+              <w:rPr>
+                <w:noProof/>
+              </w:rPr>
+              <w:fldChar w:fldCharType="begin"/>
+            </w:r>
+            <w:r>
+              <w:rPr>
+                <w:noProof/>
+              </w:rPr>
+              <w:instrText xml:space="preserve"> PAGEREF _Toc233117421 \h </w:instrText>
+            </w:r>
+            <w:r>
+              <w:rPr>
+                <w:noProof/>
+              </w:rPr>
+            </w:r>
+            <w:r>
+              <w:rPr>
+                <w:noProof/>
+              </w:rPr>
+              <w:fldChar w:fldCharType="separate"/>
+            </w:r>
+            <w:r>
+              <w:rPr>
+                <w:noProof/>
+              </w:rPr>
+              <w:t>3</w:t>
+            </w:r>
+            <w:r>
+              <w:rPr>
+                <w:noProof/>
+              </w:rPr>
+              <w:fldChar w:fldCharType="end"/>
+            </w:r>
+          </w:hyperlink>
+        </w:p>
+        <w:p>
+          <w:pPr>
+            <w:pStyle w:val="TOC1"/>
+            <w:tabs>
+              <w:tab w:val="right" w:leader="dot" w:pos="9350"/>
+            </w:tabs>
+            <w:rPr>
+              <w:noProof/>
+            </w:rPr>
+          </w:pPr>
+          <w:hyperlink w:anchor="_Toc233117422" w:history="1">
+            <w:r>
+              <w:rPr>
+                <w:rStyle w:val="Hyperlink"/>
+                <w:noProof/>
+              </w:rPr>
+              <w:t>9. Ví dụ minh họa</w:t>
+            </w:r>
+            <w:r>
+              <w:rPr>
+                <w:noProof/>
+              </w:rPr>
+              <w:tab/>
+            </w:r>
+            <w:r>
+              <w:rPr>
+                <w:noProof/>
+              </w:rPr>
+              <w:fldChar w:fldCharType="begin"/>
+            </w:r>
+            <w:r>
+              <w:rPr>
+                <w:noProof/>
+              </w:rPr>
+              <w:instrText xml:space="preserve"> PAGEREF _Toc233117422 \h </w:instrText>
+            </w:r>
+            <w:r>
+              <w:rPr>
+                <w:noProof/>
+              </w:rPr>
+            </w:r>
+            <w:r>
+              <w:rPr>
+                <w:noProof/>
+              </w:rPr>
+              <w:fldChar w:fldCharType="separate"/>
+            </w:r>
+            <w:r>
+              <w:rPr>
+                <w:noProof/>
+              </w:rPr>
+              <w:t>3</w:t>
+            </w:r>
+            <w:r>
+              <w:rPr>
+                <w:noProof/>
+              </w:rPr>
+              <w:fldChar w:fldCharType="end"/>
+            </w:r>
+          </w:hyperlink>
+        </w:p>
+        <w:p>
+          <w:pPr>
+            <w:pStyle w:val="TOC1"/>
+            <w:tabs>
+              <w:tab w:val="right" w:leader="dot" w:pos="9350"/>
+            </w:tabs>
+            <w:rPr>
+              <w:noProof/>
+            </w:rPr>
+          </w:pPr>
+          <w:hyperlink w:anchor="_Toc233117423" w:history="1">
+            <w:r>
+              <w:rPr>
+                <w:rStyle w:val="Hyperlink"/>
+                <w:noProof/>
+              </w:rPr>
+              <w:t>10. Đánh giá mô hình phân loại</w:t>
+            </w:r>
+            <w:r>
+              <w:rPr>
+                <w:noProof/>
+              </w:rPr>
+              <w:tab/>
+            </w:r>
+            <w:r>
+              <w:rPr>
+                <w:noProof/>
+              </w:rPr>
+              <w:fldChar w:fldCharType="begin"/>
+            </w:r>
+            <w:r>
+              <w:rPr>
+                <w:noProof/>
+              </w:rPr>
+              <w:instrText xml:space="preserve"> PAGEREF _Toc233117423 \h </w:instrText>
+            </w:r>
+            <w:r>
+              <w:rPr>
+                <w:noProof/>
+              </w:rPr>
+            </w:r>
+            <w:r>
+              <w:rPr>
+                <w:noProof/>
+              </w:rPr>
+              <w:fldChar w:fldCharType="separate"/>
+            </w:r>
+            <w:r>
+              <w:rPr>
+                <w:noProof/>
+              </w:rPr>
+              <w:t>4</w:t>
+            </w:r>
+            <w:r>
+              <w:rPr>
+                <w:noProof/>
+              </w:rPr>
+              <w:fldChar w:fldCharType="end"/>
+            </w:r>
+          </w:hyperlink>
+        </w:p>
+        <w:p>
+          <w:pPr>
+            <w:pStyle w:val="TOC1"/>
+            <w:tabs>
+              <w:tab w:val="right" w:leader="dot" w:pos="9350"/>
+            </w:tabs>
+            <w:rPr>
+              <w:noProof/>
+            </w:rPr>
+          </w:pPr>
+          <w:hyperlink w:anchor="_Toc233117424" w:history="1">
+            <w:r>
+              <w:rPr>
+                <w:rStyle w:val="Hyperlink"/>
+                <w:noProof/>
+              </w:rPr>
+              <w:t>11. Ngưỡng, ROC &amp; AUC</w:t>
+            </w:r>
+            <w:r>
+              <w:rPr>
+                <w:noProof/>
+              </w:rPr>
+              <w:tab/>
+            </w:r>
+            <w:r>
+              <w:rPr>
+                <w:noProof/>
+              </w:rPr>
+              <w:fldChar w:fldCharType="begin"/>
+            </w:r>
+            <w:r>
+              <w:rPr>
+                <w:noProof/>
+              </w:rPr>
+              <w:instrText xml:space="preserve"> PAGEREF _Toc233117424 \h </w:instrText>
+            </w:r>
+            <w:r>
+              <w:rPr>
+                <w:noProof/>
+              </w:rPr>
+            </w:r>
+            <w:r>
+              <w:rPr>
+                <w:noProof/>
+              </w:rPr>
+              <w:fldChar w:fldCharType="separate"/>
+            </w:r>
+            <w:r>
+              <w:rPr>
+                <w:noProof/>
+              </w:rPr>
+              <w:t>4</w:t>
+            </w:r>
+            <w:r>
+              <w:rPr>
+                <w:noProof/>
+              </w:rPr>
+              <w:fldChar w:fldCharType="end"/>
+            </w:r>
+          </w:hyperlink>
+        </w:p>
+        <w:p>
+          <w:pPr>
+            <w:pStyle w:val="TOC1"/>
+            <w:tabs>
+              <w:tab w:val="right" w:leader="dot" w:pos="9350"/>
+            </w:tabs>
+            <w:rPr>
+              <w:noProof/>
+            </w:rPr>
+          </w:pPr>
+          <w:hyperlink w:anchor="_Toc233117425" w:history="1">
+            <w:r>
+              <w:rPr>
+                <w:rStyle w:val="Hyperlink"/>
+                <w:noProof/>
+              </w:rPr>
+              <w:t>12. Phân loại đa lớp</w:t>
+            </w:r>
+            <w:r>
+              <w:rPr>
+                <w:noProof/>
+              </w:rPr>
+              <w:tab/>
+            </w:r>
+            <w:r>
+              <w:rPr>
+                <w:noProof/>
+              </w:rPr>
+              <w:fldChar w:fldCharType="begin"/>
+            </w:r>
+            <w:r>
+              <w:rPr>
+                <w:noProof/>
+              </w:rPr>
+              <w:instrText xml:space="preserve"> PAGEREF _Toc233117425 \h </w:instrText>
+            </w:r>
+            <w:r>
+              <w:rPr>
+                <w:noProof/>
+              </w:rPr>
+            </w:r>
+            <w:r>
+              <w:rPr>
+                <w:noProof/>
+              </w:rPr>
+              <w:fldChar w:fldCharType="separate"/>
+            </w:r>
+            <w:r>
+              <w:rPr>
+                <w:noProof/>
+              </w:rPr>
+              <w:t>4</w:t>
+            </w:r>
+            <w:r>
+              <w:rPr>
+                <w:noProof/>
+              </w:rPr>
+              <w:fldChar w:fldCharType="end"/>
+            </w:r>
+          </w:hyperlink>
+        </w:p>
+        <w:p>
+          <w:pPr>
+            <w:pStyle w:val="TOC1"/>
+            <w:tabs>
+              <w:tab w:val="right" w:leader="dot" w:pos="9350"/>
+            </w:tabs>
+            <w:rPr>
+              <w:noProof/>
+            </w:rPr>
+          </w:pPr>
+          <w:hyperlink w:anchor="_Toc233117426" w:history="1">
+            <w:r>
+              <w:rPr>
+                <w:rStyle w:val="Hyperlink"/>
+                <w:noProof/>
+              </w:rPr>
+              <w:t>13. Regularization (chống overfitting)</w:t>
+            </w:r>
+            <w:r>
+              <w:rPr>
+                <w:noProof/>
+              </w:rPr>
+              <w:tab/>
+            </w:r>
+            <w:r>
+              <w:rPr>
+                <w:noProof/>
+              </w:rPr>
+              <w:fldChar w:fldCharType="begin"/>
+            </w:r>
+            <w:r>
+              <w:rPr>
+                <w:noProof/>
+              </w:rPr>
+              <w:instrText xml:space="preserve"> PAGEREF _Toc233117426 \h </w:instrText>
+            </w:r>
+            <w:r>
+              <w:rPr>
+                <w:noProof/>
+              </w:rPr>
+            </w:r>
+            <w:r>
+              <w:rPr>
+                <w:noProof/>
+              </w:rPr>
+              <w:fldChar w:fldCharType="separate"/>
+            </w:r>
+            <w:r>
+              <w:rPr>
+                <w:noProof/>
+              </w:rPr>
+              <w:t>4</w:t>
+            </w:r>
+            <w:r>
+              <w:rPr>
+                <w:noProof/>
+              </w:rPr>
+              <w:fldChar w:fldCharType="end"/>
+            </w:r>
+          </w:hyperlink>
+        </w:p>
+        <w:p>
+          <w:pPr>
+            <w:pStyle w:val="TOC1"/>
+            <w:tabs>
+              <w:tab w:val="right" w:leader="dot" w:pos="9350"/>
+            </w:tabs>
+            <w:rPr>
+              <w:noProof/>
+            </w:rPr>
+          </w:pPr>
+          <w:hyperlink w:anchor="_Toc233117427" w:history="1">
+            <w:r>
+              <w:rPr>
+                <w:rStyle w:val="Hyperlink"/>
+                <w:noProof/>
+              </w:rPr>
+              <w:t>14. Giả định &amp; Hạn chế</w:t>
+            </w:r>
+            <w:r>
+              <w:rPr>
+                <w:noProof/>
+              </w:rPr>
+              <w:tab/>
+            </w:r>
+            <w:r>
+              <w:rPr>
+                <w:noProof/>
+              </w:rPr>
+              <w:fldChar w:fldCharType="begin"/>
+            </w:r>
+            <w:r>
+              <w:rPr>
+                <w:noProof/>
+              </w:rPr>
+              <w:instrText xml:space="preserve"> PAGEREF _Toc233117427 \h </w:instrText>
+            </w:r>
+            <w:r>
+              <w:rPr>
+                <w:noProof/>
+              </w:rPr>
+            </w:r>
+            <w:r>
+              <w:rPr>
+                <w:noProof/>
+              </w:rPr>
+              <w:fldChar w:fldCharType="separate"/>
+            </w:r>
+            <w:r>
+              <w:rPr>
+                <w:noProof/>
+              </w:rPr>
+              <w:t>5</w:t>
+            </w:r>
+            <w:r>
+              <w:rPr>
+                <w:noProof/>
+              </w:rPr>
+              <w:fldChar w:fldCharType="end"/>
+            </w:r>
+          </w:hyperlink>
+        </w:p>
+        <w:p>
+          <w:pPr>
+            <w:pStyle w:val="TOC1"/>
+            <w:tabs>
+              <w:tab w:val="right" w:leader="dot" w:pos="9350"/>
+            </w:tabs>
+            <w:rPr>
+              <w:noProof/>
+            </w:rPr>
+          </w:pPr>
+          <w:hyperlink w:anchor="_Toc233117428" w:history="1">
+            <w:r>
+              <w:rPr>
+                <w:rStyle w:val="Hyperlink"/>
+                <w:noProof/>
+              </w:rPr>
+              <w:t>15. Ví dụ Code (Python)</w:t>
+            </w:r>
+            <w:r>
+              <w:rPr>
+                <w:noProof/>
+              </w:rPr>
+              <w:tab/>
+            </w:r>
+            <w:r>
+              <w:rPr>
+                <w:noProof/>
+              </w:rPr>
+              <w:fldChar w:fldCharType="begin"/>
+            </w:r>
+            <w:r>
+              <w:rPr>
+                <w:noProof/>
+              </w:rPr>
+              <w:instrText xml:space="preserve"> PAGEREF _Toc233117428 \h </w:instrText>
+            </w:r>
+            <w:r>
+              <w:rPr>
+                <w:noProof/>
+              </w:rPr>
+            </w:r>
+            <w:r>
+              <w:rPr>
+                <w:noProof/>
+              </w:rPr>
+              <w:fldChar w:fldCharType="separate"/>
+            </w:r>
+            <w:r>
+              <w:rPr>
+                <w:noProof/>
+              </w:rPr>
+              <w:t>5</w:t>
+            </w:r>
+            <w:r>
+              <w:rPr>
+                <w:noProof/>
+              </w:rPr>
+              <w:fldChar w:fldCharType="end"/>
+            </w:r>
+          </w:hyperlink>
+        </w:p>
+        <w:p>
+          <w:pPr>
+            <w:pStyle w:val="TOC1"/>
+            <w:tabs>
+              <w:tab w:val="right" w:leader="dot" w:pos="9350"/>
+            </w:tabs>
+            <w:rPr>
+              <w:noProof/>
+            </w:rPr>
+          </w:pPr>
+          <w:hyperlink w:anchor="_Toc233117429" w:history="1">
+            <w:r>
+              <w:rPr>
+                <w:rStyle w:val="Hyperlink"/>
+                <w:noProof/>
+              </w:rPr>
+              <w:t>16. Tóm tắt các điểm chính</w:t>
+            </w:r>
+            <w:r>
+              <w:rPr>
+                <w:noProof/>
+              </w:rPr>
+              <w:tab/>
+            </w:r>
+            <w:r>
+              <w:rPr>
+                <w:noProof/>
+              </w:rPr>
+              <w:fldChar w:fldCharType="begin"/>
+            </w:r>
+            <w:r>
+              <w:rPr>
+                <w:noProof/>
+              </w:rPr>
+              <w:instrText xml:space="preserve"> PAGEREF _Toc233117429 \h </w:instrText>
+            </w:r>
+            <w:r>
+              <w:rPr>
+                <w:noProof/>
+              </w:rPr>
+            </w:r>
+            <w:r>
+              <w:rPr>
+                <w:noProof/>
+              </w:rPr>
+              <w:fldChar w:fldCharType="separate"/>
+            </w:r>
+            <w:r>
+              <w:rPr>
+                <w:noProof/>
+              </w:rPr>
+              <w:t>5</w:t>
+            </w:r>
+            <w:r>
+              <w:rPr>
+                <w:noProof/>
+              </w:rPr>
+              <w:fldChar w:fldCharType="end"/>
+            </w:r>
+          </w:hyperlink>
         </w:p>
         <w:p>
           <w:r>
@@ -96,29 +1071,31 @@
       <w:pPr>
         <w:pStyle w:val="Heading1"/>
       </w:pPr>
-      <w:r>
-        <w:t xml:space="preserve">1. Hồi quy Logistic là gì?</w:t>
-      </w:r>
-    </w:p>
-    <w:p>
-      <w:pPr>
-        <w:spacing w:after="120" w:line="276"/>
-      </w:pPr>
-      <w:r>
-        <w:t xml:space="preserve">Hồi quy Logistic (Logistic Regression) là một thuật toán học máy có giám sát dùng cho bài toán PHÂN LOẠI — dự đoán một nhãn rời rạc (ví dụ: spam / không spam, bệnh / không bệnh, đỗ / trượt). Dù tên có chữ 'hồi quy', đây là thuật toán PHÂN LOẠI.</w:t>
-      </w:r>
-    </w:p>
-    <w:p>
-      <w:pPr>
-        <w:spacing w:after="120" w:line="276"/>
-      </w:pPr>
-      <w:r>
-        <w:t xml:space="preserve">Đặc điểm cốt lõi: thay vì dự đoán một số bất kỳ, mô hình dự đoán XÁC SUẤT một mẫu thuộc lớp dương (nằm trong khoảng 0 đến 1), rồi so với một ngưỡng để quyết định nhãn.</w:t>
-      </w:r>
-    </w:p>
-    <w:p>
-      <w:pPr>
-        <w:spacing w:after="120" w:line="276"/>
+      <w:bookmarkStart w:id="0" w:name="_Toc233117414"/>
+      <w:r>
+        <w:t>1. Hồi quy Logistic là gì?</w:t>
+      </w:r>
+      <w:bookmarkEnd w:id="0"/>
+    </w:p>
+    <w:p>
+      <w:pPr>
+        <w:spacing w:after="120" w:line="276" w:lineRule="auto"/>
+      </w:pPr>
+      <w:r>
+        <w:t>Hồi quy Logistic (Logistic Regression) là một thuật toán học máy có giám sát dùng cho bài toán PHÂN LOẠI — dự đoán một nhãn rời rạc (ví dụ: spam / không spam, bệnh / không bệnh, đỗ / trượt). Dù tên có chữ 'hồi quy', đây là thuật toán PHÂN LOẠI.</w:t>
+      </w:r>
+    </w:p>
+    <w:p>
+      <w:pPr>
+        <w:spacing w:after="120" w:line="276" w:lineRule="auto"/>
+      </w:pPr>
+      <w:r>
+        <w:t>Đặc điểm cốt lõi: thay vì dự đoán một số bất kỳ, mô hình dự đoán XÁC SUẤT một mẫu thuộc lớp dương (nằm trong khoảng 0 đến 1), rồi so với một ngưỡng để quyết định nhãn.</w:t>
+      </w:r>
+    </w:p>
+    <w:p>
+      <w:pPr>
+        <w:spacing w:after="120" w:line="276" w:lineRule="auto"/>
       </w:pPr>
       <w:r>
         <w:rPr>
@@ -128,16 +1105,18 @@
         <w:t xml:space="preserve">Ví dụ: </w:t>
       </w:r>
       <w:r>
-        <w:t xml:space="preserve">ước lượng xác suất một email là spam (0.92 → coi là spam), xác suất khách hàng rời bỏ dịch vụ, xác suất bệnh nhân mắc bệnh.</w:t>
+        <w:t>ước lượng xác suất một email là spam (0.92 → coi là spam), xác suất khách hàng rời bỏ dịch vụ, xác suất bệnh nhân mắc bệnh.</w:t>
       </w:r>
     </w:p>
     <w:p>
       <w:pPr>
         <w:pStyle w:val="Heading1"/>
       </w:pPr>
-      <w:r>
-        <w:t xml:space="preserve">2. Vì sao không dùng Hồi quy Tuyến tính cho phân loại?</w:t>
-      </w:r>
+      <w:bookmarkStart w:id="1" w:name="_Toc233117415"/>
+      <w:r>
+        <w:t>2. Vì sao không dùng Hồi quy Tuyến tính cho phân loại?</w:t>
+      </w:r>
+      <w:bookmarkEnd w:id="1"/>
     </w:p>
     <w:p>
       <w:pPr>
@@ -149,7 +1128,7 @@
         <w:spacing w:after="60"/>
       </w:pPr>
       <w:r>
-        <w:t xml:space="preserve">Hồi quy tuyến tính cho đầu ra là số thực bất kỳ (có thể &lt; 0 hoặc &gt; 1), không phải xác suất hợp lệ.</w:t>
+        <w:t>Hồi quy tuyến tính cho đầu ra là số thực bất kỳ (có thể &lt; 0 hoặc &gt; 1), không phải xác suất hợp lệ.</w:t>
       </w:r>
     </w:p>
     <w:p>
@@ -162,7 +1141,7 @@
         <w:spacing w:after="60"/>
       </w:pPr>
       <w:r>
-        <w:t xml:space="preserve">Đầu ra không bị chặn nên khó diễn giải và rất nhạy với điểm ngoại lai.</w:t>
+        <w:t>Đầu ra không bị chặn nên khó diễn giải và rất nhạy với điểm ngoại lai.</w:t>
       </w:r>
     </w:p>
     <w:p>
@@ -175,48 +1154,50 @@
         <w:spacing w:after="60"/>
       </w:pPr>
       <w:r>
-        <w:t xml:space="preserve">Hồi quy logistic dùng hàm sigmoid để 'nén' đầu ra về khoảng (0, 1), biến nó thành xác suất.</w:t>
+        <w:t>Hồi quy logistic dùng hàm sigmoid để 'nén' đầu ra về khoảng (0, 1), biến nó thành xác suất.</w:t>
       </w:r>
     </w:p>
     <w:p>
       <w:pPr>
         <w:pStyle w:val="Heading1"/>
       </w:pPr>
-      <w:r>
-        <w:t xml:space="preserve">3. Hàm Sigmoid</w:t>
-      </w:r>
-    </w:p>
-    <w:p>
-      <w:pPr>
-        <w:spacing w:after="120" w:line="276"/>
-      </w:pPr>
-      <w:r>
-        <w:t xml:space="preserve">Hàm sigmoid (còn gọi là hàm logistic) biến một số thực z bất kỳ thành giá trị trong khoảng (0, 1):</w:t>
-      </w:r>
-    </w:p>
-    <w:p>
-      <w:pPr>
-        <w:shd w:fill="F2F2F2" w:val="clear"/>
-        <w:spacing w:after="120" w:before="80"/>
+      <w:bookmarkStart w:id="2" w:name="_Toc233117416"/>
+      <w:r>
+        <w:t>3. Hàm Sigmoid</w:t>
+      </w:r>
+      <w:bookmarkEnd w:id="2"/>
+    </w:p>
+    <w:p>
+      <w:pPr>
+        <w:spacing w:after="120" w:line="276" w:lineRule="auto"/>
+      </w:pPr>
+      <w:r>
+        <w:t>Hàm sigmoid (còn gọi là hàm logistic) biến một số thực z bất kỳ thành giá trị trong khoảng (0, 1):</w:t>
+      </w:r>
+    </w:p>
+    <w:p>
+      <w:pPr>
+        <w:shd w:val="clear" w:color="auto" w:fill="F2F2F2"/>
+        <w:spacing w:before="80" w:after="120"/>
         <w:jc w:val="center"/>
       </w:pPr>
       <w:r>
         <w:rPr>
-          <w:rFonts w:ascii="Cambria" w:cs="Cambria" w:eastAsia="Cambria" w:hAnsi="Cambria"/>
+          <w:rFonts w:ascii="Cambria" w:eastAsia="Cambria" w:hAnsi="Cambria" w:cs="Cambria"/>
           <w:i/>
           <w:iCs/>
           <w:sz w:val="26"/>
           <w:szCs w:val="26"/>
         </w:rPr>
-        <w:t xml:space="preserve">σ(z) = 1 / (1 + e^(−z))</w:t>
-      </w:r>
-    </w:p>
-    <w:p>
-      <w:pPr>
-        <w:spacing w:after="120" w:line="276"/>
-      </w:pPr>
-      <w:r>
-        <w:t xml:space="preserve">Tính chất quan trọng:</w:t>
+        <w:t>σ(z) = 1 / (1 + e^(−z))</w:t>
+      </w:r>
+    </w:p>
+    <w:p>
+      <w:pPr>
+        <w:spacing w:after="120" w:line="276" w:lineRule="auto"/>
+      </w:pPr>
+      <w:r>
+        <w:t>Tính chất quan trọng:</w:t>
       </w:r>
     </w:p>
     <w:p>
@@ -229,7 +1210,7 @@
         <w:spacing w:after="60"/>
       </w:pPr>
       <w:r>
-        <w:t xml:space="preserve">Đồ thị hình chữ S, luôn nằm trong khoảng (0, 1).</w:t>
+        <w:t>Đồ thị hình chữ S, luôn nằm trong khoảng (0, 1).</w:t>
       </w:r>
     </w:p>
     <w:p>
@@ -242,7 +1223,7 @@
         <w:spacing w:after="60"/>
       </w:pPr>
       <w:r>
-        <w:t xml:space="preserve">σ(0) = 0.5 — điểm giữa.</w:t>
+        <w:t>σ(0) = 0.5 — điểm giữa.</w:t>
       </w:r>
     </w:p>
     <w:p>
@@ -255,7 +1236,7 @@
         <w:spacing w:after="60"/>
       </w:pPr>
       <w:r>
-        <w:t xml:space="preserve">z → +∞ thì σ(z) → 1 ; z → −∞ thì σ(z) → 0.</w:t>
+        <w:t>z → +∞ thì σ(z) → 1 ; z → −∞ thì σ(z) → 0.</w:t>
       </w:r>
     </w:p>
     <w:p>
@@ -268,64 +1249,68 @@
         <w:spacing w:after="60"/>
       </w:pPr>
       <w:r>
-        <w:t xml:space="preserve">Bão hòa ở hai đầu (đạo hàm nhỏ dần) — liên quan tới hiện tượng vanishing gradient ở mạng sâu.</w:t>
+        <w:t>Bão hòa ở hai đầu (đạo hàm nhỏ dần) — liên quan tới hiện tượng vanishing gradient ở mạng sâu.</w:t>
       </w:r>
     </w:p>
     <w:p>
       <w:pPr>
         <w:pStyle w:val="Heading1"/>
       </w:pPr>
-      <w:r>
-        <w:t xml:space="preserve">4. Mô hình Hồi quy Logistic</w:t>
-      </w:r>
-    </w:p>
-    <w:p>
-      <w:pPr>
-        <w:spacing w:after="120" w:line="276"/>
-      </w:pPr>
-      <w:r>
-        <w:t xml:space="preserve">Mô hình kết hợp một tổ hợp tuyến tính của đặc trưng rồi đưa qua sigmoid để ra xác suất:</w:t>
-      </w:r>
-    </w:p>
-    <w:p>
-      <w:pPr>
-        <w:shd w:fill="F2F2F2" w:val="clear"/>
-        <w:spacing w:after="120" w:before="80"/>
+      <w:bookmarkStart w:id="3" w:name="_Toc233117417"/>
+      <w:r>
+        <w:t>4. Mô hình Hồi quy Logistic</w:t>
+      </w:r>
+      <w:bookmarkEnd w:id="3"/>
+    </w:p>
+    <w:p>
+      <w:pPr>
+        <w:spacing w:after="120" w:line="276" w:lineRule="auto"/>
+      </w:pPr>
+      <w:r>
+        <w:t>Mô hình kết hợp một tổ hợp tuyến tính của đặc trưng rồi đưa qua sigmoid để ra xác suất:</w:t>
+      </w:r>
+    </w:p>
+    <w:p>
+      <w:pPr>
+        <w:shd w:val="clear" w:color="auto" w:fill="F2F2F2"/>
+        <w:spacing w:before="80" w:after="120"/>
         <w:jc w:val="center"/>
       </w:pPr>
       <w:r>
         <w:rPr>
-          <w:rFonts w:ascii="Cambria" w:cs="Cambria" w:eastAsia="Cambria" w:hAnsi="Cambria"/>
+          <w:rFonts w:ascii="Cambria" w:eastAsia="Cambria" w:hAnsi="Cambria" w:cs="Cambria"/>
           <w:i/>
           <w:iCs/>
           <w:sz w:val="26"/>
           <w:szCs w:val="26"/>
         </w:rPr>
-        <w:t xml:space="preserve">z = w·x + b        p = σ(z) = P(y = 1 | x)</w:t>
-      </w:r>
-    </w:p>
-    <w:p>
-      <w:pPr>
-        <w:spacing w:after="120" w:line="276"/>
-      </w:pPr>
-      <w:r>
-        <w:t xml:space="preserve">Trong đó w là vector trọng số, b là hệ số chặn (bias), p là xác suất dự đoán mẫu thuộc lớp dương (y = 1).</w:t>
+        <w:t>z = w·x + b        p = σ(z) = P(y = 1 | x)</w:t>
+      </w:r>
+    </w:p>
+    <w:p>
+      <w:pPr>
+        <w:spacing w:after="120" w:line="276" w:lineRule="auto"/>
+      </w:pPr>
+      <w:r>
+        <w:t>Trong đó w là vector trọng số, b là hệ số chặn (bias), p là xác suất dự đoán mẫu thuộc lớp dương (y = 1).</w:t>
       </w:r>
     </w:p>
     <w:p>
       <w:pPr>
         <w:pStyle w:val="Heading1"/>
       </w:pPr>
-      <w:r>
-        <w:t xml:space="preserve">5. Ngưỡng quyết định &amp; Decision Boundary</w:t>
-      </w:r>
-    </w:p>
-    <w:p>
-      <w:pPr>
-        <w:spacing w:after="120" w:line="276"/>
-      </w:pPr>
-      <w:r>
-        <w:t xml:space="preserve">Sau khi có xác suất p, ta quyết định nhãn bằng một NGƯỠNG (threshold), mặc định 0.5:</w:t>
+      <w:bookmarkStart w:id="4" w:name="_Toc233117418"/>
+      <w:r>
+        <w:t>5. Ngưỡng quyết định &amp; Decision Boundary</w:t>
+      </w:r>
+      <w:bookmarkEnd w:id="4"/>
+    </w:p>
+    <w:p>
+      <w:pPr>
+        <w:spacing w:after="120" w:line="276" w:lineRule="auto"/>
+      </w:pPr>
+      <w:r>
+        <w:t>Sau khi có xác suất p, ta quyết định nhãn bằng một NGƯỠNG (threshold), mặc định 0.5:</w:t>
       </w:r>
     </w:p>
     <w:p>
@@ -338,7 +1323,7 @@
         <w:spacing w:after="60"/>
       </w:pPr>
       <w:r>
-        <w:t xml:space="preserve">Nếu p ≥ 0.5 → dự đoán lớp 1 (dương).</w:t>
+        <w:t>Nếu p ≥ 0.5 → dự đoán lớp 1 (dương).</w:t>
       </w:r>
     </w:p>
     <w:p>
@@ -351,102 +1336,107 @@
         <w:spacing w:after="60"/>
       </w:pPr>
       <w:r>
-        <w:t xml:space="preserve">Nếu p &lt; 0.5 → dự đoán lớp 0 (âm).</w:t>
-      </w:r>
-    </w:p>
-    <w:p>
-      <w:pPr>
-        <w:spacing w:after="120" w:line="276"/>
-      </w:pPr>
-      <w:r>
-        <w:t xml:space="preserve">Ranh giới quyết định (decision boundary) nơi p = 0.5 tương ứng z = w·x + b = 0 — là một đường thẳng (hoặc siêu phẳng), nên hồi quy logistic là bộ phân loại TUYẾN TÍNH. Có thể đổi ngưỡng (vd 0.3) để ưu tiên bắt được nhiều ca dương hơn.</w:t>
+        <w:lastRenderedPageBreak/>
+        <w:t>Nếu p &lt; 0.5 → dự đoán lớp 0 (âm).</w:t>
+      </w:r>
+    </w:p>
+    <w:p>
+      <w:pPr>
+        <w:spacing w:after="120" w:line="276" w:lineRule="auto"/>
+      </w:pPr>
+      <w:r>
+        <w:t>Ranh giới quyết định (decision boundary) nơi p = 0.5 tương ứng z = w·x + b = 0 — là một đường thẳng (hoặc siêu phẳng), nên hồi quy logistic là bộ phân loại TUYẾN TÍNH. Có thể đổi ngưỡng (vd 0.3) để ưu tiên bắt được nhiều ca dương hơn.</w:t>
       </w:r>
     </w:p>
     <w:p>
       <w:pPr>
         <w:pStyle w:val="Heading1"/>
       </w:pPr>
-      <w:r>
-        <w:t xml:space="preserve">6. Odds, Logit &amp; Diễn giải hệ số</w:t>
-      </w:r>
-    </w:p>
-    <w:p>
-      <w:pPr>
-        <w:spacing w:after="120" w:line="276"/>
-      </w:pPr>
-      <w:r>
-        <w:t xml:space="preserve">Khái niệm 'odds' (tỉ lệ cược) và 'logit' (log-odds) giúp diễn giải mô hình:</w:t>
-      </w:r>
-    </w:p>
-    <w:p>
-      <w:pPr>
-        <w:shd w:fill="F2F2F2" w:val="clear"/>
-        <w:spacing w:after="120" w:before="80"/>
+      <w:bookmarkStart w:id="5" w:name="_Toc233117419"/>
+      <w:r>
+        <w:t>6. Odds, Logit &amp; Diễn giải hệ số</w:t>
+      </w:r>
+      <w:bookmarkEnd w:id="5"/>
+    </w:p>
+    <w:p>
+      <w:pPr>
+        <w:spacing w:after="120" w:line="276" w:lineRule="auto"/>
+      </w:pPr>
+      <w:r>
+        <w:t>Khái niệm 'odds' (tỉ lệ cược) và 'logit' (log-odds) giúp diễn giải mô hình:</w:t>
+      </w:r>
+    </w:p>
+    <w:p>
+      <w:pPr>
+        <w:shd w:val="clear" w:color="auto" w:fill="F2F2F2"/>
+        <w:spacing w:before="80" w:after="120"/>
         <w:jc w:val="center"/>
       </w:pPr>
       <w:r>
         <w:rPr>
-          <w:rFonts w:ascii="Cambria" w:cs="Cambria" w:eastAsia="Cambria" w:hAnsi="Cambria"/>
+          <w:rFonts w:ascii="Cambria" w:eastAsia="Cambria" w:hAnsi="Cambria" w:cs="Cambria"/>
           <w:i/>
           <w:iCs/>
           <w:sz w:val="26"/>
           <w:szCs w:val="26"/>
         </w:rPr>
-        <w:t xml:space="preserve">odds = p / (1 − p)        logit(p) = log( p / (1 − p) ) = z = w·x + b</w:t>
-      </w:r>
-    </w:p>
-    <w:p>
-      <w:pPr>
-        <w:spacing w:after="120" w:line="276"/>
-      </w:pPr>
-      <w:r>
-        <w:t xml:space="preserve">Như vậy hồi quy logistic là tuyến tính theo LOG-ODDS. Diễn giải hệ số: khi đặc trưng xⱼ tăng 1 đơn vị, log-odds tăng wⱼ; tương đương odds được NHÂN với e^(wⱼ) (gọi là odds ratio). Hệ số dương → tăng xác suất lớp dương; hệ số âm → giảm.</w:t>
+        <w:t>odds = p / (1 − p)        logit(p) = log( p / (1 − p) ) = z = w·x + b</w:t>
+      </w:r>
+    </w:p>
+    <w:p>
+      <w:pPr>
+        <w:spacing w:after="120" w:line="276" w:lineRule="auto"/>
+      </w:pPr>
+      <w:r>
+        <w:t>Như vậy hồi quy logistic là tuyến tính theo LOG-ODDS. Diễn giải hệ số: khi đặc trưng xⱼ tăng 1 đơn vị, log-odds tăng wⱼ; tương đương odds được NHÂN với e^(wⱼ) (gọi là odds ratio). Hệ số dương → tăng xác suất lớp dương; hệ số âm → giảm.</w:t>
       </w:r>
     </w:p>
     <w:p>
       <w:pPr>
         <w:pStyle w:val="Heading1"/>
       </w:pPr>
-      <w:r>
-        <w:t xml:space="preserve">7. Hàm mất mát: Log-loss (Binary Cross-Entropy)</w:t>
-      </w:r>
-    </w:p>
-    <w:p>
-      <w:pPr>
-        <w:spacing w:after="120" w:line="276"/>
-      </w:pPr>
-      <w:r>
-        <w:t xml:space="preserve">Hồi quy logistic được huấn luyện bằng cách tối thiểu hóa Log-loss (entropy chéo nhị phân) cho mỗi mẫu:</w:t>
-      </w:r>
-    </w:p>
-    <w:p>
-      <w:pPr>
-        <w:shd w:fill="F2F2F2" w:val="clear"/>
-        <w:spacing w:after="120" w:before="80"/>
+      <w:bookmarkStart w:id="6" w:name="_Toc233117420"/>
+      <w:r>
+        <w:t>7. Hàm mất mát: Log-loss (Binary Cross-Entropy)</w:t>
+      </w:r>
+      <w:bookmarkEnd w:id="6"/>
+    </w:p>
+    <w:p>
+      <w:pPr>
+        <w:spacing w:after="120" w:line="276" w:lineRule="auto"/>
+      </w:pPr>
+      <w:r>
+        <w:t>Hồi quy logistic được huấn luyện bằng cách tối thiểu hóa Log-loss (entropy chéo nhị phân) cho mỗi mẫu:</w:t>
+      </w:r>
+    </w:p>
+    <w:p>
+      <w:pPr>
+        <w:shd w:val="clear" w:color="auto" w:fill="F2F2F2"/>
+        <w:spacing w:before="80" w:after="120"/>
         <w:jc w:val="center"/>
       </w:pPr>
       <w:r>
         <w:rPr>
-          <w:rFonts w:ascii="Cambria" w:cs="Cambria" w:eastAsia="Cambria" w:hAnsi="Cambria"/>
+          <w:rFonts w:ascii="Cambria" w:eastAsia="Cambria" w:hAnsi="Cambria" w:cs="Cambria"/>
           <w:i/>
           <w:iCs/>
           <w:sz w:val="26"/>
           <w:szCs w:val="26"/>
         </w:rPr>
-        <w:t xml:space="preserve">L = − [ y·log(p) + (1 − y)·log(1 − p) ]</w:t>
-      </w:r>
-    </w:p>
-    <w:p>
-      <w:pPr>
-        <w:spacing w:after="120" w:line="276"/>
-      </w:pPr>
-      <w:r>
-        <w:t xml:space="preserve">Hàm này phạt RẤT NẶNG khi mô hình dự đoán tự tin nhưng sai (ví dụ p = 0.99 nhưng y = 0).</w:t>
-      </w:r>
-    </w:p>
-    <w:p>
-      <w:pPr>
-        <w:spacing w:after="120" w:line="276"/>
+        <w:t>L = − [ y·log(p) + (1 − y)·log(1 − p) ]</w:t>
+      </w:r>
+    </w:p>
+    <w:p>
+      <w:pPr>
+        <w:spacing w:after="120" w:line="276" w:lineRule="auto"/>
+      </w:pPr>
+      <w:r>
+        <w:t>Hàm này phạt RẤT NẶNG khi mô hình dự đoán tự tin nhưng sai (ví dụ p = 0.99 nhưng y = 0).</w:t>
+      </w:r>
+    </w:p>
+    <w:p>
+      <w:pPr>
+        <w:spacing w:after="120" w:line="276" w:lineRule="auto"/>
       </w:pPr>
       <w:r>
         <w:rPr>
@@ -456,40 +1446,42 @@
         <w:t xml:space="preserve">Vì sao không dùng MSE? </w:t>
       </w:r>
       <w:r>
-        <w:t xml:space="preserve">Với sigmoid, hàm MSE trở nên KHÔNG LỒI (nhiều cực tiểu cục bộ) và gradient dễ bị triệt tiêu, khó tối ưu. Log-loss cho mặt mất mát lồi, hội tụ tốt và phù hợp với đầu ra xác suất (xuất phát từ ước lượng hợp lý cực đại - MLE).</w:t>
+        <w:t>Với sigmoid, hàm MSE trở nên KHÔNG LỒI (nhiều cực tiểu cục bộ) và gradient dễ bị triệt tiêu, khó tối ưu. Log-loss cho mặt mất mát lồi, hội tụ tốt và phù hợp với đầu ra xác suất (xuất phát từ ước lượng hợp lý cực đại - MLE).</w:t>
       </w:r>
     </w:p>
     <w:p>
       <w:pPr>
         <w:pStyle w:val="Heading1"/>
       </w:pPr>
-      <w:r>
-        <w:t xml:space="preserve">8. Huấn luyện bằng Gradient Descent</w:t>
-      </w:r>
-    </w:p>
-    <w:p>
-      <w:pPr>
-        <w:spacing w:after="120" w:line="276"/>
-      </w:pPr>
-      <w:r>
-        <w:t xml:space="preserve">Không có nghiệm giải tích như OLS; ta tối ưu bằng gradient descent. Một điểm đẹp: gradient của log-loss qua sigmoid có dạng rất gọn:</w:t>
-      </w:r>
-    </w:p>
-    <w:p>
-      <w:pPr>
-        <w:shd w:fill="F2F2F2" w:val="clear"/>
-        <w:spacing w:after="120" w:before="80"/>
+      <w:bookmarkStart w:id="7" w:name="_Toc233117421"/>
+      <w:r>
+        <w:t>8. Huấn luyện bằng Gradient Descent</w:t>
+      </w:r>
+      <w:bookmarkEnd w:id="7"/>
+    </w:p>
+    <w:p>
+      <w:pPr>
+        <w:spacing w:after="120" w:line="276" w:lineRule="auto"/>
+      </w:pPr>
+      <w:r>
+        <w:t>Không có nghiệm giải tích như OLS; ta tối ưu bằng gradient descent. Một điểm đẹp: gradient của log-loss qua sigmoid có dạng rất gọn:</w:t>
+      </w:r>
+    </w:p>
+    <w:p>
+      <w:pPr>
+        <w:shd w:val="clear" w:color="auto" w:fill="F2F2F2"/>
+        <w:spacing w:before="80" w:after="120"/>
         <w:jc w:val="center"/>
       </w:pPr>
       <w:r>
         <w:rPr>
-          <w:rFonts w:ascii="Cambria" w:cs="Cambria" w:eastAsia="Cambria" w:hAnsi="Cambria"/>
+          <w:rFonts w:ascii="Cambria" w:eastAsia="Cambria" w:hAnsi="Cambria" w:cs="Cambria"/>
           <w:i/>
           <w:iCs/>
           <w:sz w:val="26"/>
           <w:szCs w:val="26"/>
         </w:rPr>
-        <w:t xml:space="preserve">∂L/∂w = (p − y)·x        w ← w − η·(p − y)·x</w:t>
+        <w:t>∂L/∂w = (p − y)·x        w ← w − η·(p − y)·x</w:t>
       </w:r>
     </w:p>
     <w:p>
@@ -502,7 +1494,7 @@
         <w:spacing w:after="60"/>
       </w:pPr>
       <w:r>
-        <w:t xml:space="preserve">(p − y) là 'sai số' giữa xác suất dự đoán và nhãn thật.</w:t>
+        <w:t>(p − y) là 'sai số' giữa xác suất dự đoán và nhãn thật.</w:t>
       </w:r>
     </w:p>
     <w:p>
@@ -515,7 +1507,7 @@
         <w:spacing w:after="60"/>
       </w:pPr>
       <w:r>
-        <w:t xml:space="preserve">η là learning rate (tốc độ học).</w:t>
+        <w:t>η là learning rate (tốc độ học).</w:t>
       </w:r>
     </w:p>
     <w:p>
@@ -528,36 +1520,43 @@
         <w:spacing w:after="60"/>
       </w:pPr>
       <w:r>
-        <w:t xml:space="preserve">Nên chuẩn hóa đặc trưng để gradient descent hội tụ nhanh và ổn định.</w:t>
+        <w:t>Nên chuẩn hóa đặc trưng để gradient descent hội tụ nhanh và ổn định.</w:t>
       </w:r>
     </w:p>
     <w:p>
       <w:pPr>
         <w:pStyle w:val="Heading1"/>
       </w:pPr>
-      <w:r>
-        <w:t xml:space="preserve">9. Ví dụ minh họa</w:t>
-      </w:r>
-    </w:p>
-    <w:p>
-      <w:pPr>
-        <w:spacing w:after="120" w:line="276"/>
-      </w:pPr>
-      <w:r>
-        <w:t xml:space="preserve">Giả sử mô hình một biến: z = 1.2·x − 3, p = σ(z), ngưỡng 0.5.</w:t>
+      <w:bookmarkStart w:id="8" w:name="_Toc233117422"/>
+      <w:r>
+        <w:t>9. Ví dụ minh họa</w:t>
+      </w:r>
+      <w:bookmarkEnd w:id="8"/>
+    </w:p>
+    <w:p>
+      <w:pPr>
+        <w:spacing w:after="120" w:line="276" w:lineRule="auto"/>
+      </w:pPr>
+      <w:r>
+        <w:t>Giả sử mô hình một biến: z = 1.2·x − 3, p = σ(z), ngưỡng 0.5.</w:t>
       </w:r>
     </w:p>
     <w:tbl>
       <w:tblPr>
-        <w:tblW w:type="dxa" w:w="9360"/>
+        <w:tblW w:w="9360" w:type="dxa"/>
         <w:tblBorders>
-          <w:top w:val="single" w:color="auto" w:sz="4"/>
-          <w:left w:val="single" w:color="auto" w:sz="4"/>
-          <w:bottom w:val="single" w:color="auto" w:sz="4"/>
-          <w:right w:val="single" w:color="auto" w:sz="4"/>
-          <w:insideH w:val="single" w:color="auto" w:sz="4"/>
-          <w:insideV w:val="single" w:color="auto" w:sz="4"/>
+          <w:top w:val="single" w:sz="4" w:space="0" w:color="auto"/>
+          <w:left w:val="single" w:sz="4" w:space="0" w:color="auto"/>
+          <w:bottom w:val="single" w:sz="4" w:space="0" w:color="auto"/>
+          <w:right w:val="single" w:sz="4" w:space="0" w:color="auto"/>
+          <w:insideH w:val="single" w:sz="4" w:space="0" w:color="auto"/>
+          <w:insideV w:val="single" w:sz="4" w:space="0" w:color="auto"/>
         </w:tblBorders>
+        <w:tblCellMar>
+          <w:left w:w="10" w:type="dxa"/>
+          <w:right w:w="10" w:type="dxa"/>
+        </w:tblCellMar>
+        <w:tblLook w:val="0000" w:firstRow="0" w:lastRow="0" w:firstColumn="0" w:lastColumn="0" w:noHBand="0" w:noVBand="0"/>
       </w:tblPr>
       <w:tblGrid>
         <w:gridCol w:w="1400"/>
@@ -566,24 +1565,30 @@
         <w:gridCol w:w="2600"/>
       </w:tblGrid>
       <w:tr>
+        <w:tblPrEx>
+          <w:tblCellMar>
+            <w:top w:w="0" w:type="dxa"/>
+            <w:bottom w:w="0" w:type="dxa"/>
+          </w:tblCellMar>
+        </w:tblPrEx>
         <w:trPr>
           <w:tblHeader/>
         </w:trPr>
         <w:tc>
           <w:tcPr>
-            <w:tcW w:type="dxa" w:w="1400"/>
+            <w:tcW w:w="1400" w:type="dxa"/>
             <w:tcBorders>
-              <w:top w:val="single" w:color="BBBBBB" w:sz="1"/>
-              <w:left w:val="single" w:color="BBBBBB" w:sz="1"/>
-              <w:bottom w:val="single" w:color="BBBBBB" w:sz="1"/>
-              <w:right w:val="single" w:color="BBBBBB" w:sz="1"/>
+              <w:top w:val="single" w:sz="1" w:space="0" w:color="BBBBBB"/>
+              <w:left w:val="single" w:sz="1" w:space="0" w:color="BBBBBB"/>
+              <w:bottom w:val="single" w:sz="1" w:space="0" w:color="BBBBBB"/>
+              <w:right w:val="single" w:sz="1" w:space="0" w:color="BBBBBB"/>
             </w:tcBorders>
-            <w:shd w:fill="D9E2F3" w:val="clear"/>
+            <w:shd w:val="clear" w:color="auto" w:fill="D9E2F3"/>
             <w:tcMar>
-              <w:top w:type="dxa" w:w="70"/>
-              <w:left w:type="dxa" w:w="110"/>
-              <w:bottom w:type="dxa" w:w="70"/>
-              <w:right w:type="dxa" w:w="110"/>
+              <w:top w:w="70" w:type="dxa"/>
+              <w:left w:w="110" w:type="dxa"/>
+              <w:bottom w:w="70" w:type="dxa"/>
+              <w:right w:w="110" w:type="dxa"/>
             </w:tcMar>
           </w:tcPr>
           <w:p>
@@ -593,25 +1598,25 @@
                 <w:bCs/>
                 <w:color w:val="1F4E79"/>
               </w:rPr>
-              <w:t xml:space="preserve">x</w:t>
+              <w:t>x</w:t>
             </w:r>
           </w:p>
         </w:tc>
         <w:tc>
           <w:tcPr>
-            <w:tcW w:type="dxa" w:w="3000"/>
+            <w:tcW w:w="3000" w:type="dxa"/>
             <w:tcBorders>
-              <w:top w:val="single" w:color="BBBBBB" w:sz="1"/>
-              <w:left w:val="single" w:color="BBBBBB" w:sz="1"/>
-              <w:bottom w:val="single" w:color="BBBBBB" w:sz="1"/>
-              <w:right w:val="single" w:color="BBBBBB" w:sz="1"/>
+              <w:top w:val="single" w:sz="1" w:space="0" w:color="BBBBBB"/>
+              <w:left w:val="single" w:sz="1" w:space="0" w:color="BBBBBB"/>
+              <w:bottom w:val="single" w:sz="1" w:space="0" w:color="BBBBBB"/>
+              <w:right w:val="single" w:sz="1" w:space="0" w:color="BBBBBB"/>
             </w:tcBorders>
-            <w:shd w:fill="D9E2F3" w:val="clear"/>
+            <w:shd w:val="clear" w:color="auto" w:fill="D9E2F3"/>
             <w:tcMar>
-              <w:top w:type="dxa" w:w="70"/>
-              <w:left w:type="dxa" w:w="110"/>
-              <w:bottom w:type="dxa" w:w="70"/>
-              <w:right w:type="dxa" w:w="110"/>
+              <w:top w:w="70" w:type="dxa"/>
+              <w:left w:w="110" w:type="dxa"/>
+              <w:bottom w:w="70" w:type="dxa"/>
+              <w:right w:w="110" w:type="dxa"/>
             </w:tcMar>
           </w:tcPr>
           <w:p>
@@ -621,25 +1626,25 @@
                 <w:bCs/>
                 <w:color w:val="1F4E79"/>
               </w:rPr>
-              <w:t xml:space="preserve">z = 1.2x − 3</w:t>
+              <w:t>z = 1.2x − 3</w:t>
             </w:r>
           </w:p>
         </w:tc>
         <w:tc>
           <w:tcPr>
-            <w:tcW w:type="dxa" w:w="2360"/>
+            <w:tcW w:w="2360" w:type="dxa"/>
             <w:tcBorders>
-              <w:top w:val="single" w:color="BBBBBB" w:sz="1"/>
-              <w:left w:val="single" w:color="BBBBBB" w:sz="1"/>
-              <w:bottom w:val="single" w:color="BBBBBB" w:sz="1"/>
-              <w:right w:val="single" w:color="BBBBBB" w:sz="1"/>
+              <w:top w:val="single" w:sz="1" w:space="0" w:color="BBBBBB"/>
+              <w:left w:val="single" w:sz="1" w:space="0" w:color="BBBBBB"/>
+              <w:bottom w:val="single" w:sz="1" w:space="0" w:color="BBBBBB"/>
+              <w:right w:val="single" w:sz="1" w:space="0" w:color="BBBBBB"/>
             </w:tcBorders>
-            <w:shd w:fill="D9E2F3" w:val="clear"/>
+            <w:shd w:val="clear" w:color="auto" w:fill="D9E2F3"/>
             <w:tcMar>
-              <w:top w:type="dxa" w:w="70"/>
-              <w:left w:type="dxa" w:w="110"/>
-              <w:bottom w:type="dxa" w:w="70"/>
-              <w:right w:type="dxa" w:w="110"/>
+              <w:top w:w="70" w:type="dxa"/>
+              <w:left w:w="110" w:type="dxa"/>
+              <w:bottom w:w="70" w:type="dxa"/>
+              <w:right w:w="110" w:type="dxa"/>
             </w:tcMar>
           </w:tcPr>
           <w:p>
@@ -649,25 +1654,25 @@
                 <w:bCs/>
                 <w:color w:val="1F4E79"/>
               </w:rPr>
-              <w:t xml:space="preserve">p = σ(z)</w:t>
+              <w:t>p = σ(z)</w:t>
             </w:r>
           </w:p>
         </w:tc>
         <w:tc>
           <w:tcPr>
-            <w:tcW w:type="dxa" w:w="2600"/>
+            <w:tcW w:w="2600" w:type="dxa"/>
             <w:tcBorders>
-              <w:top w:val="single" w:color="BBBBBB" w:sz="1"/>
-              <w:left w:val="single" w:color="BBBBBB" w:sz="1"/>
-              <w:bottom w:val="single" w:color="BBBBBB" w:sz="1"/>
-              <w:right w:val="single" w:color="BBBBBB" w:sz="1"/>
+              <w:top w:val="single" w:sz="1" w:space="0" w:color="BBBBBB"/>
+              <w:left w:val="single" w:sz="1" w:space="0" w:color="BBBBBB"/>
+              <w:bottom w:val="single" w:sz="1" w:space="0" w:color="BBBBBB"/>
+              <w:right w:val="single" w:sz="1" w:space="0" w:color="BBBBBB"/>
             </w:tcBorders>
-            <w:shd w:fill="D9E2F3" w:val="clear"/>
+            <w:shd w:val="clear" w:color="auto" w:fill="D9E2F3"/>
             <w:tcMar>
-              <w:top w:type="dxa" w:w="70"/>
-              <w:left w:type="dxa" w:w="110"/>
-              <w:bottom w:type="dxa" w:w="70"/>
-              <w:right w:type="dxa" w:w="110"/>
+              <w:top w:w="70" w:type="dxa"/>
+              <w:left w:w="110" w:type="dxa"/>
+              <w:bottom w:w="70" w:type="dxa"/>
+              <w:right w:w="110" w:type="dxa"/>
             </w:tcMar>
           </w:tcPr>
           <w:p>
@@ -677,349 +1682,343 @@
                 <w:bCs/>
                 <w:color w:val="1F4E79"/>
               </w:rPr>
-              <w:t xml:space="preserve">Dự đoán (ngưỡng 0.5)</w:t>
+              <w:t>Dự đoán (ngưỡng 0.5)</w:t>
             </w:r>
           </w:p>
         </w:tc>
       </w:tr>
       <w:tr>
+        <w:tblPrEx>
+          <w:tblCellMar>
+            <w:top w:w="0" w:type="dxa"/>
+            <w:bottom w:w="0" w:type="dxa"/>
+          </w:tblCellMar>
+        </w:tblPrEx>
         <w:tc>
           <w:tcPr>
-            <w:tcW w:type="dxa" w:w="1400"/>
+            <w:tcW w:w="1400" w:type="dxa"/>
             <w:tcBorders>
-              <w:top w:val="single" w:color="BBBBBB" w:sz="1"/>
-              <w:left w:val="single" w:color="BBBBBB" w:sz="1"/>
-              <w:bottom w:val="single" w:color="BBBBBB" w:sz="1"/>
-              <w:right w:val="single" w:color="BBBBBB" w:sz="1"/>
+              <w:top w:val="single" w:sz="1" w:space="0" w:color="BBBBBB"/>
+              <w:left w:val="single" w:sz="1" w:space="0" w:color="BBBBBB"/>
+              <w:bottom w:val="single" w:sz="1" w:space="0" w:color="BBBBBB"/>
+              <w:right w:val="single" w:sz="1" w:space="0" w:color="BBBBBB"/>
             </w:tcBorders>
-            <w:shd w:fill="FFFFFF" w:val="clear"/>
+            <w:shd w:val="clear" w:color="auto" w:fill="FFFFFF"/>
             <w:tcMar>
-              <w:top w:type="dxa" w:w="70"/>
-              <w:left w:type="dxa" w:w="110"/>
-              <w:bottom w:type="dxa" w:w="70"/>
-              <w:right w:type="dxa" w:w="110"/>
+              <w:top w:w="70" w:type="dxa"/>
+              <w:left w:w="110" w:type="dxa"/>
+              <w:bottom w:w="70" w:type="dxa"/>
+              <w:right w:w="110" w:type="dxa"/>
             </w:tcMar>
           </w:tcPr>
           <w:p>
             <w:r>
               <w:rPr>
-                <w:b w:val="false"/>
-                <w:bCs w:val="false"/>
                 <w:color w:val="000000"/>
               </w:rPr>
-              <w:t xml:space="preserve">2</w:t>
+              <w:t>2</w:t>
             </w:r>
           </w:p>
         </w:tc>
         <w:tc>
           <w:tcPr>
-            <w:tcW w:type="dxa" w:w="3000"/>
+            <w:tcW w:w="3000" w:type="dxa"/>
             <w:tcBorders>
-              <w:top w:val="single" w:color="BBBBBB" w:sz="1"/>
-              <w:left w:val="single" w:color="BBBBBB" w:sz="1"/>
-              <w:bottom w:val="single" w:color="BBBBBB" w:sz="1"/>
-              <w:right w:val="single" w:color="BBBBBB" w:sz="1"/>
+              <w:top w:val="single" w:sz="1" w:space="0" w:color="BBBBBB"/>
+              <w:left w:val="single" w:sz="1" w:space="0" w:color="BBBBBB"/>
+              <w:bottom w:val="single" w:sz="1" w:space="0" w:color="BBBBBB"/>
+              <w:right w:val="single" w:sz="1" w:space="0" w:color="BBBBBB"/>
             </w:tcBorders>
-            <w:shd w:fill="FFFFFF" w:val="clear"/>
+            <w:shd w:val="clear" w:color="auto" w:fill="FFFFFF"/>
             <w:tcMar>
-              <w:top w:type="dxa" w:w="70"/>
-              <w:left w:type="dxa" w:w="110"/>
-              <w:bottom w:type="dxa" w:w="70"/>
-              <w:right w:type="dxa" w:w="110"/>
+              <w:top w:w="70" w:type="dxa"/>
+              <w:left w:w="110" w:type="dxa"/>
+              <w:bottom w:w="70" w:type="dxa"/>
+              <w:right w:w="110" w:type="dxa"/>
             </w:tcMar>
           </w:tcPr>
           <w:p>
             <w:r>
               <w:rPr>
-                <w:b w:val="false"/>
-                <w:bCs w:val="false"/>
                 <w:color w:val="000000"/>
               </w:rPr>
-              <w:t xml:space="preserve">−0.6</w:t>
+              <w:t>−0.6</w:t>
             </w:r>
           </w:p>
         </w:tc>
         <w:tc>
           <w:tcPr>
-            <w:tcW w:type="dxa" w:w="2360"/>
+            <w:tcW w:w="2360" w:type="dxa"/>
             <w:tcBorders>
-              <w:top w:val="single" w:color="BBBBBB" w:sz="1"/>
-              <w:left w:val="single" w:color="BBBBBB" w:sz="1"/>
-              <w:bottom w:val="single" w:color="BBBBBB" w:sz="1"/>
-              <w:right w:val="single" w:color="BBBBBB" w:sz="1"/>
+              <w:top w:val="single" w:sz="1" w:space="0" w:color="BBBBBB"/>
+              <w:left w:val="single" w:sz="1" w:space="0" w:color="BBBBBB"/>
+              <w:bottom w:val="single" w:sz="1" w:space="0" w:color="BBBBBB"/>
+              <w:right w:val="single" w:sz="1" w:space="0" w:color="BBBBBB"/>
             </w:tcBorders>
-            <w:shd w:fill="FFFFFF" w:val="clear"/>
+            <w:shd w:val="clear" w:color="auto" w:fill="FFFFFF"/>
             <w:tcMar>
-              <w:top w:type="dxa" w:w="70"/>
-              <w:left w:type="dxa" w:w="110"/>
-              <w:bottom w:type="dxa" w:w="70"/>
-              <w:right w:type="dxa" w:w="110"/>
+              <w:top w:w="70" w:type="dxa"/>
+              <w:left w:w="110" w:type="dxa"/>
+              <w:bottom w:w="70" w:type="dxa"/>
+              <w:right w:w="110" w:type="dxa"/>
             </w:tcMar>
           </w:tcPr>
           <w:p>
             <w:r>
               <w:rPr>
-                <w:b w:val="false"/>
-                <w:bCs w:val="false"/>
                 <w:color w:val="000000"/>
               </w:rPr>
-              <w:t xml:space="preserve">≈ 0.354</w:t>
+              <w:t>≈ 0.354</w:t>
             </w:r>
           </w:p>
         </w:tc>
         <w:tc>
           <w:tcPr>
-            <w:tcW w:type="dxa" w:w="2600"/>
+            <w:tcW w:w="2600" w:type="dxa"/>
             <w:tcBorders>
-              <w:top w:val="single" w:color="BBBBBB" w:sz="1"/>
-              <w:left w:val="single" w:color="BBBBBB" w:sz="1"/>
-              <w:bottom w:val="single" w:color="BBBBBB" w:sz="1"/>
-              <w:right w:val="single" w:color="BBBBBB" w:sz="1"/>
+              <w:top w:val="single" w:sz="1" w:space="0" w:color="BBBBBB"/>
+              <w:left w:val="single" w:sz="1" w:space="0" w:color="BBBBBB"/>
+              <w:bottom w:val="single" w:sz="1" w:space="0" w:color="BBBBBB"/>
+              <w:right w:val="single" w:sz="1" w:space="0" w:color="BBBBBB"/>
             </w:tcBorders>
-            <w:shd w:fill="FFFFFF" w:val="clear"/>
+            <w:shd w:val="clear" w:color="auto" w:fill="FFFFFF"/>
             <w:tcMar>
-              <w:top w:type="dxa" w:w="70"/>
-              <w:left w:type="dxa" w:w="110"/>
-              <w:bottom w:type="dxa" w:w="70"/>
-              <w:right w:type="dxa" w:w="110"/>
+              <w:top w:w="70" w:type="dxa"/>
+              <w:left w:w="110" w:type="dxa"/>
+              <w:bottom w:w="70" w:type="dxa"/>
+              <w:right w:w="110" w:type="dxa"/>
             </w:tcMar>
           </w:tcPr>
           <w:p>
             <w:r>
               <w:rPr>
-                <w:b w:val="false"/>
-                <w:bCs w:val="false"/>
                 <w:color w:val="000000"/>
               </w:rPr>
-              <w:t xml:space="preserve">Lớp 0 (âm)</w:t>
+              <w:t>Lớp 0 (âm)</w:t>
             </w:r>
           </w:p>
         </w:tc>
       </w:tr>
       <w:tr>
+        <w:tblPrEx>
+          <w:tblCellMar>
+            <w:top w:w="0" w:type="dxa"/>
+            <w:bottom w:w="0" w:type="dxa"/>
+          </w:tblCellMar>
+        </w:tblPrEx>
         <w:tc>
           <w:tcPr>
-            <w:tcW w:type="dxa" w:w="1400"/>
+            <w:tcW w:w="1400" w:type="dxa"/>
             <w:tcBorders>
-              <w:top w:val="single" w:color="BBBBBB" w:sz="1"/>
-              <w:left w:val="single" w:color="BBBBBB" w:sz="1"/>
-              <w:bottom w:val="single" w:color="BBBBBB" w:sz="1"/>
-              <w:right w:val="single" w:color="BBBBBB" w:sz="1"/>
+              <w:top w:val="single" w:sz="1" w:space="0" w:color="BBBBBB"/>
+              <w:left w:val="single" w:sz="1" w:space="0" w:color="BBBBBB"/>
+              <w:bottom w:val="single" w:sz="1" w:space="0" w:color="BBBBBB"/>
+              <w:right w:val="single" w:sz="1" w:space="0" w:color="BBBBBB"/>
             </w:tcBorders>
-            <w:shd w:fill="FFFFFF" w:val="clear"/>
+            <w:shd w:val="clear" w:color="auto" w:fill="FFFFFF"/>
             <w:tcMar>
-              <w:top w:type="dxa" w:w="70"/>
-              <w:left w:type="dxa" w:w="110"/>
-              <w:bottom w:type="dxa" w:w="70"/>
-              <w:right w:type="dxa" w:w="110"/>
+              <w:top w:w="70" w:type="dxa"/>
+              <w:left w:w="110" w:type="dxa"/>
+              <w:bottom w:w="70" w:type="dxa"/>
+              <w:right w:w="110" w:type="dxa"/>
             </w:tcMar>
           </w:tcPr>
           <w:p>
             <w:r>
               <w:rPr>
-                <w:b w:val="false"/>
-                <w:bCs w:val="false"/>
                 <w:color w:val="000000"/>
               </w:rPr>
-              <w:t xml:space="preserve">2.5</w:t>
+              <w:t>2.5</w:t>
             </w:r>
           </w:p>
         </w:tc>
         <w:tc>
           <w:tcPr>
-            <w:tcW w:type="dxa" w:w="3000"/>
+            <w:tcW w:w="3000" w:type="dxa"/>
             <w:tcBorders>
-              <w:top w:val="single" w:color="BBBBBB" w:sz="1"/>
-              <w:left w:val="single" w:color="BBBBBB" w:sz="1"/>
-              <w:bottom w:val="single" w:color="BBBBBB" w:sz="1"/>
-              <w:right w:val="single" w:color="BBBBBB" w:sz="1"/>
+              <w:top w:val="single" w:sz="1" w:space="0" w:color="BBBBBB"/>
+              <w:left w:val="single" w:sz="1" w:space="0" w:color="BBBBBB"/>
+              <w:bottom w:val="single" w:sz="1" w:space="0" w:color="BBBBBB"/>
+              <w:right w:val="single" w:sz="1" w:space="0" w:color="BBBBBB"/>
             </w:tcBorders>
-            <w:shd w:fill="FFFFFF" w:val="clear"/>
+            <w:shd w:val="clear" w:color="auto" w:fill="FFFFFF"/>
             <w:tcMar>
-              <w:top w:type="dxa" w:w="70"/>
-              <w:left w:type="dxa" w:w="110"/>
-              <w:bottom w:type="dxa" w:w="70"/>
-              <w:right w:type="dxa" w:w="110"/>
+              <w:top w:w="70" w:type="dxa"/>
+              <w:left w:w="110" w:type="dxa"/>
+              <w:bottom w:w="70" w:type="dxa"/>
+              <w:right w:w="110" w:type="dxa"/>
             </w:tcMar>
           </w:tcPr>
           <w:p>
             <w:r>
               <w:rPr>
-                <w:b w:val="false"/>
-                <w:bCs w:val="false"/>
                 <w:color w:val="000000"/>
               </w:rPr>
-              <w:t xml:space="preserve">0.0</w:t>
+              <w:t>0.0</w:t>
             </w:r>
           </w:p>
         </w:tc>
         <w:tc>
           <w:tcPr>
-            <w:tcW w:type="dxa" w:w="2360"/>
+            <w:tcW w:w="2360" w:type="dxa"/>
             <w:tcBorders>
-              <w:top w:val="single" w:color="BBBBBB" w:sz="1"/>
-              <w:left w:val="single" w:color="BBBBBB" w:sz="1"/>
-              <w:bottom w:val="single" w:color="BBBBBB" w:sz="1"/>
-              <w:right w:val="single" w:color="BBBBBB" w:sz="1"/>
+              <w:top w:val="single" w:sz="1" w:space="0" w:color="BBBBBB"/>
+              <w:left w:val="single" w:sz="1" w:space="0" w:color="BBBBBB"/>
+              <w:bottom w:val="single" w:sz="1" w:space="0" w:color="BBBBBB"/>
+              <w:right w:val="single" w:sz="1" w:space="0" w:color="BBBBBB"/>
             </w:tcBorders>
-            <w:shd w:fill="FFFFFF" w:val="clear"/>
+            <w:shd w:val="clear" w:color="auto" w:fill="FFFFFF"/>
             <w:tcMar>
-              <w:top w:type="dxa" w:w="70"/>
-              <w:left w:type="dxa" w:w="110"/>
-              <w:bottom w:type="dxa" w:w="70"/>
-              <w:right w:type="dxa" w:w="110"/>
+              <w:top w:w="70" w:type="dxa"/>
+              <w:left w:w="110" w:type="dxa"/>
+              <w:bottom w:w="70" w:type="dxa"/>
+              <w:right w:w="110" w:type="dxa"/>
             </w:tcMar>
           </w:tcPr>
           <w:p>
             <w:r>
               <w:rPr>
-                <w:b w:val="false"/>
-                <w:bCs w:val="false"/>
                 <w:color w:val="000000"/>
               </w:rPr>
-              <w:t xml:space="preserve">0.5</w:t>
+              <w:t>0.5</w:t>
             </w:r>
           </w:p>
         </w:tc>
         <w:tc>
           <w:tcPr>
-            <w:tcW w:type="dxa" w:w="2600"/>
+            <w:tcW w:w="2600" w:type="dxa"/>
             <w:tcBorders>
-              <w:top w:val="single" w:color="BBBBBB" w:sz="1"/>
-              <w:left w:val="single" w:color="BBBBBB" w:sz="1"/>
-              <w:bottom w:val="single" w:color="BBBBBB" w:sz="1"/>
-              <w:right w:val="single" w:color="BBBBBB" w:sz="1"/>
+              <w:top w:val="single" w:sz="1" w:space="0" w:color="BBBBBB"/>
+              <w:left w:val="single" w:sz="1" w:space="0" w:color="BBBBBB"/>
+              <w:bottom w:val="single" w:sz="1" w:space="0" w:color="BBBBBB"/>
+              <w:right w:val="single" w:sz="1" w:space="0" w:color="BBBBBB"/>
             </w:tcBorders>
-            <w:shd w:fill="FFFFFF" w:val="clear"/>
+            <w:shd w:val="clear" w:color="auto" w:fill="FFFFFF"/>
             <w:tcMar>
-              <w:top w:type="dxa" w:w="70"/>
-              <w:left w:type="dxa" w:w="110"/>
-              <w:bottom w:type="dxa" w:w="70"/>
-              <w:right w:type="dxa" w:w="110"/>
+              <w:top w:w="70" w:type="dxa"/>
+              <w:left w:w="110" w:type="dxa"/>
+              <w:bottom w:w="70" w:type="dxa"/>
+              <w:right w:w="110" w:type="dxa"/>
             </w:tcMar>
           </w:tcPr>
           <w:p>
             <w:r>
               <w:rPr>
-                <w:b w:val="false"/>
-                <w:bCs w:val="false"/>
                 <w:color w:val="000000"/>
               </w:rPr>
-              <w:t xml:space="preserve">Ranh giới</w:t>
+              <w:t>Ranh giới</w:t>
             </w:r>
           </w:p>
         </w:tc>
       </w:tr>
       <w:tr>
+        <w:tblPrEx>
+          <w:tblCellMar>
+            <w:top w:w="0" w:type="dxa"/>
+            <w:bottom w:w="0" w:type="dxa"/>
+          </w:tblCellMar>
+        </w:tblPrEx>
         <w:tc>
           <w:tcPr>
-            <w:tcW w:type="dxa" w:w="1400"/>
+            <w:tcW w:w="1400" w:type="dxa"/>
             <w:tcBorders>
-              <w:top w:val="single" w:color="BBBBBB" w:sz="1"/>
-              <w:left w:val="single" w:color="BBBBBB" w:sz="1"/>
-              <w:bottom w:val="single" w:color="BBBBBB" w:sz="1"/>
-              <w:right w:val="single" w:color="BBBBBB" w:sz="1"/>
+              <w:top w:val="single" w:sz="1" w:space="0" w:color="BBBBBB"/>
+              <w:left w:val="single" w:sz="1" w:space="0" w:color="BBBBBB"/>
+              <w:bottom w:val="single" w:sz="1" w:space="0" w:color="BBBBBB"/>
+              <w:right w:val="single" w:sz="1" w:space="0" w:color="BBBBBB"/>
             </w:tcBorders>
-            <w:shd w:fill="FFFFFF" w:val="clear"/>
+            <w:shd w:val="clear" w:color="auto" w:fill="FFFFFF"/>
             <w:tcMar>
-              <w:top w:type="dxa" w:w="70"/>
-              <w:left w:type="dxa" w:w="110"/>
-              <w:bottom w:type="dxa" w:w="70"/>
-              <w:right w:type="dxa" w:w="110"/>
+              <w:top w:w="70" w:type="dxa"/>
+              <w:left w:w="110" w:type="dxa"/>
+              <w:bottom w:w="70" w:type="dxa"/>
+              <w:right w:w="110" w:type="dxa"/>
             </w:tcMar>
           </w:tcPr>
           <w:p>
             <w:r>
               <w:rPr>
-                <w:b w:val="false"/>
-                <w:bCs w:val="false"/>
                 <w:color w:val="000000"/>
               </w:rPr>
-              <w:t xml:space="preserve">3</w:t>
+              <w:t>3</w:t>
             </w:r>
           </w:p>
         </w:tc>
         <w:tc>
           <w:tcPr>
-            <w:tcW w:type="dxa" w:w="3000"/>
+            <w:tcW w:w="3000" w:type="dxa"/>
             <w:tcBorders>
-              <w:top w:val="single" w:color="BBBBBB" w:sz="1"/>
-              <w:left w:val="single" w:color="BBBBBB" w:sz="1"/>
-              <w:bottom w:val="single" w:color="BBBBBB" w:sz="1"/>
-              <w:right w:val="single" w:color="BBBBBB" w:sz="1"/>
+              <w:top w:val="single" w:sz="1" w:space="0" w:color="BBBBBB"/>
+              <w:left w:val="single" w:sz="1" w:space="0" w:color="BBBBBB"/>
+              <w:bottom w:val="single" w:sz="1" w:space="0" w:color="BBBBBB"/>
+              <w:right w:val="single" w:sz="1" w:space="0" w:color="BBBBBB"/>
             </w:tcBorders>
-            <w:shd w:fill="FFFFFF" w:val="clear"/>
+            <w:shd w:val="clear" w:color="auto" w:fill="FFFFFF"/>
             <w:tcMar>
-              <w:top w:type="dxa" w:w="70"/>
-              <w:left w:type="dxa" w:w="110"/>
-              <w:bottom w:type="dxa" w:w="70"/>
-              <w:right w:type="dxa" w:w="110"/>
+              <w:top w:w="70" w:type="dxa"/>
+              <w:left w:w="110" w:type="dxa"/>
+              <w:bottom w:w="70" w:type="dxa"/>
+              <w:right w:w="110" w:type="dxa"/>
             </w:tcMar>
           </w:tcPr>
           <w:p>
             <w:r>
               <w:rPr>
-                <w:b w:val="false"/>
-                <w:bCs w:val="false"/>
                 <w:color w:val="000000"/>
               </w:rPr>
-              <w:t xml:space="preserve">0.6</w:t>
+              <w:t>0.6</w:t>
             </w:r>
           </w:p>
         </w:tc>
         <w:tc>
           <w:tcPr>
-            <w:tcW w:type="dxa" w:w="2360"/>
+            <w:tcW w:w="2360" w:type="dxa"/>
             <w:tcBorders>
-              <w:top w:val="single" w:color="BBBBBB" w:sz="1"/>
-              <w:left w:val="single" w:color="BBBBBB" w:sz="1"/>
-              <w:bottom w:val="single" w:color="BBBBBB" w:sz="1"/>
-              <w:right w:val="single" w:color="BBBBBB" w:sz="1"/>
+              <w:top w:val="single" w:sz="1" w:space="0" w:color="BBBBBB"/>
+              <w:left w:val="single" w:sz="1" w:space="0" w:color="BBBBBB"/>
+              <w:bottom w:val="single" w:sz="1" w:space="0" w:color="BBBBBB"/>
+              <w:right w:val="single" w:sz="1" w:space="0" w:color="BBBBBB"/>
             </w:tcBorders>
-            <w:shd w:fill="FFFFFF" w:val="clear"/>
+            <w:shd w:val="clear" w:color="auto" w:fill="FFFFFF"/>
             <w:tcMar>
-              <w:top w:type="dxa" w:w="70"/>
-              <w:left w:type="dxa" w:w="110"/>
-              <w:bottom w:type="dxa" w:w="70"/>
-              <w:right w:type="dxa" w:w="110"/>
+              <w:top w:w="70" w:type="dxa"/>
+              <w:left w:w="110" w:type="dxa"/>
+              <w:bottom w:w="70" w:type="dxa"/>
+              <w:right w:w="110" w:type="dxa"/>
             </w:tcMar>
           </w:tcPr>
           <w:p>
             <w:r>
               <w:rPr>
-                <w:b w:val="false"/>
-                <w:bCs w:val="false"/>
                 <w:color w:val="000000"/>
               </w:rPr>
-              <w:t xml:space="preserve">≈ 0.646</w:t>
+              <w:t>≈ 0.646</w:t>
             </w:r>
           </w:p>
         </w:tc>
         <w:tc>
           <w:tcPr>
-            <w:tcW w:type="dxa" w:w="2600"/>
+            <w:tcW w:w="2600" w:type="dxa"/>
             <w:tcBorders>
-              <w:top w:val="single" w:color="BBBBBB" w:sz="1"/>
-              <w:left w:val="single" w:color="BBBBBB" w:sz="1"/>
-              <w:bottom w:val="single" w:color="BBBBBB" w:sz="1"/>
-              <w:right w:val="single" w:color="BBBBBB" w:sz="1"/>
+              <w:top w:val="single" w:sz="1" w:space="0" w:color="BBBBBB"/>
+              <w:left w:val="single" w:sz="1" w:space="0" w:color="BBBBBB"/>
+              <w:bottom w:val="single" w:sz="1" w:space="0" w:color="BBBBBB"/>
+              <w:right w:val="single" w:sz="1" w:space="0" w:color="BBBBBB"/>
             </w:tcBorders>
-            <w:shd w:fill="FFFFFF" w:val="clear"/>
+            <w:shd w:val="clear" w:color="auto" w:fill="FFFFFF"/>
             <w:tcMar>
-              <w:top w:type="dxa" w:w="70"/>
-              <w:left w:type="dxa" w:w="110"/>
-              <w:bottom w:type="dxa" w:w="70"/>
-              <w:right w:type="dxa" w:w="110"/>
+              <w:top w:w="70" w:type="dxa"/>
+              <w:left w:w="110" w:type="dxa"/>
+              <w:bottom w:w="70" w:type="dxa"/>
+              <w:right w:w="110" w:type="dxa"/>
             </w:tcMar>
           </w:tcPr>
           <w:p>
             <w:r>
               <w:rPr>
-                <w:b w:val="false"/>
-                <w:bCs w:val="false"/>
                 <w:color w:val="000000"/>
               </w:rPr>
-              <w:t xml:space="preserve">Lớp 1 (dương)</w:t>
+              <w:t>Lớp 1 (dương)</w:t>
             </w:r>
           </w:p>
         </w:tc>
@@ -1027,39 +2026,47 @@
     </w:tbl>
     <w:p>
       <w:pPr>
-        <w:spacing w:after="120" w:line="276"/>
-      </w:pPr>
-      <w:r>
-        <w:t xml:space="preserve">Nhận xét: ranh giới quyết định là x = 2.5 (nơi z = 0, p = 0.5). x càng lớn, xác suất thuộc lớp dương càng cao.</w:t>
+        <w:spacing w:after="120" w:line="276" w:lineRule="auto"/>
+      </w:pPr>
+      <w:r>
+        <w:t>Nhận xét: ranh giới quyết định là x = 2.5 (nơi z = 0, p = 0.5). x càng lớn, xác suất thuộc lớp dương càng cao.</w:t>
       </w:r>
     </w:p>
     <w:p>
       <w:pPr>
         <w:pStyle w:val="Heading1"/>
       </w:pPr>
-      <w:r>
-        <w:t xml:space="preserve">10. Đánh giá mô hình phân loại</w:t>
-      </w:r>
-    </w:p>
-    <w:p>
-      <w:pPr>
-        <w:spacing w:after="120" w:line="276"/>
-      </w:pPr>
-      <w:r>
-        <w:t xml:space="preserve">Dùng ma trận nhầm lẫn (confusion matrix) với TP, FP, FN, TN để tính các chỉ số:</w:t>
+      <w:bookmarkStart w:id="9" w:name="_Toc233117423"/>
+      <w:r>
+        <w:lastRenderedPageBreak/>
+        <w:t>10. Đánh giá mô hình phân loại</w:t>
+      </w:r>
+      <w:bookmarkEnd w:id="9"/>
+    </w:p>
+    <w:p>
+      <w:pPr>
+        <w:spacing w:after="120" w:line="276" w:lineRule="auto"/>
+      </w:pPr>
+      <w:r>
+        <w:t>Dùng ma trận nhầm lẫn (confusion matrix) với TP, FP, FN, TN để tính các chỉ số:</w:t>
       </w:r>
     </w:p>
     <w:tbl>
       <w:tblPr>
-        <w:tblW w:type="dxa" w:w="9360"/>
+        <w:tblW w:w="9360" w:type="dxa"/>
         <w:tblBorders>
-          <w:top w:val="single" w:color="auto" w:sz="4"/>
-          <w:left w:val="single" w:color="auto" w:sz="4"/>
-          <w:bottom w:val="single" w:color="auto" w:sz="4"/>
-          <w:right w:val="single" w:color="auto" w:sz="4"/>
-          <w:insideH w:val="single" w:color="auto" w:sz="4"/>
-          <w:insideV w:val="single" w:color="auto" w:sz="4"/>
+          <w:top w:val="single" w:sz="4" w:space="0" w:color="auto"/>
+          <w:left w:val="single" w:sz="4" w:space="0" w:color="auto"/>
+          <w:bottom w:val="single" w:sz="4" w:space="0" w:color="auto"/>
+          <w:right w:val="single" w:sz="4" w:space="0" w:color="auto"/>
+          <w:insideH w:val="single" w:sz="4" w:space="0" w:color="auto"/>
+          <w:insideV w:val="single" w:sz="4" w:space="0" w:color="auto"/>
         </w:tblBorders>
+        <w:tblCellMar>
+          <w:left w:w="10" w:type="dxa"/>
+          <w:right w:w="10" w:type="dxa"/>
+        </w:tblCellMar>
+        <w:tblLook w:val="0000" w:firstRow="0" w:lastRow="0" w:firstColumn="0" w:lastColumn="0" w:noHBand="0" w:noVBand="0"/>
       </w:tblPr>
       <w:tblGrid>
         <w:gridCol w:w="2300"/>
@@ -1067,24 +2074,30 @@
         <w:gridCol w:w="4460"/>
       </w:tblGrid>
       <w:tr>
+        <w:tblPrEx>
+          <w:tblCellMar>
+            <w:top w:w="0" w:type="dxa"/>
+            <w:bottom w:w="0" w:type="dxa"/>
+          </w:tblCellMar>
+        </w:tblPrEx>
         <w:trPr>
           <w:tblHeader/>
         </w:trPr>
         <w:tc>
           <w:tcPr>
-            <w:tcW w:type="dxa" w:w="2300"/>
+            <w:tcW w:w="2300" w:type="dxa"/>
             <w:tcBorders>
-              <w:top w:val="single" w:color="BBBBBB" w:sz="1"/>
-              <w:left w:val="single" w:color="BBBBBB" w:sz="1"/>
-              <w:bottom w:val="single" w:color="BBBBBB" w:sz="1"/>
-              <w:right w:val="single" w:color="BBBBBB" w:sz="1"/>
+              <w:top w:val="single" w:sz="1" w:space="0" w:color="BBBBBB"/>
+              <w:left w:val="single" w:sz="1" w:space="0" w:color="BBBBBB"/>
+              <w:bottom w:val="single" w:sz="1" w:space="0" w:color="BBBBBB"/>
+              <w:right w:val="single" w:sz="1" w:space="0" w:color="BBBBBB"/>
             </w:tcBorders>
-            <w:shd w:fill="D9E2F3" w:val="clear"/>
+            <w:shd w:val="clear" w:color="auto" w:fill="D9E2F3"/>
             <w:tcMar>
-              <w:top w:type="dxa" w:w="70"/>
-              <w:left w:type="dxa" w:w="110"/>
-              <w:bottom w:type="dxa" w:w="70"/>
-              <w:right w:type="dxa" w:w="110"/>
+              <w:top w:w="70" w:type="dxa"/>
+              <w:left w:w="110" w:type="dxa"/>
+              <w:bottom w:w="70" w:type="dxa"/>
+              <w:right w:w="110" w:type="dxa"/>
             </w:tcMar>
           </w:tcPr>
           <w:p>
@@ -1094,25 +2107,25 @@
                 <w:bCs/>
                 <w:color w:val="1F4E79"/>
               </w:rPr>
-              <w:t xml:space="preserve">Chỉ số</w:t>
+              <w:t>Chỉ số</w:t>
             </w:r>
           </w:p>
         </w:tc>
         <w:tc>
           <w:tcPr>
-            <w:tcW w:type="dxa" w:w="2600"/>
+            <w:tcW w:w="2600" w:type="dxa"/>
             <w:tcBorders>
-              <w:top w:val="single" w:color="BBBBBB" w:sz="1"/>
-              <w:left w:val="single" w:color="BBBBBB" w:sz="1"/>
-              <w:bottom w:val="single" w:color="BBBBBB" w:sz="1"/>
-              <w:right w:val="single" w:color="BBBBBB" w:sz="1"/>
+              <w:top w:val="single" w:sz="1" w:space="0" w:color="BBBBBB"/>
+              <w:left w:val="single" w:sz="1" w:space="0" w:color="BBBBBB"/>
+              <w:bottom w:val="single" w:sz="1" w:space="0" w:color="BBBBBB"/>
+              <w:right w:val="single" w:sz="1" w:space="0" w:color="BBBBBB"/>
             </w:tcBorders>
-            <w:shd w:fill="D9E2F3" w:val="clear"/>
+            <w:shd w:val="clear" w:color="auto" w:fill="D9E2F3"/>
             <w:tcMar>
-              <w:top w:type="dxa" w:w="70"/>
-              <w:left w:type="dxa" w:w="110"/>
-              <w:bottom w:type="dxa" w:w="70"/>
-              <w:right w:type="dxa" w:w="110"/>
+              <w:top w:w="70" w:type="dxa"/>
+              <w:left w:w="110" w:type="dxa"/>
+              <w:bottom w:w="70" w:type="dxa"/>
+              <w:right w:w="110" w:type="dxa"/>
             </w:tcMar>
           </w:tcPr>
           <w:p>
@@ -1122,25 +2135,25 @@
                 <w:bCs/>
                 <w:color w:val="1F4E79"/>
               </w:rPr>
-              <w:t xml:space="preserve">Công thức</w:t>
+              <w:t>Công thức</w:t>
             </w:r>
           </w:p>
         </w:tc>
         <w:tc>
           <w:tcPr>
-            <w:tcW w:type="dxa" w:w="4460"/>
+            <w:tcW w:w="4460" w:type="dxa"/>
             <w:tcBorders>
-              <w:top w:val="single" w:color="BBBBBB" w:sz="1"/>
-              <w:left w:val="single" w:color="BBBBBB" w:sz="1"/>
-              <w:bottom w:val="single" w:color="BBBBBB" w:sz="1"/>
-              <w:right w:val="single" w:color="BBBBBB" w:sz="1"/>
+              <w:top w:val="single" w:sz="1" w:space="0" w:color="BBBBBB"/>
+              <w:left w:val="single" w:sz="1" w:space="0" w:color="BBBBBB"/>
+              <w:bottom w:val="single" w:sz="1" w:space="0" w:color="BBBBBB"/>
+              <w:right w:val="single" w:sz="1" w:space="0" w:color="BBBBBB"/>
             </w:tcBorders>
-            <w:shd w:fill="D9E2F3" w:val="clear"/>
+            <w:shd w:val="clear" w:color="auto" w:fill="D9E2F3"/>
             <w:tcMar>
-              <w:top w:type="dxa" w:w="70"/>
-              <w:left w:type="dxa" w:w="110"/>
-              <w:bottom w:type="dxa" w:w="70"/>
-              <w:right w:type="dxa" w:w="110"/>
+              <w:top w:w="70" w:type="dxa"/>
+              <w:left w:w="110" w:type="dxa"/>
+              <w:bottom w:w="70" w:type="dxa"/>
+              <w:right w:w="110" w:type="dxa"/>
             </w:tcMar>
           </w:tcPr>
           <w:p>
@@ -1150,437 +2163,437 @@
                 <w:bCs/>
                 <w:color w:val="1F4E79"/>
               </w:rPr>
-              <w:t xml:space="preserve">Ý nghĩa</w:t>
+              <w:t>Ý nghĩa</w:t>
             </w:r>
           </w:p>
         </w:tc>
       </w:tr>
       <w:tr>
+        <w:tblPrEx>
+          <w:tblCellMar>
+            <w:top w:w="0" w:type="dxa"/>
+            <w:bottom w:w="0" w:type="dxa"/>
+          </w:tblCellMar>
+        </w:tblPrEx>
         <w:tc>
           <w:tcPr>
-            <w:tcW w:type="dxa" w:w="2300"/>
+            <w:tcW w:w="2300" w:type="dxa"/>
             <w:tcBorders>
-              <w:top w:val="single" w:color="BBBBBB" w:sz="1"/>
-              <w:left w:val="single" w:color="BBBBBB" w:sz="1"/>
-              <w:bottom w:val="single" w:color="BBBBBB" w:sz="1"/>
-              <w:right w:val="single" w:color="BBBBBB" w:sz="1"/>
+              <w:top w:val="single" w:sz="1" w:space="0" w:color="BBBBBB"/>
+              <w:left w:val="single" w:sz="1" w:space="0" w:color="BBBBBB"/>
+              <w:bottom w:val="single" w:sz="1" w:space="0" w:color="BBBBBB"/>
+              <w:right w:val="single" w:sz="1" w:space="0" w:color="BBBBBB"/>
             </w:tcBorders>
-            <w:shd w:fill="FFFFFF" w:val="clear"/>
+            <w:shd w:val="clear" w:color="auto" w:fill="FFFFFF"/>
             <w:tcMar>
-              <w:top w:type="dxa" w:w="70"/>
-              <w:left w:type="dxa" w:w="110"/>
-              <w:bottom w:type="dxa" w:w="70"/>
-              <w:right w:type="dxa" w:w="110"/>
+              <w:top w:w="70" w:type="dxa"/>
+              <w:left w:w="110" w:type="dxa"/>
+              <w:bottom w:w="70" w:type="dxa"/>
+              <w:right w:w="110" w:type="dxa"/>
             </w:tcMar>
           </w:tcPr>
           <w:p>
             <w:r>
               <w:rPr>
-                <w:b w:val="false"/>
-                <w:bCs w:val="false"/>
                 <w:color w:val="000000"/>
               </w:rPr>
-              <w:t xml:space="preserve">Accuracy</w:t>
+              <w:t>Accuracy</w:t>
             </w:r>
           </w:p>
         </w:tc>
         <w:tc>
           <w:tcPr>
-            <w:tcW w:type="dxa" w:w="2600"/>
+            <w:tcW w:w="2600" w:type="dxa"/>
             <w:tcBorders>
-              <w:top w:val="single" w:color="BBBBBB" w:sz="1"/>
-              <w:left w:val="single" w:color="BBBBBB" w:sz="1"/>
-              <w:bottom w:val="single" w:color="BBBBBB" w:sz="1"/>
-              <w:right w:val="single" w:color="BBBBBB" w:sz="1"/>
+              <w:top w:val="single" w:sz="1" w:space="0" w:color="BBBBBB"/>
+              <w:left w:val="single" w:sz="1" w:space="0" w:color="BBBBBB"/>
+              <w:bottom w:val="single" w:sz="1" w:space="0" w:color="BBBBBB"/>
+              <w:right w:val="single" w:sz="1" w:space="0" w:color="BBBBBB"/>
             </w:tcBorders>
-            <w:shd w:fill="FFFFFF" w:val="clear"/>
+            <w:shd w:val="clear" w:color="auto" w:fill="FFFFFF"/>
             <w:tcMar>
-              <w:top w:type="dxa" w:w="70"/>
-              <w:left w:type="dxa" w:w="110"/>
-              <w:bottom w:type="dxa" w:w="70"/>
-              <w:right w:type="dxa" w:w="110"/>
+              <w:top w:w="70" w:type="dxa"/>
+              <w:left w:w="110" w:type="dxa"/>
+              <w:bottom w:w="70" w:type="dxa"/>
+              <w:right w:w="110" w:type="dxa"/>
             </w:tcMar>
           </w:tcPr>
           <w:p>
             <w:r>
               <w:rPr>
-                <w:b w:val="false"/>
-                <w:bCs w:val="false"/>
                 <w:color w:val="000000"/>
               </w:rPr>
-              <w:t xml:space="preserve">(TP + TN) / Tổng</w:t>
+              <w:t>(TP + TN) / Tổng</w:t>
             </w:r>
           </w:p>
         </w:tc>
         <w:tc>
           <w:tcPr>
-            <w:tcW w:type="dxa" w:w="4460"/>
+            <w:tcW w:w="4460" w:type="dxa"/>
             <w:tcBorders>
-              <w:top w:val="single" w:color="BBBBBB" w:sz="1"/>
-              <w:left w:val="single" w:color="BBBBBB" w:sz="1"/>
-              <w:bottom w:val="single" w:color="BBBBBB" w:sz="1"/>
-              <w:right w:val="single" w:color="BBBBBB" w:sz="1"/>
+              <w:top w:val="single" w:sz="1" w:space="0" w:color="BBBBBB"/>
+              <w:left w:val="single" w:sz="1" w:space="0" w:color="BBBBBB"/>
+              <w:bottom w:val="single" w:sz="1" w:space="0" w:color="BBBBBB"/>
+              <w:right w:val="single" w:sz="1" w:space="0" w:color="BBBBBB"/>
             </w:tcBorders>
-            <w:shd w:fill="FFFFFF" w:val="clear"/>
+            <w:shd w:val="clear" w:color="auto" w:fill="FFFFFF"/>
             <w:tcMar>
-              <w:top w:type="dxa" w:w="70"/>
-              <w:left w:type="dxa" w:w="110"/>
-              <w:bottom w:type="dxa" w:w="70"/>
-              <w:right w:type="dxa" w:w="110"/>
+              <w:top w:w="70" w:type="dxa"/>
+              <w:left w:w="110" w:type="dxa"/>
+              <w:bottom w:w="70" w:type="dxa"/>
+              <w:right w:w="110" w:type="dxa"/>
             </w:tcMar>
           </w:tcPr>
           <w:p>
             <w:r>
               <w:rPr>
-                <w:b w:val="false"/>
-                <w:bCs w:val="false"/>
                 <w:color w:val="000000"/>
               </w:rPr>
-              <w:t xml:space="preserve">Tỉ lệ dự đoán đúng tổng thể</w:t>
+              <w:t>Tỉ lệ dự đoán đúng tổng thể</w:t>
             </w:r>
           </w:p>
         </w:tc>
       </w:tr>
       <w:tr>
+        <w:tblPrEx>
+          <w:tblCellMar>
+            <w:top w:w="0" w:type="dxa"/>
+            <w:bottom w:w="0" w:type="dxa"/>
+          </w:tblCellMar>
+        </w:tblPrEx>
         <w:tc>
           <w:tcPr>
-            <w:tcW w:type="dxa" w:w="2300"/>
+            <w:tcW w:w="2300" w:type="dxa"/>
             <w:tcBorders>
-              <w:top w:val="single" w:color="BBBBBB" w:sz="1"/>
-              <w:left w:val="single" w:color="BBBBBB" w:sz="1"/>
-              <w:bottom w:val="single" w:color="BBBBBB" w:sz="1"/>
-              <w:right w:val="single" w:color="BBBBBB" w:sz="1"/>
+              <w:top w:val="single" w:sz="1" w:space="0" w:color="BBBBBB"/>
+              <w:left w:val="single" w:sz="1" w:space="0" w:color="BBBBBB"/>
+              <w:bottom w:val="single" w:sz="1" w:space="0" w:color="BBBBBB"/>
+              <w:right w:val="single" w:sz="1" w:space="0" w:color="BBBBBB"/>
             </w:tcBorders>
-            <w:shd w:fill="FFFFFF" w:val="clear"/>
+            <w:shd w:val="clear" w:color="auto" w:fill="FFFFFF"/>
             <w:tcMar>
-              <w:top w:type="dxa" w:w="70"/>
-              <w:left w:type="dxa" w:w="110"/>
-              <w:bottom w:type="dxa" w:w="70"/>
-              <w:right w:type="dxa" w:w="110"/>
+              <w:top w:w="70" w:type="dxa"/>
+              <w:left w:w="110" w:type="dxa"/>
+              <w:bottom w:w="70" w:type="dxa"/>
+              <w:right w:w="110" w:type="dxa"/>
             </w:tcMar>
           </w:tcPr>
           <w:p>
             <w:r>
               <w:rPr>
-                <w:b w:val="false"/>
-                <w:bCs w:val="false"/>
                 <w:color w:val="000000"/>
               </w:rPr>
-              <w:t xml:space="preserve">Precision</w:t>
+              <w:t>Precision</w:t>
             </w:r>
           </w:p>
         </w:tc>
         <w:tc>
           <w:tcPr>
-            <w:tcW w:type="dxa" w:w="2600"/>
+            <w:tcW w:w="2600" w:type="dxa"/>
             <w:tcBorders>
-              <w:top w:val="single" w:color="BBBBBB" w:sz="1"/>
-              <w:left w:val="single" w:color="BBBBBB" w:sz="1"/>
-              <w:bottom w:val="single" w:color="BBBBBB" w:sz="1"/>
-              <w:right w:val="single" w:color="BBBBBB" w:sz="1"/>
+              <w:top w:val="single" w:sz="1" w:space="0" w:color="BBBBBB"/>
+              <w:left w:val="single" w:sz="1" w:space="0" w:color="BBBBBB"/>
+              <w:bottom w:val="single" w:sz="1" w:space="0" w:color="BBBBBB"/>
+              <w:right w:val="single" w:sz="1" w:space="0" w:color="BBBBBB"/>
             </w:tcBorders>
-            <w:shd w:fill="FFFFFF" w:val="clear"/>
+            <w:shd w:val="clear" w:color="auto" w:fill="FFFFFF"/>
             <w:tcMar>
-              <w:top w:type="dxa" w:w="70"/>
-              <w:left w:type="dxa" w:w="110"/>
-              <w:bottom w:type="dxa" w:w="70"/>
-              <w:right w:type="dxa" w:w="110"/>
+              <w:top w:w="70" w:type="dxa"/>
+              <w:left w:w="110" w:type="dxa"/>
+              <w:bottom w:w="70" w:type="dxa"/>
+              <w:right w:w="110" w:type="dxa"/>
             </w:tcMar>
           </w:tcPr>
           <w:p>
             <w:r>
               <w:rPr>
-                <w:b w:val="false"/>
-                <w:bCs w:val="false"/>
                 <w:color w:val="000000"/>
               </w:rPr>
-              <w:t xml:space="preserve">TP / (TP + FP)</w:t>
+              <w:t>TP / (TP + FP)</w:t>
             </w:r>
           </w:p>
         </w:tc>
         <w:tc>
           <w:tcPr>
-            <w:tcW w:type="dxa" w:w="4460"/>
+            <w:tcW w:w="4460" w:type="dxa"/>
             <w:tcBorders>
-              <w:top w:val="single" w:color="BBBBBB" w:sz="1"/>
-              <w:left w:val="single" w:color="BBBBBB" w:sz="1"/>
-              <w:bottom w:val="single" w:color="BBBBBB" w:sz="1"/>
-              <w:right w:val="single" w:color="BBBBBB" w:sz="1"/>
+              <w:top w:val="single" w:sz="1" w:space="0" w:color="BBBBBB"/>
+              <w:left w:val="single" w:sz="1" w:space="0" w:color="BBBBBB"/>
+              <w:bottom w:val="single" w:sz="1" w:space="0" w:color="BBBBBB"/>
+              <w:right w:val="single" w:sz="1" w:space="0" w:color="BBBBBB"/>
             </w:tcBorders>
-            <w:shd w:fill="FFFFFF" w:val="clear"/>
+            <w:shd w:val="clear" w:color="auto" w:fill="FFFFFF"/>
             <w:tcMar>
-              <w:top w:type="dxa" w:w="70"/>
-              <w:left w:type="dxa" w:w="110"/>
-              <w:bottom w:type="dxa" w:w="70"/>
-              <w:right w:type="dxa" w:w="110"/>
+              <w:top w:w="70" w:type="dxa"/>
+              <w:left w:w="110" w:type="dxa"/>
+              <w:bottom w:w="70" w:type="dxa"/>
+              <w:right w:w="110" w:type="dxa"/>
             </w:tcMar>
           </w:tcPr>
           <w:p>
             <w:r>
               <w:rPr>
-                <w:b w:val="false"/>
-                <w:bCs w:val="false"/>
                 <w:color w:val="000000"/>
               </w:rPr>
-              <w:t xml:space="preserve">Trong các dự đoán dương, bao nhiêu đúng</w:t>
+              <w:t>Trong các dự đoán dương, bao nhiêu đúng</w:t>
             </w:r>
           </w:p>
         </w:tc>
       </w:tr>
       <w:tr>
+        <w:tblPrEx>
+          <w:tblCellMar>
+            <w:top w:w="0" w:type="dxa"/>
+            <w:bottom w:w="0" w:type="dxa"/>
+          </w:tblCellMar>
+        </w:tblPrEx>
         <w:tc>
           <w:tcPr>
-            <w:tcW w:type="dxa" w:w="2300"/>
+            <w:tcW w:w="2300" w:type="dxa"/>
             <w:tcBorders>
-              <w:top w:val="single" w:color="BBBBBB" w:sz="1"/>
-              <w:left w:val="single" w:color="BBBBBB" w:sz="1"/>
-              <w:bottom w:val="single" w:color="BBBBBB" w:sz="1"/>
-              <w:right w:val="single" w:color="BBBBBB" w:sz="1"/>
+              <w:top w:val="single" w:sz="1" w:space="0" w:color="BBBBBB"/>
+              <w:left w:val="single" w:sz="1" w:space="0" w:color="BBBBBB"/>
+              <w:bottom w:val="single" w:sz="1" w:space="0" w:color="BBBBBB"/>
+              <w:right w:val="single" w:sz="1" w:space="0" w:color="BBBBBB"/>
             </w:tcBorders>
-            <w:shd w:fill="FFFFFF" w:val="clear"/>
+            <w:shd w:val="clear" w:color="auto" w:fill="FFFFFF"/>
             <w:tcMar>
-              <w:top w:type="dxa" w:w="70"/>
-              <w:left w:type="dxa" w:w="110"/>
-              <w:bottom w:type="dxa" w:w="70"/>
-              <w:right w:type="dxa" w:w="110"/>
+              <w:top w:w="70" w:type="dxa"/>
+              <w:left w:w="110" w:type="dxa"/>
+              <w:bottom w:w="70" w:type="dxa"/>
+              <w:right w:w="110" w:type="dxa"/>
             </w:tcMar>
           </w:tcPr>
           <w:p>
             <w:r>
               <w:rPr>
-                <w:b w:val="false"/>
-                <w:bCs w:val="false"/>
                 <w:color w:val="000000"/>
               </w:rPr>
-              <w:t xml:space="preserve">Recall (Sensitivity)</w:t>
+              <w:t>Recall (Sensitivity)</w:t>
             </w:r>
           </w:p>
         </w:tc>
         <w:tc>
           <w:tcPr>
-            <w:tcW w:type="dxa" w:w="2600"/>
+            <w:tcW w:w="2600" w:type="dxa"/>
             <w:tcBorders>
-              <w:top w:val="single" w:color="BBBBBB" w:sz="1"/>
-              <w:left w:val="single" w:color="BBBBBB" w:sz="1"/>
-              <w:bottom w:val="single" w:color="BBBBBB" w:sz="1"/>
-              <w:right w:val="single" w:color="BBBBBB" w:sz="1"/>
+              <w:top w:val="single" w:sz="1" w:space="0" w:color="BBBBBB"/>
+              <w:left w:val="single" w:sz="1" w:space="0" w:color="BBBBBB"/>
+              <w:bottom w:val="single" w:sz="1" w:space="0" w:color="BBBBBB"/>
+              <w:right w:val="single" w:sz="1" w:space="0" w:color="BBBBBB"/>
             </w:tcBorders>
-            <w:shd w:fill="FFFFFF" w:val="clear"/>
+            <w:shd w:val="clear" w:color="auto" w:fill="FFFFFF"/>
             <w:tcMar>
-              <w:top w:type="dxa" w:w="70"/>
-              <w:left w:type="dxa" w:w="110"/>
-              <w:bottom w:type="dxa" w:w="70"/>
-              <w:right w:type="dxa" w:w="110"/>
+              <w:top w:w="70" w:type="dxa"/>
+              <w:left w:w="110" w:type="dxa"/>
+              <w:bottom w:w="70" w:type="dxa"/>
+              <w:right w:w="110" w:type="dxa"/>
             </w:tcMar>
           </w:tcPr>
           <w:p>
             <w:r>
               <w:rPr>
-                <w:b w:val="false"/>
-                <w:bCs w:val="false"/>
                 <w:color w:val="000000"/>
               </w:rPr>
-              <w:t xml:space="preserve">TP / (TP + FN)</w:t>
+              <w:t>TP / (TP + FN)</w:t>
             </w:r>
           </w:p>
         </w:tc>
         <w:tc>
           <w:tcPr>
-            <w:tcW w:type="dxa" w:w="4460"/>
+            <w:tcW w:w="4460" w:type="dxa"/>
             <w:tcBorders>
-              <w:top w:val="single" w:color="BBBBBB" w:sz="1"/>
-              <w:left w:val="single" w:color="BBBBBB" w:sz="1"/>
-              <w:bottom w:val="single" w:color="BBBBBB" w:sz="1"/>
-              <w:right w:val="single" w:color="BBBBBB" w:sz="1"/>
+              <w:top w:val="single" w:sz="1" w:space="0" w:color="BBBBBB"/>
+              <w:left w:val="single" w:sz="1" w:space="0" w:color="BBBBBB"/>
+              <w:bottom w:val="single" w:sz="1" w:space="0" w:color="BBBBBB"/>
+              <w:right w:val="single" w:sz="1" w:space="0" w:color="BBBBBB"/>
             </w:tcBorders>
-            <w:shd w:fill="FFFFFF" w:val="clear"/>
+            <w:shd w:val="clear" w:color="auto" w:fill="FFFFFF"/>
             <w:tcMar>
-              <w:top w:type="dxa" w:w="70"/>
-              <w:left w:type="dxa" w:w="110"/>
-              <w:bottom w:type="dxa" w:w="70"/>
-              <w:right w:type="dxa" w:w="110"/>
+              <w:top w:w="70" w:type="dxa"/>
+              <w:left w:w="110" w:type="dxa"/>
+              <w:bottom w:w="70" w:type="dxa"/>
+              <w:right w:w="110" w:type="dxa"/>
             </w:tcMar>
           </w:tcPr>
           <w:p>
             <w:r>
               <w:rPr>
-                <w:b w:val="false"/>
-                <w:bCs w:val="false"/>
                 <w:color w:val="000000"/>
               </w:rPr>
-              <w:t xml:space="preserve">Trong các ca dương thật, bắt được bao nhiêu</w:t>
+              <w:t>Trong các ca dương thật, bắt được bao nhiêu</w:t>
             </w:r>
           </w:p>
         </w:tc>
       </w:tr>
       <w:tr>
+        <w:tblPrEx>
+          <w:tblCellMar>
+            <w:top w:w="0" w:type="dxa"/>
+            <w:bottom w:w="0" w:type="dxa"/>
+          </w:tblCellMar>
+        </w:tblPrEx>
         <w:tc>
           <w:tcPr>
-            <w:tcW w:type="dxa" w:w="2300"/>
+            <w:tcW w:w="2300" w:type="dxa"/>
             <w:tcBorders>
-              <w:top w:val="single" w:color="BBBBBB" w:sz="1"/>
-              <w:left w:val="single" w:color="BBBBBB" w:sz="1"/>
-              <w:bottom w:val="single" w:color="BBBBBB" w:sz="1"/>
-              <w:right w:val="single" w:color="BBBBBB" w:sz="1"/>
+              <w:top w:val="single" w:sz="1" w:space="0" w:color="BBBBBB"/>
+              <w:left w:val="single" w:sz="1" w:space="0" w:color="BBBBBB"/>
+              <w:bottom w:val="single" w:sz="1" w:space="0" w:color="BBBBBB"/>
+              <w:right w:val="single" w:sz="1" w:space="0" w:color="BBBBBB"/>
             </w:tcBorders>
-            <w:shd w:fill="FFFFFF" w:val="clear"/>
+            <w:shd w:val="clear" w:color="auto" w:fill="FFFFFF"/>
             <w:tcMar>
-              <w:top w:type="dxa" w:w="70"/>
-              <w:left w:type="dxa" w:w="110"/>
-              <w:bottom w:type="dxa" w:w="70"/>
-              <w:right w:type="dxa" w:w="110"/>
+              <w:top w:w="70" w:type="dxa"/>
+              <w:left w:w="110" w:type="dxa"/>
+              <w:bottom w:w="70" w:type="dxa"/>
+              <w:right w:w="110" w:type="dxa"/>
             </w:tcMar>
           </w:tcPr>
           <w:p>
             <w:r>
               <w:rPr>
-                <w:b w:val="false"/>
-                <w:bCs w:val="false"/>
                 <w:color w:val="000000"/>
               </w:rPr>
-              <w:t xml:space="preserve">Specificity</w:t>
+              <w:t>Specificity</w:t>
             </w:r>
           </w:p>
         </w:tc>
         <w:tc>
           <w:tcPr>
-            <w:tcW w:type="dxa" w:w="2600"/>
+            <w:tcW w:w="2600" w:type="dxa"/>
             <w:tcBorders>
-              <w:top w:val="single" w:color="BBBBBB" w:sz="1"/>
-              <w:left w:val="single" w:color="BBBBBB" w:sz="1"/>
-              <w:bottom w:val="single" w:color="BBBBBB" w:sz="1"/>
-              <w:right w:val="single" w:color="BBBBBB" w:sz="1"/>
+              <w:top w:val="single" w:sz="1" w:space="0" w:color="BBBBBB"/>
+              <w:left w:val="single" w:sz="1" w:space="0" w:color="BBBBBB"/>
+              <w:bottom w:val="single" w:sz="1" w:space="0" w:color="BBBBBB"/>
+              <w:right w:val="single" w:sz="1" w:space="0" w:color="BBBBBB"/>
             </w:tcBorders>
-            <w:shd w:fill="FFFFFF" w:val="clear"/>
+            <w:shd w:val="clear" w:color="auto" w:fill="FFFFFF"/>
             <w:tcMar>
-              <w:top w:type="dxa" w:w="70"/>
-              <w:left w:type="dxa" w:w="110"/>
-              <w:bottom w:type="dxa" w:w="70"/>
-              <w:right w:type="dxa" w:w="110"/>
+              <w:top w:w="70" w:type="dxa"/>
+              <w:left w:w="110" w:type="dxa"/>
+              <w:bottom w:w="70" w:type="dxa"/>
+              <w:right w:w="110" w:type="dxa"/>
             </w:tcMar>
           </w:tcPr>
           <w:p>
             <w:r>
               <w:rPr>
-                <w:b w:val="false"/>
-                <w:bCs w:val="false"/>
                 <w:color w:val="000000"/>
               </w:rPr>
-              <w:t xml:space="preserve">TN / (TN + FP)</w:t>
+              <w:t>TN / (TN + FP)</w:t>
             </w:r>
           </w:p>
         </w:tc>
         <w:tc>
           <w:tcPr>
-            <w:tcW w:type="dxa" w:w="4460"/>
+            <w:tcW w:w="4460" w:type="dxa"/>
             <w:tcBorders>
-              <w:top w:val="single" w:color="BBBBBB" w:sz="1"/>
-              <w:left w:val="single" w:color="BBBBBB" w:sz="1"/>
-              <w:bottom w:val="single" w:color="BBBBBB" w:sz="1"/>
-              <w:right w:val="single" w:color="BBBBBB" w:sz="1"/>
+              <w:top w:val="single" w:sz="1" w:space="0" w:color="BBBBBB"/>
+              <w:left w:val="single" w:sz="1" w:space="0" w:color="BBBBBB"/>
+              <w:bottom w:val="single" w:sz="1" w:space="0" w:color="BBBBBB"/>
+              <w:right w:val="single" w:sz="1" w:space="0" w:color="BBBBBB"/>
             </w:tcBorders>
-            <w:shd w:fill="FFFFFF" w:val="clear"/>
+            <w:shd w:val="clear" w:color="auto" w:fill="FFFFFF"/>
             <w:tcMar>
-              <w:top w:type="dxa" w:w="70"/>
-              <w:left w:type="dxa" w:w="110"/>
-              <w:bottom w:type="dxa" w:w="70"/>
-              <w:right w:type="dxa" w:w="110"/>
+              <w:top w:w="70" w:type="dxa"/>
+              <w:left w:w="110" w:type="dxa"/>
+              <w:bottom w:w="70" w:type="dxa"/>
+              <w:right w:w="110" w:type="dxa"/>
             </w:tcMar>
           </w:tcPr>
           <w:p>
             <w:r>
               <w:rPr>
-                <w:b w:val="false"/>
-                <w:bCs w:val="false"/>
                 <w:color w:val="000000"/>
               </w:rPr>
-              <w:t xml:space="preserve">Trong các ca âm thật, nhận đúng bao nhiêu</w:t>
+              <w:t>Trong các ca âm thật, nhận đúng bao nhiêu</w:t>
             </w:r>
           </w:p>
         </w:tc>
       </w:tr>
       <w:tr>
+        <w:tblPrEx>
+          <w:tblCellMar>
+            <w:top w:w="0" w:type="dxa"/>
+            <w:bottom w:w="0" w:type="dxa"/>
+          </w:tblCellMar>
+        </w:tblPrEx>
         <w:tc>
           <w:tcPr>
-            <w:tcW w:type="dxa" w:w="2300"/>
+            <w:tcW w:w="2300" w:type="dxa"/>
             <w:tcBorders>
-              <w:top w:val="single" w:color="BBBBBB" w:sz="1"/>
-              <w:left w:val="single" w:color="BBBBBB" w:sz="1"/>
-              <w:bottom w:val="single" w:color="BBBBBB" w:sz="1"/>
-              <w:right w:val="single" w:color="BBBBBB" w:sz="1"/>
+              <w:top w:val="single" w:sz="1" w:space="0" w:color="BBBBBB"/>
+              <w:left w:val="single" w:sz="1" w:space="0" w:color="BBBBBB"/>
+              <w:bottom w:val="single" w:sz="1" w:space="0" w:color="BBBBBB"/>
+              <w:right w:val="single" w:sz="1" w:space="0" w:color="BBBBBB"/>
             </w:tcBorders>
-            <w:shd w:fill="FFFFFF" w:val="clear"/>
+            <w:shd w:val="clear" w:color="auto" w:fill="FFFFFF"/>
             <w:tcMar>
-              <w:top w:type="dxa" w:w="70"/>
-              <w:left w:type="dxa" w:w="110"/>
-              <w:bottom w:type="dxa" w:w="70"/>
-              <w:right w:type="dxa" w:w="110"/>
+              <w:top w:w="70" w:type="dxa"/>
+              <w:left w:w="110" w:type="dxa"/>
+              <w:bottom w:w="70" w:type="dxa"/>
+              <w:right w:w="110" w:type="dxa"/>
             </w:tcMar>
           </w:tcPr>
           <w:p>
             <w:r>
               <w:rPr>
-                <w:b w:val="false"/>
-                <w:bCs w:val="false"/>
                 <w:color w:val="000000"/>
               </w:rPr>
-              <w:t xml:space="preserve">F1-score</w:t>
+              <w:t>F1-score</w:t>
             </w:r>
           </w:p>
         </w:tc>
         <w:tc>
           <w:tcPr>
-            <w:tcW w:type="dxa" w:w="2600"/>
+            <w:tcW w:w="2600" w:type="dxa"/>
             <w:tcBorders>
-              <w:top w:val="single" w:color="BBBBBB" w:sz="1"/>
-              <w:left w:val="single" w:color="BBBBBB" w:sz="1"/>
-              <w:bottom w:val="single" w:color="BBBBBB" w:sz="1"/>
-              <w:right w:val="single" w:color="BBBBBB" w:sz="1"/>
+              <w:top w:val="single" w:sz="1" w:space="0" w:color="BBBBBB"/>
+              <w:left w:val="single" w:sz="1" w:space="0" w:color="BBBBBB"/>
+              <w:bottom w:val="single" w:sz="1" w:space="0" w:color="BBBBBB"/>
+              <w:right w:val="single" w:sz="1" w:space="0" w:color="BBBBBB"/>
             </w:tcBorders>
-            <w:shd w:fill="FFFFFF" w:val="clear"/>
+            <w:shd w:val="clear" w:color="auto" w:fill="FFFFFF"/>
             <w:tcMar>
-              <w:top w:type="dxa" w:w="70"/>
-              <w:left w:type="dxa" w:w="110"/>
-              <w:bottom w:type="dxa" w:w="70"/>
-              <w:right w:type="dxa" w:w="110"/>
+              <w:top w:w="70" w:type="dxa"/>
+              <w:left w:w="110" w:type="dxa"/>
+              <w:bottom w:w="70" w:type="dxa"/>
+              <w:right w:w="110" w:type="dxa"/>
             </w:tcMar>
           </w:tcPr>
           <w:p>
             <w:r>
               <w:rPr>
-                <w:b w:val="false"/>
-                <w:bCs w:val="false"/>
                 <w:color w:val="000000"/>
               </w:rPr>
-              <w:t xml:space="preserve">2·P·R / (P + R)</w:t>
+              <w:t>2·P·R / (P + R)</w:t>
             </w:r>
           </w:p>
         </w:tc>
         <w:tc>
           <w:tcPr>
-            <w:tcW w:type="dxa" w:w="4460"/>
+            <w:tcW w:w="4460" w:type="dxa"/>
             <w:tcBorders>
-              <w:top w:val="single" w:color="BBBBBB" w:sz="1"/>
-              <w:left w:val="single" w:color="BBBBBB" w:sz="1"/>
-              <w:bottom w:val="single" w:color="BBBBBB" w:sz="1"/>
-              <w:right w:val="single" w:color="BBBBBB" w:sz="1"/>
+              <w:top w:val="single" w:sz="1" w:space="0" w:color="BBBBBB"/>
+              <w:left w:val="single" w:sz="1" w:space="0" w:color="BBBBBB"/>
+              <w:bottom w:val="single" w:sz="1" w:space="0" w:color="BBBBBB"/>
+              <w:right w:val="single" w:sz="1" w:space="0" w:color="BBBBBB"/>
             </w:tcBorders>
-            <w:shd w:fill="FFFFFF" w:val="clear"/>
+            <w:shd w:val="clear" w:color="auto" w:fill="FFFFFF"/>
             <w:tcMar>
-              <w:top w:type="dxa" w:w="70"/>
-              <w:left w:type="dxa" w:w="110"/>
-              <w:bottom w:type="dxa" w:w="70"/>
-              <w:right w:type="dxa" w:w="110"/>
+              <w:top w:w="70" w:type="dxa"/>
+              <w:left w:w="110" w:type="dxa"/>
+              <w:bottom w:w="70" w:type="dxa"/>
+              <w:right w:w="110" w:type="dxa"/>
             </w:tcMar>
           </w:tcPr>
           <w:p>
             <w:r>
               <w:rPr>
-                <w:b w:val="false"/>
-                <w:bCs w:val="false"/>
                 <w:color w:val="000000"/>
               </w:rPr>
-              <w:t xml:space="preserve">Trung bình điều hòa của Precision &amp; Recall</w:t>
+              <w:t>Trung bình điều hòa của Precision &amp; Recall</w:t>
             </w:r>
           </w:p>
         </w:tc>
@@ -1588,7 +2601,7 @@
     </w:tbl>
     <w:p>
       <w:pPr>
-        <w:spacing w:after="120" w:line="276"/>
+        <w:spacing w:after="120" w:line="276" w:lineRule="auto"/>
       </w:pPr>
       <w:r>
         <w:rPr>
@@ -1598,12 +2611,12 @@
         <w:t xml:space="preserve">Ví dụ: </w:t>
       </w:r>
       <w:r>
-        <w:t xml:space="preserve">TP=40, FP=10, FN=5, TN=45 → Accuracy=0.85; Precision=0.80; Recall≈0.889; Specificity≈0.818; F1≈0.842.</w:t>
-      </w:r>
-    </w:p>
-    <w:p>
-      <w:pPr>
-        <w:spacing w:after="120" w:line="276"/>
+        <w:t>TP=40, FP=10, FN=5, TN=45 → Accuracy=0.85; Precision=0.80; Recall≈0.889; Specificity≈0.818; F1≈0.842.</w:t>
+      </w:r>
+    </w:p>
+    <w:p>
+      <w:pPr>
+        <w:spacing w:after="120" w:line="276" w:lineRule="auto"/>
       </w:pPr>
       <w:r>
         <w:rPr>
@@ -1613,16 +2626,18 @@
         <w:t xml:space="preserve">Cảnh báo: </w:t>
       </w:r>
       <w:r>
-        <w:t xml:space="preserve">khi dữ liệu mất cân bằng (vd 99% âm), Accuracy gây hiểu lầm — đoán toàn lớp đa số vẫn đạt 99%. Khi đó nên dùng Precision, Recall, F1 hoặc AUC.</w:t>
+        <w:t>khi dữ liệu mất cân bằng (vd 99% âm), Accuracy gây hiểu lầm — đoán toàn lớp đa số vẫn đạt 99%. Khi đó nên dùng Precision, Recall, F1 hoặc AUC.</w:t>
       </w:r>
     </w:p>
     <w:p>
       <w:pPr>
         <w:pStyle w:val="Heading1"/>
       </w:pPr>
-      <w:r>
-        <w:t xml:space="preserve">11. Ngưỡng, ROC &amp; AUC</w:t>
-      </w:r>
+      <w:bookmarkStart w:id="10" w:name="_Toc233117424"/>
+      <w:r>
+        <w:t>11. Ngưỡng, ROC &amp; AUC</w:t>
+      </w:r>
+      <w:bookmarkEnd w:id="10"/>
     </w:p>
     <w:p>
       <w:pPr>
@@ -1634,7 +2649,7 @@
         <w:spacing w:after="60"/>
       </w:pPr>
       <w:r>
-        <w:t xml:space="preserve">Đổi ngưỡng tạo ra đánh đổi Precision–Recall: hạ ngưỡng → Recall tăng nhưng Precision thường giảm (nhiều dương tính giả hơn).</w:t>
+        <w:t>Đổi ngưỡng tạo ra đánh đổi Precision–Recall: hạ ngưỡng → Recall tăng nhưng Precision thường giảm (nhiều dương tính giả hơn).</w:t>
       </w:r>
     </w:p>
     <w:p>
@@ -1647,7 +2662,7 @@
         <w:spacing w:after="60"/>
       </w:pPr>
       <w:r>
-        <w:t xml:space="preserve">Đường ROC vẽ True Positive Rate (Recall) theo False Positive Rate khi quét mọi ngưỡng.</w:t>
+        <w:t>Đường ROC vẽ True Positive Rate (Recall) theo False Positive Rate khi quét mọi ngưỡng.</w:t>
       </w:r>
     </w:p>
     <w:p>
@@ -1660,7 +2675,7 @@
         <w:spacing w:after="60"/>
       </w:pPr>
       <w:r>
-        <w:t xml:space="preserve">AUC (diện tích dưới ROC) đo khả năng phân biệt hai lớp: 1.0 = hoàn hảo, 0.5 = đoán ngẫu nhiên.</w:t>
+        <w:t>AUC (diện tích dưới ROC) đo khả năng phân biệt hai lớp: 1.0 = hoàn hảo, 0.5 = đoán ngẫu nhiên.</w:t>
       </w:r>
     </w:p>
     <w:p>
@@ -1673,23 +2688,25 @@
         <w:spacing w:after="60"/>
       </w:pPr>
       <w:r>
-        <w:t xml:space="preserve">Khi dữ liệu mất cân bằng nặng, đường Precision–Recall (PR-AUC) thường cung cấp thông tin hữu ích hơn ROC.</w:t>
+        <w:t>Khi dữ liệu mất cân bằng nặng, đường Precision–Recall (PR-AUC) thường cung cấp thông tin hữu ích hơn ROC.</w:t>
       </w:r>
     </w:p>
     <w:p>
       <w:pPr>
         <w:pStyle w:val="Heading1"/>
       </w:pPr>
-      <w:r>
-        <w:t xml:space="preserve">12. Phân loại đa lớp</w:t>
-      </w:r>
-    </w:p>
-    <w:p>
-      <w:pPr>
-        <w:spacing w:after="120" w:line="276"/>
-      </w:pPr>
-      <w:r>
-        <w:t xml:space="preserve">Hồi quy logistic mở rộng cho nhiều lớp bằng hai cách:</w:t>
+      <w:bookmarkStart w:id="11" w:name="_Toc233117425"/>
+      <w:r>
+        <w:t>12. Phân loại đa lớp</w:t>
+      </w:r>
+      <w:bookmarkEnd w:id="11"/>
+    </w:p>
+    <w:p>
+      <w:pPr>
+        <w:spacing w:after="120" w:line="276" w:lineRule="auto"/>
+      </w:pPr>
+      <w:r>
+        <w:t>Hồi quy logistic mở rộng cho nhiều lớp bằng hai cách:</w:t>
       </w:r>
     </w:p>
     <w:p>
@@ -1702,7 +2719,7 @@
         <w:spacing w:after="60"/>
       </w:pPr>
       <w:r>
-        <w:t xml:space="preserve">One-vs-Rest (OvR): huấn luyện một bộ phân loại nhị phân cho mỗi lớp (lớp đó vs phần còn lại).</w:t>
+        <w:t>One-vs-Rest (OvR): huấn luyện một bộ phân loại nhị phân cho mỗi lớp (lớp đó vs phần còn lại).</w:t>
       </w:r>
     </w:p>
     <w:p>
@@ -1715,40 +2732,42 @@
         <w:spacing w:after="60"/>
       </w:pPr>
       <w:r>
-        <w:t xml:space="preserve">Softmax (multinomial / hồi quy logistic đa thức): tính xác suất cho TẤT CẢ các lớp cùng lúc, tổng bằng 1, qua hàm softmax.</w:t>
-      </w:r>
-    </w:p>
-    <w:p>
-      <w:pPr>
-        <w:shd w:fill="F2F2F2" w:val="clear"/>
-        <w:spacing w:after="120" w:before="80"/>
+        <w:t>Softmax (multinomial / hồi quy logistic đa thức): tính xác suất cho TẤT CẢ các lớp cùng lúc, tổng bằng 1, qua hàm softmax.</w:t>
+      </w:r>
+    </w:p>
+    <w:p>
+      <w:pPr>
+        <w:shd w:val="clear" w:color="auto" w:fill="F2F2F2"/>
+        <w:spacing w:before="80" w:after="120"/>
         <w:jc w:val="center"/>
       </w:pPr>
       <w:r>
         <w:rPr>
-          <w:rFonts w:ascii="Cambria" w:cs="Cambria" w:eastAsia="Cambria" w:hAnsi="Cambria"/>
+          <w:rFonts w:ascii="Cambria" w:eastAsia="Cambria" w:hAnsi="Cambria" w:cs="Cambria"/>
           <w:i/>
           <w:iCs/>
           <w:sz w:val="26"/>
           <w:szCs w:val="26"/>
         </w:rPr>
-        <w:t xml:space="preserve">softmax(zᵢ) = e^(zᵢ) / Σⱼ e^(zⱼ)</w:t>
+        <w:t>softmax(zᵢ) = e^(zᵢ) / Σⱼ e^(zⱼ)</w:t>
       </w:r>
     </w:p>
     <w:p>
       <w:pPr>
         <w:pStyle w:val="Heading1"/>
       </w:pPr>
-      <w:r>
-        <w:t xml:space="preserve">13. Regularization (chống overfitting)</w:t>
-      </w:r>
-    </w:p>
-    <w:p>
-      <w:pPr>
-        <w:spacing w:after="120" w:line="276"/>
-      </w:pPr>
-      <w:r>
-        <w:t xml:space="preserve">Thêm số hạng phạt vào hàm mất mát để giữ hệ số nhỏ, giảm overfitting:</w:t>
+      <w:bookmarkStart w:id="12" w:name="_Toc233117426"/>
+      <w:r>
+        <w:t>13. Regularization (chống overfitting)</w:t>
+      </w:r>
+      <w:bookmarkEnd w:id="12"/>
+    </w:p>
+    <w:p>
+      <w:pPr>
+        <w:spacing w:after="120" w:line="276" w:lineRule="auto"/>
+      </w:pPr>
+      <w:r>
+        <w:t>Thêm số hạng phạt vào hàm mất mát để giữ hệ số nhỏ, giảm overfitting:</w:t>
       </w:r>
     </w:p>
     <w:p>
@@ -1761,7 +2780,7 @@
         <w:spacing w:after="60"/>
       </w:pPr>
       <w:r>
-        <w:t xml:space="preserve">L2 (Ridge): phạt λ·Σ wⱼ² — co nhỏ đều các hệ số.</w:t>
+        <w:t>L2 (Ridge): phạt λ·Σ wⱼ² — co nhỏ đều các hệ số.</w:t>
       </w:r>
     </w:p>
     <w:p>
@@ -1774,24 +2793,27 @@
         <w:spacing w:after="60"/>
       </w:pPr>
       <w:r>
-        <w:t xml:space="preserve">L1 (Lasso): phạt λ·Σ |wⱼ| — đẩy nhiều hệ số về 0 (chọn lọc đặc trưng).</w:t>
-      </w:r>
-    </w:p>
-    <w:p>
-      <w:pPr>
-        <w:spacing w:after="120" w:line="276"/>
-      </w:pPr>
-      <w:r>
-        <w:t xml:space="preserve">λ lớn → mô hình đơn giản hơn (giảm overfit nhưng có thể tăng bias).</w:t>
+        <w:t>L1 (Lasso): phạt λ·Σ |wⱼ| — đẩy nhiều hệ số về 0 (chọn lọc đặc trưng).</w:t>
+      </w:r>
+    </w:p>
+    <w:p>
+      <w:pPr>
+        <w:spacing w:after="120" w:line="276" w:lineRule="auto"/>
+      </w:pPr>
+      <w:r>
+        <w:t>λ lớn → mô hình đơn giản hơn (giảm overfit nhưng có thể tăng bias).</w:t>
       </w:r>
     </w:p>
     <w:p>
       <w:pPr>
         <w:pStyle w:val="Heading1"/>
       </w:pPr>
-      <w:r>
-        <w:t xml:space="preserve">14. Giả định &amp; Hạn chế</w:t>
-      </w:r>
+      <w:bookmarkStart w:id="13" w:name="_Toc233117427"/>
+      <w:r>
+        <w:lastRenderedPageBreak/>
+        <w:t>14. Giả định &amp; Hạn chế</w:t>
+      </w:r>
+      <w:bookmarkEnd w:id="13"/>
     </w:p>
     <w:p>
       <w:pPr>
@@ -1803,7 +2825,7 @@
         <w:spacing w:after="60"/>
       </w:pPr>
       <w:r>
-        <w:t xml:space="preserve">Giả định ranh giới giữa hai lớp là tuyến tính (theo log-odds) — nếu dữ liệu không tách tuyến tính, cần thêm đặc trưng/biến đổi hoặc dùng mô hình khác.</w:t>
+        <w:t>Giả định ranh giới giữa hai lớp là tuyến tính (theo log-odds) — nếu dữ liệu không tách tuyến tính, cần thêm đặc trưng/biến đổi hoặc dùng mô hình khác.</w:t>
       </w:r>
     </w:p>
     <w:p>
@@ -1816,7 +2838,7 @@
         <w:spacing w:after="60"/>
       </w:pPr>
       <w:r>
-        <w:t xml:space="preserve">Các quan sát độc lập; không đa cộng tuyến mạnh giữa các đặc trưng.</w:t>
+        <w:t>Các quan sát độc lập; không đa cộng tuyến mạnh giữa các đặc trưng.</w:t>
       </w:r>
     </w:p>
     <w:p>
@@ -1829,61 +2851,60 @@
         <w:spacing w:after="60"/>
       </w:pPr>
       <w:r>
-        <w:t xml:space="preserve">Ưu điểm: đơn giản, nhanh, cho ra xác suất, dễ diễn giải qua odds ratio — thường dùng làm baseline.</w:t>
+        <w:t>Ưu điểm: đơn giản, nhanh, cho ra xác suất, dễ diễn giải qua odds ratio — thường dùng làm baseline.</w:t>
       </w:r>
     </w:p>
     <w:p>
       <w:pPr>
         <w:pStyle w:val="Heading1"/>
       </w:pPr>
-      <w:r>
-        <w:t xml:space="preserve">15. Ví dụ Code (Python)</w:t>
-      </w:r>
-    </w:p>
-    <w:p>
-      <w:pPr>
-        <w:spacing w:after="120" w:line="276"/>
-      </w:pPr>
-      <w:r>
-        <w:t xml:space="preserve">Dùng scikit-learn để huấn luyện một mô hình hồi quy logistic:</w:t>
-      </w:r>
-    </w:p>
-    <w:p>
-      <w:pPr>
-        <w:shd w:fill="F2F2F2" w:val="clear"/>
-        <w:spacing w:after="0"/>
+      <w:bookmarkStart w:id="14" w:name="_Toc233117428"/>
+      <w:r>
+        <w:t>15. Ví dụ Code (Python)</w:t>
+      </w:r>
+      <w:bookmarkEnd w:id="14"/>
+    </w:p>
+    <w:p>
+      <w:pPr>
+        <w:spacing w:after="120" w:line="276" w:lineRule="auto"/>
+      </w:pPr>
+      <w:r>
+        <w:t>Dùng scikit-learn để huấn luyện một mô hình hồi quy logistic:</w:t>
+      </w:r>
+    </w:p>
+    <w:p>
+      <w:pPr>
+        <w:shd w:val="clear" w:color="auto" w:fill="F2F2F2"/>
       </w:pPr>
       <w:r>
         <w:rPr>
-          <w:rFonts w:ascii="Consolas" w:cs="Consolas" w:eastAsia="Consolas" w:hAnsi="Consolas"/>
+          <w:rFonts w:ascii="Consolas" w:eastAsia="Consolas" w:hAnsi="Consolas" w:cs="Consolas"/>
           <w:sz w:val="19"/>
           <w:szCs w:val="19"/>
         </w:rPr>
-        <w:t xml:space="preserve">import numpy as np</w:t>
-      </w:r>
-    </w:p>
-    <w:p>
-      <w:pPr>
-        <w:shd w:fill="F2F2F2" w:val="clear"/>
-        <w:spacing w:after="0"/>
+        <w:t>import numpy as np</w:t>
+      </w:r>
+    </w:p>
+    <w:p>
+      <w:pPr>
+        <w:shd w:val="clear" w:color="auto" w:fill="F2F2F2"/>
       </w:pPr>
       <w:r>
         <w:rPr>
-          <w:rFonts w:ascii="Consolas" w:cs="Consolas" w:eastAsia="Consolas" w:hAnsi="Consolas"/>
+          <w:rFonts w:ascii="Consolas" w:eastAsia="Consolas" w:hAnsi="Consolas" w:cs="Consolas"/>
           <w:sz w:val="19"/>
           <w:szCs w:val="19"/>
         </w:rPr>
-        <w:t xml:space="preserve">from sklearn.linear_model import LogisticRegression</w:t>
-      </w:r>
-    </w:p>
-    <w:p>
-      <w:pPr>
-        <w:shd w:fill="F2F2F2" w:val="clear"/>
-        <w:spacing w:after="0"/>
+        <w:t>from sklearn.linear_model import LogisticRegression</w:t>
+      </w:r>
+    </w:p>
+    <w:p>
+      <w:pPr>
+        <w:shd w:val="clear" w:color="auto" w:fill="F2F2F2"/>
       </w:pPr>
       <w:r>
         <w:rPr>
-          <w:rFonts w:ascii="Consolas" w:cs="Consolas" w:eastAsia="Consolas" w:hAnsi="Consolas"/>
+          <w:rFonts w:ascii="Consolas" w:eastAsia="Consolas" w:hAnsi="Consolas" w:cs="Consolas"/>
           <w:sz w:val="19"/>
           <w:szCs w:val="19"/>
         </w:rPr>
@@ -1892,40 +2913,37 @@
     </w:p>
     <w:p>
       <w:pPr>
-        <w:shd w:fill="F2F2F2" w:val="clear"/>
-        <w:spacing w:after="0"/>
+        <w:shd w:val="clear" w:color="auto" w:fill="F2F2F2"/>
       </w:pPr>
       <w:r>
         <w:rPr>
-          <w:rFonts w:ascii="Consolas" w:cs="Consolas" w:eastAsia="Consolas" w:hAnsi="Consolas"/>
+          <w:rFonts w:ascii="Consolas" w:eastAsia="Consolas" w:hAnsi="Consolas" w:cs="Consolas"/>
           <w:sz w:val="19"/>
           <w:szCs w:val="19"/>
         </w:rPr>
-        <w:t xml:space="preserve">X = np.array([[1], [2], [3], [4], [5]])</w:t>
-      </w:r>
-    </w:p>
-    <w:p>
-      <w:pPr>
-        <w:shd w:fill="F2F2F2" w:val="clear"/>
-        <w:spacing w:after="0"/>
+        <w:t>X = np.array([[1], [2], [3], [4], [5]])</w:t>
+      </w:r>
+    </w:p>
+    <w:p>
+      <w:pPr>
+        <w:shd w:val="clear" w:color="auto" w:fill="F2F2F2"/>
       </w:pPr>
       <w:r>
         <w:rPr>
-          <w:rFonts w:ascii="Consolas" w:cs="Consolas" w:eastAsia="Consolas" w:hAnsi="Consolas"/>
+          <w:rFonts w:ascii="Consolas" w:eastAsia="Consolas" w:hAnsi="Consolas" w:cs="Consolas"/>
           <w:sz w:val="19"/>
           <w:szCs w:val="19"/>
         </w:rPr>
-        <w:t xml:space="preserve">y = np.array([0, 0, 0, 1, 1])          # nhãn nhị phân</w:t>
-      </w:r>
-    </w:p>
-    <w:p>
-      <w:pPr>
-        <w:shd w:fill="F2F2F2" w:val="clear"/>
-        <w:spacing w:after="0"/>
+        <w:t>y = np.array([0, 0, 0, 1, 1])          # nhãn nhị phân</w:t>
+      </w:r>
+    </w:p>
+    <w:p>
+      <w:pPr>
+        <w:shd w:val="clear" w:color="auto" w:fill="F2F2F2"/>
       </w:pPr>
       <w:r>
         <w:rPr>
-          <w:rFonts w:ascii="Consolas" w:cs="Consolas" w:eastAsia="Consolas" w:hAnsi="Consolas"/>
+          <w:rFonts w:ascii="Consolas" w:eastAsia="Consolas" w:hAnsi="Consolas" w:cs="Consolas"/>
           <w:sz w:val="19"/>
           <w:szCs w:val="19"/>
         </w:rPr>
@@ -1934,40 +2952,37 @@
     </w:p>
     <w:p>
       <w:pPr>
-        <w:shd w:fill="F2F2F2" w:val="clear"/>
-        <w:spacing w:after="0"/>
+        <w:shd w:val="clear" w:color="auto" w:fill="F2F2F2"/>
       </w:pPr>
       <w:r>
         <w:rPr>
-          <w:rFonts w:ascii="Consolas" w:cs="Consolas" w:eastAsia="Consolas" w:hAnsi="Consolas"/>
+          <w:rFonts w:ascii="Consolas" w:eastAsia="Consolas" w:hAnsi="Consolas" w:cs="Consolas"/>
           <w:sz w:val="19"/>
           <w:szCs w:val="19"/>
         </w:rPr>
-        <w:t xml:space="preserve">model = LogisticRegression()</w:t>
-      </w:r>
-    </w:p>
-    <w:p>
-      <w:pPr>
-        <w:shd w:fill="F2F2F2" w:val="clear"/>
-        <w:spacing w:after="0"/>
+        <w:t>model = LogisticRegression()</w:t>
+      </w:r>
+    </w:p>
+    <w:p>
+      <w:pPr>
+        <w:shd w:val="clear" w:color="auto" w:fill="F2F2F2"/>
       </w:pPr>
       <w:r>
         <w:rPr>
-          <w:rFonts w:ascii="Consolas" w:cs="Consolas" w:eastAsia="Consolas" w:hAnsi="Consolas"/>
+          <w:rFonts w:ascii="Consolas" w:eastAsia="Consolas" w:hAnsi="Consolas" w:cs="Consolas"/>
           <w:sz w:val="19"/>
           <w:szCs w:val="19"/>
         </w:rPr>
-        <w:t xml:space="preserve">model.fit(X, y)</w:t>
-      </w:r>
-    </w:p>
-    <w:p>
-      <w:pPr>
-        <w:shd w:fill="F2F2F2" w:val="clear"/>
-        <w:spacing w:after="0"/>
+        <w:t>model.fit(X, y)</w:t>
+      </w:r>
+    </w:p>
+    <w:p>
+      <w:pPr>
+        <w:shd w:val="clear" w:color="auto" w:fill="F2F2F2"/>
       </w:pPr>
       <w:r>
         <w:rPr>
-          <w:rFonts w:ascii="Consolas" w:cs="Consolas" w:eastAsia="Consolas" w:hAnsi="Consolas"/>
+          <w:rFonts w:ascii="Consolas" w:eastAsia="Consolas" w:hAnsi="Consolas" w:cs="Consolas"/>
           <w:sz w:val="19"/>
           <w:szCs w:val="19"/>
         </w:rPr>
@@ -1976,90 +2991,85 @@
     </w:p>
     <w:p>
       <w:pPr>
-        <w:shd w:fill="F2F2F2" w:val="clear"/>
-        <w:spacing w:after="0"/>
+        <w:shd w:val="clear" w:color="auto" w:fill="F2F2F2"/>
       </w:pPr>
       <w:r>
         <w:rPr>
-          <w:rFonts w:ascii="Consolas" w:cs="Consolas" w:eastAsia="Consolas" w:hAnsi="Consolas"/>
+          <w:rFonts w:ascii="Consolas" w:eastAsia="Consolas" w:hAnsi="Consolas" w:cs="Consolas"/>
           <w:sz w:val="19"/>
           <w:szCs w:val="19"/>
         </w:rPr>
-        <w:t xml:space="preserve">print('Xác suất P(y=1):', model.predict_proba([[3.5]])[0, 1])</w:t>
-      </w:r>
-    </w:p>
-    <w:p>
-      <w:pPr>
-        <w:shd w:fill="F2F2F2" w:val="clear"/>
-        <w:spacing w:after="0"/>
+        <w:t>print('Xác suất P(y=1):', model.predict_proba([[3.5]])[0, 1])</w:t>
+      </w:r>
+    </w:p>
+    <w:p>
+      <w:pPr>
+        <w:shd w:val="clear" w:color="auto" w:fill="F2F2F2"/>
       </w:pPr>
       <w:r>
         <w:rPr>
-          <w:rFonts w:ascii="Consolas" w:cs="Consolas" w:eastAsia="Consolas" w:hAnsi="Consolas"/>
+          <w:rFonts w:ascii="Consolas" w:eastAsia="Consolas" w:hAnsi="Consolas" w:cs="Consolas"/>
           <w:sz w:val="19"/>
           <w:szCs w:val="19"/>
         </w:rPr>
-        <w:t xml:space="preserve">print('Dự đoán nhãn:', model.predict([[3.5]]))</w:t>
-      </w:r>
-    </w:p>
-    <w:p>
-      <w:pPr>
-        <w:shd w:fill="F2F2F2" w:val="clear"/>
+        <w:t>print('Dự đoán nhãn:', model.predict([[3.5]]))</w:t>
+      </w:r>
+    </w:p>
+    <w:p>
+      <w:pPr>
+        <w:shd w:val="clear" w:color="auto" w:fill="F2F2F2"/>
         <w:spacing w:after="120"/>
       </w:pPr>
       <w:r>
         <w:rPr>
-          <w:rFonts w:ascii="Consolas" w:cs="Consolas" w:eastAsia="Consolas" w:hAnsi="Consolas"/>
+          <w:rFonts w:ascii="Consolas" w:eastAsia="Consolas" w:hAnsi="Consolas" w:cs="Consolas"/>
           <w:sz w:val="19"/>
           <w:szCs w:val="19"/>
         </w:rPr>
-        <w:t xml:space="preserve">print('Hệ số w:', model.coef_, ' Bias b:', model.intercept_)</w:t>
-      </w:r>
-    </w:p>
-    <w:p>
-      <w:pPr>
-        <w:spacing w:after="120" w:line="276"/>
-      </w:pPr>
-      <w:r>
-        <w:t xml:space="preserve">Tự cài hàm sigmoid và phân loại bằng NumPy:</w:t>
-      </w:r>
-    </w:p>
-    <w:p>
-      <w:pPr>
-        <w:shd w:fill="F2F2F2" w:val="clear"/>
-        <w:spacing w:after="0"/>
+        <w:t>print('Hệ số w:', model.coef_, ' Bias b:', model.intercept_)</w:t>
+      </w:r>
+    </w:p>
+    <w:p>
+      <w:pPr>
+        <w:spacing w:after="120" w:line="276" w:lineRule="auto"/>
+      </w:pPr>
+      <w:r>
+        <w:t>Tự cài hàm sigmoid và phân loại bằng NumPy:</w:t>
+      </w:r>
+    </w:p>
+    <w:p>
+      <w:pPr>
+        <w:shd w:val="clear" w:color="auto" w:fill="F2F2F2"/>
       </w:pPr>
       <w:r>
         <w:rPr>
-          <w:rFonts w:ascii="Consolas" w:cs="Consolas" w:eastAsia="Consolas" w:hAnsi="Consolas"/>
+          <w:rFonts w:ascii="Consolas" w:eastAsia="Consolas" w:hAnsi="Consolas" w:cs="Consolas"/>
           <w:sz w:val="19"/>
           <w:szCs w:val="19"/>
         </w:rPr>
-        <w:t xml:space="preserve">import numpy as np</w:t>
-      </w:r>
-    </w:p>
-    <w:p>
-      <w:pPr>
-        <w:shd w:fill="F2F2F2" w:val="clear"/>
-        <w:spacing w:after="0"/>
+        <w:t>import numpy as np</w:t>
+      </w:r>
+    </w:p>
+    <w:p>
+      <w:pPr>
+        <w:shd w:val="clear" w:color="auto" w:fill="F2F2F2"/>
       </w:pPr>
       <w:r>
         <w:rPr>
-          <w:rFonts w:ascii="Consolas" w:cs="Consolas" w:eastAsia="Consolas" w:hAnsi="Consolas"/>
+          <w:rFonts w:ascii="Consolas" w:eastAsia="Consolas" w:hAnsi="Consolas" w:cs="Consolas"/>
           <w:sz w:val="19"/>
           <w:szCs w:val="19"/>
         </w:rPr>
-        <w:t xml:space="preserve">def sigmoid(z): return 1 / (1 + np.exp(-z))</w:t>
-      </w:r>
-    </w:p>
-    <w:p>
-      <w:pPr>
-        <w:shd w:fill="F2F2F2" w:val="clear"/>
-        <w:spacing w:after="0"/>
+        <w:t>def sigmoid(z): return 1 / (1 + np.exp(-z))</w:t>
+      </w:r>
+    </w:p>
+    <w:p>
+      <w:pPr>
+        <w:shd w:val="clear" w:color="auto" w:fill="F2F2F2"/>
       </w:pPr>
       <w:r>
         <w:rPr>
-          <w:rFonts w:ascii="Consolas" w:cs="Consolas" w:eastAsia="Consolas" w:hAnsi="Consolas"/>
+          <w:rFonts w:ascii="Consolas" w:eastAsia="Consolas" w:hAnsi="Consolas" w:cs="Consolas"/>
           <w:sz w:val="19"/>
           <w:szCs w:val="19"/>
         </w:rPr>
@@ -2068,81 +3078,79 @@
     </w:p>
     <w:p>
       <w:pPr>
-        <w:shd w:fill="F2F2F2" w:val="clear"/>
-        <w:spacing w:after="0"/>
+        <w:shd w:val="clear" w:color="auto" w:fill="F2F2F2"/>
       </w:pPr>
       <w:r>
         <w:rPr>
-          <w:rFonts w:ascii="Consolas" w:cs="Consolas" w:eastAsia="Consolas" w:hAnsi="Consolas"/>
+          <w:rFonts w:ascii="Consolas" w:eastAsia="Consolas" w:hAnsi="Consolas" w:cs="Consolas"/>
           <w:sz w:val="19"/>
           <w:szCs w:val="19"/>
         </w:rPr>
-        <w:t xml:space="preserve">w, b = 1.2, -3.0</w:t>
-      </w:r>
-    </w:p>
-    <w:p>
-      <w:pPr>
-        <w:shd w:fill="F2F2F2" w:val="clear"/>
-        <w:spacing w:after="0"/>
+        <w:t>w, b = 1.2, -3.0</w:t>
+      </w:r>
+    </w:p>
+    <w:p>
+      <w:pPr>
+        <w:shd w:val="clear" w:color="auto" w:fill="F2F2F2"/>
       </w:pPr>
       <w:r>
         <w:rPr>
-          <w:rFonts w:ascii="Consolas" w:cs="Consolas" w:eastAsia="Consolas" w:hAnsi="Consolas"/>
+          <w:rFonts w:ascii="Consolas" w:eastAsia="Consolas" w:hAnsi="Consolas" w:cs="Consolas"/>
           <w:sz w:val="19"/>
           <w:szCs w:val="19"/>
         </w:rPr>
-        <w:t xml:space="preserve">x = np.array([2, 2.5, 3])</w:t>
-      </w:r>
-    </w:p>
-    <w:p>
-      <w:pPr>
-        <w:shd w:fill="F2F2F2" w:val="clear"/>
-        <w:spacing w:after="0"/>
+        <w:t>x = np.array([2, 2.5, 3])</w:t>
+      </w:r>
+    </w:p>
+    <w:p>
+      <w:pPr>
+        <w:shd w:val="clear" w:color="auto" w:fill="F2F2F2"/>
       </w:pPr>
       <w:r>
         <w:rPr>
-          <w:rFonts w:ascii="Consolas" w:cs="Consolas" w:eastAsia="Consolas" w:hAnsi="Consolas"/>
+          <w:rFonts w:ascii="Consolas" w:eastAsia="Consolas" w:hAnsi="Consolas" w:cs="Consolas"/>
           <w:sz w:val="19"/>
           <w:szCs w:val="19"/>
         </w:rPr>
-        <w:t xml:space="preserve">p = sigmoid(w * x + b)</w:t>
-      </w:r>
-    </w:p>
-    <w:p>
-      <w:pPr>
-        <w:shd w:fill="F2F2F2" w:val="clear"/>
-        <w:spacing w:after="0"/>
+        <w:t>p = sigmoid(w * x + b)</w:t>
+      </w:r>
+    </w:p>
+    <w:p>
+      <w:pPr>
+        <w:shd w:val="clear" w:color="auto" w:fill="F2F2F2"/>
       </w:pPr>
       <w:r>
         <w:rPr>
-          <w:rFonts w:ascii="Consolas" w:cs="Consolas" w:eastAsia="Consolas" w:hAnsi="Consolas"/>
+          <w:rFonts w:ascii="Consolas" w:eastAsia="Consolas" w:hAnsi="Consolas" w:cs="Consolas"/>
           <w:sz w:val="19"/>
           <w:szCs w:val="19"/>
         </w:rPr>
-        <w:t xml:space="preserve">print('Xác suất:', np.round(p, 3))   # [0.354 0.5   0.646]</w:t>
-      </w:r>
-    </w:p>
-    <w:p>
-      <w:pPr>
-        <w:shd w:fill="F2F2F2" w:val="clear"/>
+        <w:t>print('Xác suất:', np.round(p, 3))   # [0.354 0.5   0.646]</w:t>
+      </w:r>
+    </w:p>
+    <w:p>
+      <w:pPr>
+        <w:shd w:val="clear" w:color="auto" w:fill="F2F2F2"/>
         <w:spacing w:after="120"/>
       </w:pPr>
       <w:r>
         <w:rPr>
-          <w:rFonts w:ascii="Consolas" w:cs="Consolas" w:eastAsia="Consolas" w:hAnsi="Consolas"/>
+          <w:rFonts w:ascii="Consolas" w:eastAsia="Consolas" w:hAnsi="Consolas" w:cs="Consolas"/>
           <w:sz w:val="19"/>
           <w:szCs w:val="19"/>
         </w:rPr>
-        <w:t xml:space="preserve">print('Nhãn:', (p &gt;= 0.5).astype(int))  # [0 1 1]</w:t>
+        <w:t>print('Nhãn:', (p &gt;= 0.5).astype(int))  # [0 1 1]</w:t>
       </w:r>
     </w:p>
     <w:p>
       <w:pPr>
         <w:pStyle w:val="Heading1"/>
       </w:pPr>
-      <w:r>
-        <w:t xml:space="preserve">16. Tóm tắt các điểm chính</w:t>
-      </w:r>
+      <w:bookmarkStart w:id="15" w:name="_Toc233117429"/>
+      <w:r>
+        <w:t>16. Tóm tắt các điểm chính</w:t>
+      </w:r>
+      <w:bookmarkEnd w:id="15"/>
     </w:p>
     <w:p>
       <w:pPr>
@@ -2154,7 +3162,7 @@
         <w:spacing w:after="60"/>
       </w:pPr>
       <w:r>
-        <w:t xml:space="preserve">Hồi quy logistic là thuật toán PHÂN LOẠI, dự đoán xác suất qua hàm sigmoid σ(z)=1/(1+e^(−z)).</w:t>
+        <w:t>Hồi quy logistic là thuật toán PHÂN LOẠI, dự đoán xác suất qua hàm sigmoid σ(z)=1/(1+e^(−z)).</w:t>
       </w:r>
     </w:p>
     <w:p>
@@ -2167,7 +3175,7 @@
         <w:spacing w:after="60"/>
       </w:pPr>
       <w:r>
-        <w:t xml:space="preserve">Mô hình: p = σ(w·x + b); quyết định nhãn theo ngưỡng (mặc định 0.5).</w:t>
+        <w:t>Mô hình: p = σ(w·x + b); quyết định nhãn theo ngưỡng (mặc định 0.5).</w:t>
       </w:r>
     </w:p>
     <w:p>
@@ -2180,7 +3188,7 @@
         <w:spacing w:after="60"/>
       </w:pPr>
       <w:r>
-        <w:t xml:space="preserve">Tuyến tính theo log-odds; hệ số diễn giải qua odds ratio e^(w).</w:t>
+        <w:t>Tuyến tính theo log-odds; hệ số diễn giải qua odds ratio e^(w).</w:t>
       </w:r>
     </w:p>
     <w:p>
@@ -2193,7 +3201,7 @@
         <w:spacing w:after="60"/>
       </w:pPr>
       <w:r>
-        <w:t xml:space="preserve">Huấn luyện bằng Log-loss (cross-entropy), KHÔNG dùng MSE; gradient gọn là (p − y)·x.</w:t>
+        <w:t>Huấn luyện bằng Log-loss (cross-entropy), KHÔNG dùng MSE; gradient gọn là (p − y)·x.</w:t>
       </w:r>
     </w:p>
     <w:p>
@@ -2206,7 +3214,7 @@
         <w:spacing w:after="60"/>
       </w:pPr>
       <w:r>
-        <w:t xml:space="preserve">Đánh giá bằng Accuracy, Precision, Recall, F1, ROC-AUC; cẩn thận khi dữ liệu mất cân bằng.</w:t>
+        <w:t>Đánh giá bằng Accuracy, Precision, Recall, F1, ROC-AUC; cẩn thận khi dữ liệu mất cân bằng.</w:t>
       </w:r>
     </w:p>
     <w:p>
@@ -2219,7 +3227,7 @@
         <w:spacing w:after="60"/>
       </w:pPr>
       <w:r>
-        <w:t xml:space="preserve">Đa lớp dùng One-vs-Rest hoặc Softmax; dùng L1/L2 để chống overfitting.</w:t>
+        <w:t>Đa lớp dùng One-vs-Rest hoặc Softmax; dùng L1/L2 để chống overfitting.</w:t>
       </w:r>
     </w:p>
     <w:p>
@@ -2232,37 +3240,30 @@
         <w:spacing w:after="60"/>
       </w:pPr>
       <w:r>
-        <w:t xml:space="preserve">Ưu điểm: đơn giản, nhanh, cho xác suất, dễ diễn giải — là baseline phân loại kinh điển.</w:t>
+        <w:t xml:space="preserve">Ưu điểm: đơn giản, nhanh, cho xác suất, dễ diễn giải — là </w:t>
+      </w:r>
+      <w:r>
+        <w:t>baseline</w:t>
+      </w:r>
+      <w:r>
+        <w:t xml:space="preserve"> phân loại kinh điển.</w:t>
       </w:r>
     </w:p>
     <w:sectPr>
       <w:footerReference w:type="default" r:id="rId7"/>
-      <w:pgSz w:w="12240" w:h="15840" w:orient="portrait"/>
+      <w:pgSz w:w="12240" w:h="15840"/>
       <w:pgMar w:top="1440" w:right="1440" w:bottom="1440" w:left="1440" w:header="708" w:footer="708" w:gutter="0"/>
-      <w:pgNumType/>
+      <w:cols w:space="720"/>
       <w:docGrid w:linePitch="360"/>
     </w:sectPr>
   </w:body>
 </w:document>
 </file>
 
-<file path=word/comments.xml><?xml version="1.0" encoding="utf-8"?>
-<w:comments xmlns:cx="http://schemas.microsoft.com/office/drawing/2014/chartex" xmlns:cx1="http://schemas.microsoft.com/office/drawing/2015/9/8/chartex" xmlns:cx2="http://schemas.microsoft.com/office/drawing/2015/10/21/chartex" xmlns:cx3="http://schemas.microsoft.com/office/drawing/2016/5/9/chartex" xmlns:cx4="http://schemas.microsoft.com/office/drawing/2016/5/10/chartex" xmlns:cx5="http://schemas.microsoft.com/office/drawing/2016/5/11/chartex" xmlns:cx6="http://schemas.microsoft.com/office/drawing/2016/5/12/chartex" xmlns:cx7="http://schemas.microsoft.com/office/drawing/2016/5/13/chartex" xmlns:cx8="http://schemas.microsoft.com/office/drawing/2016/5/14/chartex" xmlns:mc="http://schemas.openxmlformats.org/markup-compatibility/2006" xmlns:aink="http://schemas.microsoft.com/office/drawing/2016/ink" xmlns:am3d="http://schemas.microsoft.com/office/drawing/2017/model3d" xmlns:o="urn:schemas-microsoft-com:office:office" xmlns:r="http://schemas.openxmlformats.org/officeDocument/2006/relationships" xmlns:m="http://schemas.openxmlformats.org/officeDocument/2006/math" xmlns:v="urn:schemas-microsoft-com:vml" xmlns:wp14="http://schemas.microsoft.com/office/word/2010/wordprocessingDrawing" xmlns:wp="http://schemas.openxmlformats.org/drawingml/2006/wordprocessingDrawing" xmlns:w10="urn:schemas-microsoft-com:office:word" xmlns:w="http://schemas.openxmlformats.org/wordprocessingml/2006/main" xmlns:w14="http://schemas.microsoft.com/office/word/2010/wordml" xmlns:w15="http://schemas.microsoft.com/office/word/2012/wordml" xmlns:w16cex="http://schemas.microsoft.com/office/word/2018/wordml/cex" xmlns:w16cid="http://schemas.microsoft.com/office/word/2016/wordml/cid" xmlns:w16="http://schemas.microsoft.com/office/word/2018/wordml" xmlns:w16sdtdh="http://schemas.microsoft.com/office/word/2020/wordml/sdtdatahash" xmlns:w16se="http://schemas.microsoft.com/office/word/2015/wordml/symex" xmlns:wpg="http://schemas.microsoft.com/office/word/2010/wordprocessingGroup" xmlns:wpi="http://schemas.microsoft.com/office/word/2010/wordprocessingInk" xmlns:wne="http://schemas.microsoft.com/office/word/2006/wordml" xmlns:wps="http://schemas.microsoft.com/office/word/2010/wordprocessingShape"/>
-</file>
-
 <file path=word/endnotes.xml><?xml version="1.0" encoding="utf-8"?>
-<w:endnotes xmlns:wpc="http://schemas.microsoft.com/office/word/2010/wordprocessingCanvas" xmlns:mc="http://schemas.openxmlformats.org/markup-compatibility/2006" xmlns:o="urn:schemas-microsoft-com:office:office" xmlns:r="http://schemas.openxmlformats.org/officeDocument/2006/relationships" xmlns:m="http://schemas.openxmlformats.org/officeDocument/2006/math" xmlns:v="urn:schemas-microsoft-com:vml" xmlns:wp14="http://schemas.microsoft.com/office/word/2010/wordprocessingDrawing" xmlns:wp="http://schemas.openxmlformats.org/drawingml/2006/wordprocessingDrawing" xmlns:w10="urn:schemas-microsoft-com:office:word" xmlns:w="http://schemas.openxmlformats.org/wordprocessingml/2006/main" xmlns:w14="http://schemas.microsoft.com/office/word/2010/wordml" xmlns:w15="http://schemas.microsoft.com/office/word/2012/wordml" xmlns:wpg="http://schemas.microsoft.com/office/word/2010/wordprocessingGroup" xmlns:wpi="http://schemas.microsoft.com/office/word/2010/wordprocessingInk" xmlns:wne="http://schemas.microsoft.com/office/word/2006/wordml" xmlns:wps="http://schemas.microsoft.com/office/word/2010/wordprocessingShape" mc:Ignorable="w14 w15 wp14">
+<w:endnotes xmlns:wpc="http://schemas.microsoft.com/office/word/2010/wordprocessingCanvas" xmlns:cx="http://schemas.microsoft.com/office/drawing/2014/chartex" xmlns:cx1="http://schemas.microsoft.com/office/drawing/2015/9/8/chartex" xmlns:cx2="http://schemas.microsoft.com/office/drawing/2015/10/21/chartex" xmlns:cx3="http://schemas.microsoft.com/office/drawing/2016/5/9/chartex" xmlns:cx4="http://schemas.microsoft.com/office/drawing/2016/5/10/chartex" xmlns:cx5="http://schemas.microsoft.com/office/drawing/2016/5/11/chartex" xmlns:cx6="http://schemas.microsoft.com/office/drawing/2016/5/12/chartex" xmlns:cx7="http://schemas.microsoft.com/office/drawing/2016/5/13/chartex" xmlns:cx8="http://schemas.microsoft.com/office/drawing/2016/5/14/chartex" xmlns:mc="http://schemas.openxmlformats.org/markup-compatibility/2006" xmlns:aink="http://schemas.microsoft.com/office/drawing/2016/ink" xmlns:am3d="http://schemas.microsoft.com/office/drawing/2017/model3d" xmlns:o="urn:schemas-microsoft-com:office:office" xmlns:oel="http://schemas.microsoft.com/office/2019/extlst" xmlns:r="http://schemas.openxmlformats.org/officeDocument/2006/relationships" xmlns:m="http://schemas.openxmlformats.org/officeDocument/2006/math" xmlns:v="urn:schemas-microsoft-com:vml" xmlns:wp14="http://schemas.microsoft.com/office/word/2010/wordprocessingDrawing" xmlns:wp="http://schemas.openxmlformats.org/drawingml/2006/wordprocessingDrawing" xmlns:w10="urn:schemas-microsoft-com:office:word" xmlns:w="http://schemas.openxmlformats.org/wordprocessingml/2006/main" xmlns:w14="http://schemas.microsoft.com/office/word/2010/wordml" xmlns:w15="http://schemas.microsoft.com/office/word/2012/wordml" xmlns:w16cex="http://schemas.microsoft.com/office/word/2018/wordml/cex" xmlns:w16cid="http://schemas.microsoft.com/office/word/2016/wordml/cid" xmlns:w16="http://schemas.microsoft.com/office/word/2018/wordml" xmlns:w16du="http://schemas.microsoft.com/office/word/2023/wordml/word16du" xmlns:w16sdtdh="http://schemas.microsoft.com/office/word/2020/wordml/sdtdatahash" xmlns:w16sdtfl="http://schemas.microsoft.com/office/word/2024/wordml/sdtformatlock" xmlns:w16se="http://schemas.microsoft.com/office/word/2015/wordml/symex" xmlns:wpg="http://schemas.microsoft.com/office/word/2010/wordprocessingGroup" xmlns:wpi="http://schemas.microsoft.com/office/word/2010/wordprocessingInk" xmlns:wne="http://schemas.microsoft.com/office/word/2006/wordml" xmlns:wps="http://schemas.microsoft.com/office/word/2010/wordprocessingShape" mc:Ignorable="w14 w15 w16se w16cid w16 w16cex w16sdtdh w16sdtfl w16du wp14">
   <w:endnote w:type="separator" w:id="-1">
     <w:p>
-      <w:pPr>
-        <w:spacing w:after="0" w:line="240" w:lineRule="auto"/>
-      </w:pPr>
-      <w:r>
-        <w:rPr>
-          <w:rStyle w:val="EndnoteReference"/>
-        </w:rPr>
-        <w:endnoteRef/>
-      </w:r>
       <w:r>
         <w:separator/>
       </w:r>
@@ -2270,15 +3271,6 @@
   </w:endnote>
   <w:endnote w:type="continuationSeparator" w:id="0">
     <w:p>
-      <w:pPr>
-        <w:spacing w:after="0" w:line="240" w:lineRule="auto"/>
-      </w:pPr>
-      <w:r>
-        <w:rPr>
-          <w:rStyle w:val="EndnoteReference"/>
-        </w:rPr>
-        <w:endnoteRef/>
-      </w:r>
       <w:r>
         <w:continuationSeparator/>
       </w:r>
@@ -2288,7 +3280,7 @@
 </file>
 
 <file path=word/footer1.xml><?xml version="1.0" encoding="utf-8"?>
-<w:ftr xmlns:wpc="http://schemas.microsoft.com/office/word/2010/wordprocessingCanvas" xmlns:mc="http://schemas.openxmlformats.org/markup-compatibility/2006" xmlns:o="urn:schemas-microsoft-com:office:office" xmlns:r="http://schemas.openxmlformats.org/officeDocument/2006/relationships" xmlns:m="http://schemas.openxmlformats.org/officeDocument/2006/math" xmlns:v="urn:schemas-microsoft-com:vml" xmlns:wp14="http://schemas.microsoft.com/office/word/2010/wordprocessingDrawing" xmlns:wp="http://schemas.openxmlformats.org/drawingml/2006/wordprocessingDrawing" xmlns:w10="urn:schemas-microsoft-com:office:word" xmlns:w="http://schemas.openxmlformats.org/wordprocessingml/2006/main" xmlns:w14="http://schemas.microsoft.com/office/word/2010/wordml" xmlns:w15="http://schemas.microsoft.com/office/word/2012/wordml" xmlns:wpg="http://schemas.microsoft.com/office/word/2010/wordprocessingGroup" xmlns:wpi="http://schemas.microsoft.com/office/word/2010/wordprocessingInk" xmlns:wne="http://schemas.microsoft.com/office/word/2006/wordml" xmlns:wps="http://schemas.microsoft.com/office/word/2010/wordprocessingShape">
+<w:ftr xmlns:wpc="http://schemas.microsoft.com/office/word/2010/wordprocessingCanvas" xmlns:cx="http://schemas.microsoft.com/office/drawing/2014/chartex" xmlns:cx1="http://schemas.microsoft.com/office/drawing/2015/9/8/chartex" xmlns:cx2="http://schemas.microsoft.com/office/drawing/2015/10/21/chartex" xmlns:cx3="http://schemas.microsoft.com/office/drawing/2016/5/9/chartex" xmlns:cx4="http://schemas.microsoft.com/office/drawing/2016/5/10/chartex" xmlns:cx5="http://schemas.microsoft.com/office/drawing/2016/5/11/chartex" xmlns:cx6="http://schemas.microsoft.com/office/drawing/2016/5/12/chartex" xmlns:cx7="http://schemas.microsoft.com/office/drawing/2016/5/13/chartex" xmlns:cx8="http://schemas.microsoft.com/office/drawing/2016/5/14/chartex" xmlns:mc="http://schemas.openxmlformats.org/markup-compatibility/2006" xmlns:aink="http://schemas.microsoft.com/office/drawing/2016/ink" xmlns:am3d="http://schemas.microsoft.com/office/drawing/2017/model3d" xmlns:o="urn:schemas-microsoft-com:office:office" xmlns:oel="http://schemas.microsoft.com/office/2019/extlst" xmlns:r="http://schemas.openxmlformats.org/officeDocument/2006/relationships" xmlns:m="http://schemas.openxmlformats.org/officeDocument/2006/math" xmlns:v="urn:schemas-microsoft-com:vml" xmlns:wp14="http://schemas.microsoft.com/office/word/2010/wordprocessingDrawing" xmlns:wp="http://schemas.openxmlformats.org/drawingml/2006/wordprocessingDrawing" xmlns:w10="urn:schemas-microsoft-com:office:word" xmlns:w="http://schemas.openxmlformats.org/wordprocessingml/2006/main" xmlns:w14="http://schemas.microsoft.com/office/word/2010/wordml" xmlns:w15="http://schemas.microsoft.com/office/word/2012/wordml" xmlns:w16cex="http://schemas.microsoft.com/office/word/2018/wordml/cex" xmlns:w16cid="http://schemas.microsoft.com/office/word/2016/wordml/cid" xmlns:w16="http://schemas.microsoft.com/office/word/2018/wordml" xmlns:w16du="http://schemas.microsoft.com/office/word/2023/wordml/word16du" xmlns:w16sdtdh="http://schemas.microsoft.com/office/word/2020/wordml/sdtdatahash" xmlns:w16sdtfl="http://schemas.microsoft.com/office/word/2024/wordml/sdtformatlock" xmlns:w16se="http://schemas.microsoft.com/office/word/2015/wordml/symex" xmlns:wpg="http://schemas.microsoft.com/office/word/2010/wordprocessingGroup" xmlns:wpi="http://schemas.microsoft.com/office/word/2010/wordprocessingInk" xmlns:wne="http://schemas.microsoft.com/office/word/2006/wordml" xmlns:wps="http://schemas.microsoft.com/office/word/2010/wordprocessingShape" mc:Ignorable="w14 w15 w16se w16cid w16 w16cex w16sdtdh w16sdtfl w16du wp14">
   <w:p>
     <w:pPr>
       <w:jc w:val="center"/>
@@ -2308,8 +3300,38 @@
         <w:szCs w:val="18"/>
       </w:rPr>
       <w:fldChar w:fldCharType="begin"/>
-      <w:instrText xml:space="preserve">PAGE</w:instrText>
+    </w:r>
+    <w:r>
+      <w:rPr>
+        <w:color w:val="888888"/>
+        <w:sz w:val="18"/>
+        <w:szCs w:val="18"/>
+      </w:rPr>
+      <w:instrText>PAGE</w:instrText>
+    </w:r>
+    <w:r>
+      <w:rPr>
+        <w:color w:val="888888"/>
+        <w:sz w:val="18"/>
+        <w:szCs w:val="18"/>
+      </w:rPr>
       <w:fldChar w:fldCharType="separate"/>
+    </w:r>
+    <w:r>
+      <w:rPr>
+        <w:noProof/>
+        <w:color w:val="888888"/>
+        <w:sz w:val="18"/>
+        <w:szCs w:val="18"/>
+      </w:rPr>
+      <w:t>1</w:t>
+    </w:r>
+    <w:r>
+      <w:rPr>
+        <w:color w:val="888888"/>
+        <w:sz w:val="18"/>
+        <w:szCs w:val="18"/>
+      </w:rPr>
       <w:fldChar w:fldCharType="end"/>
     </w:r>
   </w:p>
@@ -2317,18 +3339,9 @@
 </file>
 
 <file path=word/footnotes.xml><?xml version="1.0" encoding="utf-8"?>
-<w:footnotes xmlns:wpc="http://schemas.microsoft.com/office/word/2010/wordprocessingCanvas" xmlns:mc="http://schemas.openxmlformats.org/markup-compatibility/2006" xmlns:o="urn:schemas-microsoft-com:office:office" xmlns:r="http://schemas.openxmlformats.org/officeDocument/2006/relationships" xmlns:m="http://schemas.openxmlformats.org/officeDocument/2006/math" xmlns:v="urn:schemas-microsoft-com:vml" xmlns:wp14="http://schemas.microsoft.com/office/word/2010/wordprocessingDrawing" xmlns:wp="http://schemas.openxmlformats.org/drawingml/2006/wordprocessingDrawing" xmlns:w10="urn:schemas-microsoft-com:office:word" xmlns:w="http://schemas.openxmlformats.org/wordprocessingml/2006/main" xmlns:w14="http://schemas.microsoft.com/office/word/2010/wordml" xmlns:w15="http://schemas.microsoft.com/office/word/2012/wordml" xmlns:wpg="http://schemas.microsoft.com/office/word/2010/wordprocessingGroup" xmlns:wpi="http://schemas.microsoft.com/office/word/2010/wordprocessingInk" xmlns:wne="http://schemas.microsoft.com/office/word/2006/wordml" xmlns:wps="http://schemas.microsoft.com/office/word/2010/wordprocessingShape" mc:Ignorable="w14 w15 wp14">
+<w:footnotes xmlns:wpc="http://schemas.microsoft.com/office/word/2010/wordprocessingCanvas" xmlns:cx="http://schemas.microsoft.com/office/drawing/2014/chartex" xmlns:cx1="http://schemas.microsoft.com/office/drawing/2015/9/8/chartex" xmlns:cx2="http://schemas.microsoft.com/office/drawing/2015/10/21/chartex" xmlns:cx3="http://schemas.microsoft.com/office/drawing/2016/5/9/chartex" xmlns:cx4="http://schemas.microsoft.com/office/drawing/2016/5/10/chartex" xmlns:cx5="http://schemas.microsoft.com/office/drawing/2016/5/11/chartex" xmlns:cx6="http://schemas.microsoft.com/office/drawing/2016/5/12/chartex" xmlns:cx7="http://schemas.microsoft.com/office/drawing/2016/5/13/chartex" xmlns:cx8="http://schemas.microsoft.com/office/drawing/2016/5/14/chartex" xmlns:mc="http://schemas.openxmlformats.org/markup-compatibility/2006" xmlns:aink="http://schemas.microsoft.com/office/drawing/2016/ink" xmlns:am3d="http://schemas.microsoft.com/office/drawing/2017/model3d" xmlns:o="urn:schemas-microsoft-com:office:office" xmlns:oel="http://schemas.microsoft.com/office/2019/extlst" xmlns:r="http://schemas.openxmlformats.org/officeDocument/2006/relationships" xmlns:m="http://schemas.openxmlformats.org/officeDocument/2006/math" xmlns:v="urn:schemas-microsoft-com:vml" xmlns:wp14="http://schemas.microsoft.com/office/word/2010/wordprocessingDrawing" xmlns:wp="http://schemas.openxmlformats.org/drawingml/2006/wordprocessingDrawing" xmlns:w10="urn:schemas-microsoft-com:office:word" xmlns:w="http://schemas.openxmlformats.org/wordprocessingml/2006/main" xmlns:w14="http://schemas.microsoft.com/office/word/2010/wordml" xmlns:w15="http://schemas.microsoft.com/office/word/2012/wordml" xmlns:w16cex="http://schemas.microsoft.com/office/word/2018/wordml/cex" xmlns:w16cid="http://schemas.microsoft.com/office/word/2016/wordml/cid" xmlns:w16="http://schemas.microsoft.com/office/word/2018/wordml" xmlns:w16du="http://schemas.microsoft.com/office/word/2023/wordml/word16du" xmlns:w16sdtdh="http://schemas.microsoft.com/office/word/2020/wordml/sdtdatahash" xmlns:w16sdtfl="http://schemas.microsoft.com/office/word/2024/wordml/sdtformatlock" xmlns:w16se="http://schemas.microsoft.com/office/word/2015/wordml/symex" xmlns:wpg="http://schemas.microsoft.com/office/word/2010/wordprocessingGroup" xmlns:wpi="http://schemas.microsoft.com/office/word/2010/wordprocessingInk" xmlns:wne="http://schemas.microsoft.com/office/word/2006/wordml" xmlns:wps="http://schemas.microsoft.com/office/word/2010/wordprocessingShape" mc:Ignorable="w14 w15 w16se w16cid w16 w16cex w16sdtdh w16sdtfl w16du wp14">
   <w:footnote w:type="separator" w:id="-1">
     <w:p>
-      <w:pPr>
-        <w:spacing w:after="0" w:line="240" w:lineRule="auto"/>
-      </w:pPr>
-      <w:r>
-        <w:rPr>
-          <w:rStyle w:val="FootnoteReference"/>
-        </w:rPr>
-        <w:footnoteRef/>
-      </w:r>
       <w:r>
         <w:separator/>
       </w:r>
@@ -2336,15 +3349,6 @@
   </w:footnote>
   <w:footnote w:type="continuationSeparator" w:id="0">
     <w:p>
-      <w:pPr>
-        <w:spacing w:after="0" w:line="240" w:lineRule="auto"/>
-      </w:pPr>
-      <w:r>
-        <w:rPr>
-          <w:rStyle w:val="FootnoteReference"/>
-        </w:rPr>
-        <w:footnoteRef/>
-      </w:r>
       <w:r>
         <w:continuationSeparator/>
       </w:r>
@@ -2354,10 +3358,12 @@
 </file>
 
 <file path=word/numbering.xml><?xml version="1.0" encoding="utf-8"?>
-<w:numbering xmlns:wpc="http://schemas.microsoft.com/office/word/2010/wordprocessingCanvas" xmlns:mc="http://schemas.openxmlformats.org/markup-compatibility/2006" xmlns:o="urn:schemas-microsoft-com:office:office" xmlns:r="http://schemas.openxmlformats.org/officeDocument/2006/relationships" xmlns:m="http://schemas.openxmlformats.org/officeDocument/2006/math" xmlns:v="urn:schemas-microsoft-com:vml" xmlns:wp14="http://schemas.microsoft.com/office/word/2010/wordprocessingDrawing" xmlns:wp="http://schemas.openxmlformats.org/drawingml/2006/wordprocessingDrawing" xmlns:w10="urn:schemas-microsoft-com:office:word" xmlns:w="http://schemas.openxmlformats.org/wordprocessingml/2006/main" xmlns:w14="http://schemas.microsoft.com/office/word/2010/wordml" xmlns:w15="http://schemas.microsoft.com/office/word/2012/wordml" xmlns:wpg="http://schemas.microsoft.com/office/word/2010/wordprocessingGroup" xmlns:wpi="http://schemas.microsoft.com/office/word/2010/wordprocessingInk" xmlns:wne="http://schemas.microsoft.com/office/word/2006/wordml" xmlns:wps="http://schemas.microsoft.com/office/word/2010/wordprocessingShape" mc:Ignorable="w14 w15 wp14">
-  <w:abstractNum w:abstractNumId="1" w15:restartNumberingAfterBreak="0">
+<w:numbering xmlns:wpc="http://schemas.microsoft.com/office/word/2010/wordprocessingCanvas" xmlns:cx="http://schemas.microsoft.com/office/drawing/2014/chartex" xmlns:cx1="http://schemas.microsoft.com/office/drawing/2015/9/8/chartex" xmlns:cx2="http://schemas.microsoft.com/office/drawing/2015/10/21/chartex" xmlns:cx3="http://schemas.microsoft.com/office/drawing/2016/5/9/chartex" xmlns:cx4="http://schemas.microsoft.com/office/drawing/2016/5/10/chartex" xmlns:cx5="http://schemas.microsoft.com/office/drawing/2016/5/11/chartex" xmlns:cx6="http://schemas.microsoft.com/office/drawing/2016/5/12/chartex" xmlns:cx7="http://schemas.microsoft.com/office/drawing/2016/5/13/chartex" xmlns:cx8="http://schemas.microsoft.com/office/drawing/2016/5/14/chartex" xmlns:mc="http://schemas.openxmlformats.org/markup-compatibility/2006" xmlns:aink="http://schemas.microsoft.com/office/drawing/2016/ink" xmlns:am3d="http://schemas.microsoft.com/office/drawing/2017/model3d" xmlns:o="urn:schemas-microsoft-com:office:office" xmlns:oel="http://schemas.microsoft.com/office/2019/extlst" xmlns:r="http://schemas.openxmlformats.org/officeDocument/2006/relationships" xmlns:m="http://schemas.openxmlformats.org/officeDocument/2006/math" xmlns:v="urn:schemas-microsoft-com:vml" xmlns:wp14="http://schemas.microsoft.com/office/word/2010/wordprocessingDrawing" xmlns:wp="http://schemas.openxmlformats.org/drawingml/2006/wordprocessingDrawing" xmlns:w10="urn:schemas-microsoft-com:office:word" xmlns:w="http://schemas.openxmlformats.org/wordprocessingml/2006/main" xmlns:w14="http://schemas.microsoft.com/office/word/2010/wordml" xmlns:w15="http://schemas.microsoft.com/office/word/2012/wordml" xmlns:w16cex="http://schemas.microsoft.com/office/word/2018/wordml/cex" xmlns:w16cid="http://schemas.microsoft.com/office/word/2016/wordml/cid" xmlns:w16="http://schemas.microsoft.com/office/word/2018/wordml" xmlns:w16du="http://schemas.microsoft.com/office/word/2023/wordml/word16du" xmlns:w16sdtdh="http://schemas.microsoft.com/office/word/2020/wordml/sdtdatahash" xmlns:w16sdtfl="http://schemas.microsoft.com/office/word/2024/wordml/sdtformatlock" xmlns:w16se="http://schemas.microsoft.com/office/word/2015/wordml/symex" xmlns:wpg="http://schemas.microsoft.com/office/word/2010/wordprocessingGroup" xmlns:wpi="http://schemas.microsoft.com/office/word/2010/wordprocessingInk" xmlns:wne="http://schemas.microsoft.com/office/word/2006/wordml" xmlns:wps="http://schemas.microsoft.com/office/word/2010/wordprocessingShape" mc:Ignorable="w14 w15 w16se w16cid w16 w16cex w16sdtdh w16sdtfl w16du wp14">
+  <w:abstractNum w:abstractNumId="0" w15:restartNumberingAfterBreak="0">
+    <w:nsid w:val="08AC7247"/>
     <w:multiLevelType w:val="hybridMultilevel"/>
-    <w:lvl w:ilvl="0" w15:tentative="1">
+    <w:tmpl w:val="B5EEE2E4"/>
+    <w:lvl w:ilvl="0" w:tplc="F9525488">
       <w:start w:val="1"/>
       <w:numFmt w:val="bullet"/>
       <w:lvlText w:val="●"/>
@@ -2366,7 +3372,7 @@
         <w:ind w:left="720" w:hanging="360"/>
       </w:pPr>
     </w:lvl>
-    <w:lvl w:ilvl="1" w15:tentative="1">
+    <w:lvl w:ilvl="1" w:tplc="76588BCC">
       <w:start w:val="1"/>
       <w:numFmt w:val="bullet"/>
       <w:lvlText w:val="○"/>
@@ -2375,7 +3381,7 @@
         <w:ind w:left="1440" w:hanging="360"/>
       </w:pPr>
     </w:lvl>
-    <w:lvl w:ilvl="2" w15:tentative="1">
+    <w:lvl w:ilvl="2" w:tplc="AEE88054">
       <w:start w:val="1"/>
       <w:numFmt w:val="bullet"/>
       <w:lvlText w:val="■"/>
@@ -2384,7 +3390,7 @@
         <w:ind w:left="2160" w:hanging="360"/>
       </w:pPr>
     </w:lvl>
-    <w:lvl w:ilvl="3" w15:tentative="1">
+    <w:lvl w:ilvl="3" w:tplc="93DA83C6">
       <w:start w:val="1"/>
       <w:numFmt w:val="bullet"/>
       <w:lvlText w:val="●"/>
@@ -2393,7 +3399,7 @@
         <w:ind w:left="2880" w:hanging="360"/>
       </w:pPr>
     </w:lvl>
-    <w:lvl w:ilvl="4" w15:tentative="1">
+    <w:lvl w:ilvl="4" w:tplc="AADC4586">
       <w:start w:val="1"/>
       <w:numFmt w:val="bullet"/>
       <w:lvlText w:val="○"/>
@@ -2402,7 +3408,7 @@
         <w:ind w:left="3600" w:hanging="360"/>
       </w:pPr>
     </w:lvl>
-    <w:lvl w:ilvl="5" w15:tentative="1">
+    <w:lvl w:ilvl="5" w:tplc="ABAA13C2">
       <w:start w:val="1"/>
       <w:numFmt w:val="bullet"/>
       <w:lvlText w:val="■"/>
@@ -2411,7 +3417,7 @@
         <w:ind w:left="4320" w:hanging="360"/>
       </w:pPr>
     </w:lvl>
-    <w:lvl w:ilvl="6" w15:tentative="1">
+    <w:lvl w:ilvl="6" w:tplc="43963FFC">
       <w:start w:val="1"/>
       <w:numFmt w:val="bullet"/>
       <w:lvlText w:val="●"/>
@@ -2420,7 +3426,7 @@
         <w:ind w:left="5040" w:hanging="360"/>
       </w:pPr>
     </w:lvl>
-    <w:lvl w:ilvl="7" w15:tentative="1">
+    <w:lvl w:ilvl="7" w:tplc="F536D136">
       <w:start w:val="1"/>
       <w:numFmt w:val="bullet"/>
       <w:lvlText w:val="●"/>
@@ -2429,7 +3435,7 @@
         <w:ind w:left="5760" w:hanging="360"/>
       </w:pPr>
     </w:lvl>
-    <w:lvl w:ilvl="8" w15:tentative="1">
+    <w:lvl w:ilvl="8" w:tplc="92CACEEE">
       <w:start w:val="1"/>
       <w:numFmt w:val="bullet"/>
       <w:lvlText w:val="●"/>
@@ -2439,9 +3445,65 @@
       </w:pPr>
     </w:lvl>
   </w:abstractNum>
+  <w:abstractNum w:abstractNumId="1" w15:restartNumberingAfterBreak="0">
+    <w:nsid w:val="568326AC"/>
+    <w:multiLevelType w:val="hybridMultilevel"/>
+    <w:tmpl w:val="97762D4A"/>
+    <w:lvl w:ilvl="0" w:tplc="F61AD638">
+      <w:start w:val="1"/>
+      <w:numFmt w:val="decimal"/>
+      <w:lvlText w:val="%1."/>
+      <w:lvlJc w:val="left"/>
+      <w:pPr>
+        <w:ind w:left="620" w:hanging="320"/>
+      </w:pPr>
+    </w:lvl>
+    <w:lvl w:ilvl="1" w:tplc="BDCA9D74">
+      <w:numFmt w:val="decimal"/>
+      <w:lvlText w:val=""/>
+      <w:lvlJc w:val="left"/>
+    </w:lvl>
+    <w:lvl w:ilvl="2" w:tplc="DD2093EE">
+      <w:numFmt w:val="decimal"/>
+      <w:lvlText w:val=""/>
+      <w:lvlJc w:val="left"/>
+    </w:lvl>
+    <w:lvl w:ilvl="3" w:tplc="87C40750">
+      <w:numFmt w:val="decimal"/>
+      <w:lvlText w:val=""/>
+      <w:lvlJc w:val="left"/>
+    </w:lvl>
+    <w:lvl w:ilvl="4" w:tplc="D6680BDA">
+      <w:numFmt w:val="decimal"/>
+      <w:lvlText w:val=""/>
+      <w:lvlJc w:val="left"/>
+    </w:lvl>
+    <w:lvl w:ilvl="5" w:tplc="274E5CD8">
+      <w:numFmt w:val="decimal"/>
+      <w:lvlText w:val=""/>
+      <w:lvlJc w:val="left"/>
+    </w:lvl>
+    <w:lvl w:ilvl="6" w:tplc="416666C6">
+      <w:numFmt w:val="decimal"/>
+      <w:lvlText w:val=""/>
+      <w:lvlJc w:val="left"/>
+    </w:lvl>
+    <w:lvl w:ilvl="7" w:tplc="332A54CC">
+      <w:numFmt w:val="decimal"/>
+      <w:lvlText w:val=""/>
+      <w:lvlJc w:val="left"/>
+    </w:lvl>
+    <w:lvl w:ilvl="8" w:tplc="6C162828">
+      <w:numFmt w:val="decimal"/>
+      <w:lvlText w:val=""/>
+      <w:lvlJc w:val="left"/>
+    </w:lvl>
+  </w:abstractNum>
   <w:abstractNum w:abstractNumId="2" w15:restartNumberingAfterBreak="0">
+    <w:nsid w:val="6B0D2761"/>
     <w:multiLevelType w:val="hybridMultilevel"/>
-    <w:lvl w:ilvl="0" w15:tentative="1">
+    <w:tmpl w:val="EA5A2234"/>
+    <w:lvl w:ilvl="0" w:tplc="6C1CCBC6">
       <w:start w:val="1"/>
       <w:numFmt w:val="bullet"/>
       <w:lvlText w:val="•"/>
@@ -2450,33 +3512,61 @@
         <w:ind w:left="620" w:hanging="320"/>
       </w:pPr>
     </w:lvl>
-  </w:abstractNum>
-  <w:abstractNum w:abstractNumId="3" w15:restartNumberingAfterBreak="0">
-    <w:multiLevelType w:val="hybridMultilevel"/>
-    <w:lvl w:ilvl="0" w15:tentative="1">
-      <w:start w:val="1"/>
+    <w:lvl w:ilvl="1" w:tplc="F2FEB786">
       <w:numFmt w:val="decimal"/>
-      <w:lvlText w:val="%1."/>
+      <w:lvlText w:val=""/>
       <w:lvlJc w:val="left"/>
-      <w:pPr>
-        <w:ind w:left="620" w:hanging="320"/>
-      </w:pPr>
+    </w:lvl>
+    <w:lvl w:ilvl="2" w:tplc="0B4486EC">
+      <w:numFmt w:val="decimal"/>
+      <w:lvlText w:val=""/>
+      <w:lvlJc w:val="left"/>
+    </w:lvl>
+    <w:lvl w:ilvl="3" w:tplc="AA96B6A8">
+      <w:numFmt w:val="decimal"/>
+      <w:lvlText w:val=""/>
+      <w:lvlJc w:val="left"/>
+    </w:lvl>
+    <w:lvl w:ilvl="4" w:tplc="DC264C48">
+      <w:numFmt w:val="decimal"/>
+      <w:lvlText w:val=""/>
+      <w:lvlJc w:val="left"/>
+    </w:lvl>
+    <w:lvl w:ilvl="5" w:tplc="ED881244">
+      <w:numFmt w:val="decimal"/>
+      <w:lvlText w:val=""/>
+      <w:lvlJc w:val="left"/>
+    </w:lvl>
+    <w:lvl w:ilvl="6" w:tplc="0E4CE510">
+      <w:numFmt w:val="decimal"/>
+      <w:lvlText w:val=""/>
+      <w:lvlJc w:val="left"/>
+    </w:lvl>
+    <w:lvl w:ilvl="7" w:tplc="557E1338">
+      <w:numFmt w:val="decimal"/>
+      <w:lvlText w:val=""/>
+      <w:lvlJc w:val="left"/>
+    </w:lvl>
+    <w:lvl w:ilvl="8" w:tplc="C80C07EE">
+      <w:numFmt w:val="decimal"/>
+      <w:lvlText w:val=""/>
+      <w:lvlJc w:val="left"/>
     </w:lvl>
   </w:abstractNum>
-  <w:num w:numId="1">
-    <w:abstractNumId w:val="1"/>
+  <w:num w:numId="1" w16cid:durableId="946738097">
+    <w:abstractNumId w:val="0"/>
     <w:lvlOverride w:ilvl="0">
       <w:startOverride w:val="1"/>
     </w:lvlOverride>
   </w:num>
-  <w:num w:numId="2">
+  <w:num w:numId="2" w16cid:durableId="166596438">
     <w:abstractNumId w:val="2"/>
     <w:lvlOverride w:ilvl="0">
       <w:startOverride w:val="1"/>
     </w:lvlOverride>
   </w:num>
-  <w:num w:numId="3">
-    <w:abstractNumId w:val="3"/>
+  <w:num w:numId="3" w16cid:durableId="342438205">
+    <w:abstractNumId w:val="1"/>
     <w:lvlOverride w:ilvl="0">
       <w:startOverride w:val="1"/>
     </w:lvlOverride>
@@ -2485,54 +3575,443 @@
 </file>
 
 <file path=word/styles.xml><?xml version="1.0" encoding="utf-8"?>
-<w:styles xmlns:mc="http://schemas.openxmlformats.org/markup-compatibility/2006" xmlns:r="http://schemas.openxmlformats.org/officeDocument/2006/relationships" xmlns:w="http://schemas.openxmlformats.org/wordprocessingml/2006/main" xmlns:w14="http://schemas.microsoft.com/office/word/2010/wordml" xmlns:w15="http://schemas.microsoft.com/office/word/2012/wordml" mc:Ignorable="w14 w15">
+<w:styles xmlns:mc="http://schemas.openxmlformats.org/markup-compatibility/2006" xmlns:r="http://schemas.openxmlformats.org/officeDocument/2006/relationships" xmlns:w="http://schemas.openxmlformats.org/wordprocessingml/2006/main" xmlns:w14="http://schemas.microsoft.com/office/word/2010/wordml" xmlns:w15="http://schemas.microsoft.com/office/word/2012/wordml" xmlns:w16cex="http://schemas.microsoft.com/office/word/2018/wordml/cex" xmlns:w16cid="http://schemas.microsoft.com/office/word/2016/wordml/cid" xmlns:w16="http://schemas.microsoft.com/office/word/2018/wordml" xmlns:w16du="http://schemas.microsoft.com/office/word/2023/wordml/word16du" xmlns:w16sdtdh="http://schemas.microsoft.com/office/word/2020/wordml/sdtdatahash" xmlns:w16sdtfl="http://schemas.microsoft.com/office/word/2024/wordml/sdtformatlock" xmlns:w16se="http://schemas.microsoft.com/office/word/2015/wordml/symex" mc:Ignorable="w14 w15 w16se w16cid w16 w16cex w16sdtdh w16sdtfl w16du">
   <w:docDefaults>
     <w:rPrDefault>
       <w:rPr>
-        <w:rFonts w:ascii="Arial" w:cs="Arial" w:eastAsia="Arial" w:hAnsi="Arial"/>
+        <w:rFonts w:ascii="Arial" w:eastAsia="Arial" w:hAnsi="Arial" w:cs="Arial"/>
         <w:sz w:val="22"/>
         <w:szCs w:val="22"/>
+        <w:lang w:val="en-US" w:eastAsia="en-US" w:bidi="ar-SA"/>
       </w:rPr>
     </w:rPrDefault>
     <w:pPrDefault/>
   </w:docDefaults>
-  <w:style w:type="paragraph" w:styleId="Title">
-    <w:name w:val="Title"/>
-    <w:basedOn w:val="Normal"/>
-    <w:next w:val="Normal"/>
+  <w:latentStyles w:defLockedState="0" w:defUIPriority="99" w:defSemiHidden="0" w:defUnhideWhenUsed="0" w:defQFormat="0" w:count="376">
+    <w:lsdException w:name="Normal" w:uiPriority="0" w:qFormat="1"/>
+    <w:lsdException w:name="heading 1" w:uiPriority="9" w:qFormat="1"/>
+    <w:lsdException w:name="heading 2" w:semiHidden="1" w:uiPriority="9" w:unhideWhenUsed="1" w:qFormat="1"/>
+    <w:lsdException w:name="heading 3" w:semiHidden="1" w:uiPriority="9" w:unhideWhenUsed="1" w:qFormat="1"/>
+    <w:lsdException w:name="heading 4" w:semiHidden="1" w:uiPriority="9" w:unhideWhenUsed="1" w:qFormat="1"/>
+    <w:lsdException w:name="heading 5" w:semiHidden="1" w:uiPriority="9" w:unhideWhenUsed="1" w:qFormat="1"/>
+    <w:lsdException w:name="heading 6" w:semiHidden="1" w:uiPriority="9" w:unhideWhenUsed="1" w:qFormat="1"/>
+    <w:lsdException w:name="heading 7" w:semiHidden="1" w:uiPriority="9" w:unhideWhenUsed="1" w:qFormat="1"/>
+    <w:lsdException w:name="heading 8" w:semiHidden="1" w:uiPriority="9" w:unhideWhenUsed="1" w:qFormat="1"/>
+    <w:lsdException w:name="heading 9" w:semiHidden="1" w:uiPriority="9" w:unhideWhenUsed="1" w:qFormat="1"/>
+    <w:lsdException w:name="index 1" w:semiHidden="1" w:unhideWhenUsed="1"/>
+    <w:lsdException w:name="index 2" w:semiHidden="1" w:unhideWhenUsed="1"/>
+    <w:lsdException w:name="index 3" w:semiHidden="1" w:unhideWhenUsed="1"/>
+    <w:lsdException w:name="index 4" w:semiHidden="1" w:unhideWhenUsed="1"/>
+    <w:lsdException w:name="index 5" w:semiHidden="1" w:unhideWhenUsed="1"/>
+    <w:lsdException w:name="index 6" w:semiHidden="1" w:unhideWhenUsed="1"/>
+    <w:lsdException w:name="index 7" w:semiHidden="1" w:unhideWhenUsed="1"/>
+    <w:lsdException w:name="index 8" w:semiHidden="1" w:unhideWhenUsed="1"/>
+    <w:lsdException w:name="index 9" w:semiHidden="1" w:unhideWhenUsed="1"/>
+    <w:lsdException w:name="toc 1" w:semiHidden="1" w:uiPriority="39" w:unhideWhenUsed="1"/>
+    <w:lsdException w:name="toc 2" w:semiHidden="1" w:uiPriority="39" w:unhideWhenUsed="1"/>
+    <w:lsdException w:name="toc 3" w:semiHidden="1" w:uiPriority="39" w:unhideWhenUsed="1"/>
+    <w:lsdException w:name="toc 4" w:semiHidden="1" w:uiPriority="39" w:unhideWhenUsed="1"/>
+    <w:lsdException w:name="toc 5" w:semiHidden="1" w:uiPriority="39" w:unhideWhenUsed="1"/>
+    <w:lsdException w:name="toc 6" w:semiHidden="1" w:uiPriority="39" w:unhideWhenUsed="1"/>
+    <w:lsdException w:name="toc 7" w:semiHidden="1" w:uiPriority="39" w:unhideWhenUsed="1"/>
+    <w:lsdException w:name="toc 8" w:semiHidden="1" w:uiPriority="39" w:unhideWhenUsed="1"/>
+    <w:lsdException w:name="toc 9" w:semiHidden="1" w:uiPriority="39" w:unhideWhenUsed="1"/>
+    <w:lsdException w:name="Normal Indent" w:semiHidden="1" w:unhideWhenUsed="1"/>
+    <w:lsdException w:name="footnote text" w:semiHidden="1" w:unhideWhenUsed="1"/>
+    <w:lsdException w:name="annotation text" w:semiHidden="1" w:unhideWhenUsed="1"/>
+    <w:lsdException w:name="header" w:semiHidden="1" w:unhideWhenUsed="1"/>
+    <w:lsdException w:name="footer" w:semiHidden="1" w:unhideWhenUsed="1"/>
+    <w:lsdException w:name="index heading" w:semiHidden="1" w:unhideWhenUsed="1"/>
+    <w:lsdException w:name="caption" w:semiHidden="1" w:uiPriority="35" w:unhideWhenUsed="1" w:qFormat="1"/>
+    <w:lsdException w:name="table of figures" w:semiHidden="1" w:unhideWhenUsed="1"/>
+    <w:lsdException w:name="envelope address" w:semiHidden="1" w:unhideWhenUsed="1"/>
+    <w:lsdException w:name="envelope return" w:semiHidden="1" w:unhideWhenUsed="1"/>
+    <w:lsdException w:name="footnote reference" w:semiHidden="1" w:unhideWhenUsed="1"/>
+    <w:lsdException w:name="annotation reference" w:semiHidden="1" w:unhideWhenUsed="1"/>
+    <w:lsdException w:name="line number" w:semiHidden="1" w:unhideWhenUsed="1"/>
+    <w:lsdException w:name="page number" w:semiHidden="1" w:unhideWhenUsed="1"/>
+    <w:lsdException w:name="endnote reference" w:semiHidden="1" w:unhideWhenUsed="1"/>
+    <w:lsdException w:name="endnote text" w:semiHidden="1" w:unhideWhenUsed="1"/>
+    <w:lsdException w:name="table of authorities" w:semiHidden="1" w:unhideWhenUsed="1"/>
+    <w:lsdException w:name="macro" w:semiHidden="1" w:unhideWhenUsed="1"/>
+    <w:lsdException w:name="toa heading" w:semiHidden="1" w:unhideWhenUsed="1"/>
+    <w:lsdException w:name="List" w:semiHidden="1" w:unhideWhenUsed="1"/>
+    <w:lsdException w:name="List Bullet" w:semiHidden="1" w:unhideWhenUsed="1"/>
+    <w:lsdException w:name="List Number" w:semiHidden="1" w:unhideWhenUsed="1"/>
+    <w:lsdException w:name="List 2" w:semiHidden="1" w:unhideWhenUsed="1"/>
+    <w:lsdException w:name="List 3" w:semiHidden="1" w:unhideWhenUsed="1"/>
+    <w:lsdException w:name="List 4" w:semiHidden="1" w:unhideWhenUsed="1"/>
+    <w:lsdException w:name="List 5" w:semiHidden="1" w:unhideWhenUsed="1"/>
+    <w:lsdException w:name="List Bullet 2" w:semiHidden="1" w:unhideWhenUsed="1"/>
+    <w:lsdException w:name="List Bullet 3" w:semiHidden="1" w:unhideWhenUsed="1"/>
+    <w:lsdException w:name="List Bullet 4" w:semiHidden="1" w:unhideWhenUsed="1"/>
+    <w:lsdException w:name="List Bullet 5" w:semiHidden="1" w:unhideWhenUsed="1"/>
+    <w:lsdException w:name="List Number 2" w:semiHidden="1" w:unhideWhenUsed="1"/>
+    <w:lsdException w:name="List Number 3" w:semiHidden="1" w:unhideWhenUsed="1"/>
+    <w:lsdException w:name="List Number 4" w:semiHidden="1" w:unhideWhenUsed="1"/>
+    <w:lsdException w:name="List Number 5" w:semiHidden="1" w:unhideWhenUsed="1"/>
+    <w:lsdException w:name="Title" w:uiPriority="10" w:qFormat="1"/>
+    <w:lsdException w:name="Closing" w:semiHidden="1" w:unhideWhenUsed="1"/>
+    <w:lsdException w:name="Signature" w:semiHidden="1" w:unhideWhenUsed="1"/>
+    <w:lsdException w:name="Default Paragraph Font" w:semiHidden="1" w:uiPriority="1" w:unhideWhenUsed="1"/>
+    <w:lsdException w:name="Body Text" w:semiHidden="1" w:unhideWhenUsed="1"/>
+    <w:lsdException w:name="Body Text Indent" w:semiHidden="1" w:unhideWhenUsed="1"/>
+    <w:lsdException w:name="List Continue" w:semiHidden="1" w:unhideWhenUsed="1"/>
+    <w:lsdException w:name="List Continue 2" w:semiHidden="1" w:unhideWhenUsed="1"/>
+    <w:lsdException w:name="List Continue 3" w:semiHidden="1" w:unhideWhenUsed="1"/>
+    <w:lsdException w:name="List Continue 4" w:semiHidden="1" w:unhideWhenUsed="1"/>
+    <w:lsdException w:name="List Continue 5" w:semiHidden="1" w:unhideWhenUsed="1"/>
+    <w:lsdException w:name="Message Header" w:semiHidden="1" w:unhideWhenUsed="1"/>
+    <w:lsdException w:name="Subtitle" w:uiPriority="11" w:qFormat="1"/>
+    <w:lsdException w:name="Salutation" w:semiHidden="1" w:unhideWhenUsed="1"/>
+    <w:lsdException w:name="Date" w:semiHidden="1" w:unhideWhenUsed="1"/>
+    <w:lsdException w:name="Body Text First Indent" w:semiHidden="1" w:unhideWhenUsed="1"/>
+    <w:lsdException w:name="Body Text First Indent 2" w:semiHidden="1" w:unhideWhenUsed="1"/>
+    <w:lsdException w:name="Note Heading" w:semiHidden="1" w:unhideWhenUsed="1"/>
+    <w:lsdException w:name="Body Text 2" w:semiHidden="1" w:unhideWhenUsed="1"/>
+    <w:lsdException w:name="Body Text 3" w:semiHidden="1" w:unhideWhenUsed="1"/>
+    <w:lsdException w:name="Body Text Indent 2" w:semiHidden="1" w:unhideWhenUsed="1"/>
+    <w:lsdException w:name="Body Text Indent 3" w:semiHidden="1" w:unhideWhenUsed="1"/>
+    <w:lsdException w:name="Block Text" w:semiHidden="1" w:unhideWhenUsed="1"/>
+    <w:lsdException w:name="Hyperlink" w:semiHidden="1" w:unhideWhenUsed="1"/>
+    <w:lsdException w:name="FollowedHyperlink" w:semiHidden="1" w:unhideWhenUsed="1"/>
+    <w:lsdException w:name="Strong" w:uiPriority="22" w:qFormat="1"/>
+    <w:lsdException w:name="Emphasis" w:uiPriority="20" w:qFormat="1"/>
+    <w:lsdException w:name="Document Map" w:semiHidden="1" w:unhideWhenUsed="1"/>
+    <w:lsdException w:name="Plain Text" w:semiHidden="1" w:unhideWhenUsed="1"/>
+    <w:lsdException w:name="E-mail Signature" w:semiHidden="1" w:unhideWhenUsed="1"/>
+    <w:lsdException w:name="HTML Top of Form" w:semiHidden="1" w:unhideWhenUsed="1"/>
+    <w:lsdException w:name="HTML Bottom of Form" w:semiHidden="1" w:unhideWhenUsed="1"/>
+    <w:lsdException w:name="Normal (Web)" w:semiHidden="1" w:unhideWhenUsed="1"/>
+    <w:lsdException w:name="HTML Acronym" w:semiHidden="1" w:unhideWhenUsed="1"/>
+    <w:lsdException w:name="HTML Address" w:semiHidden="1" w:unhideWhenUsed="1"/>
+    <w:lsdException w:name="HTML Cite" w:semiHidden="1" w:unhideWhenUsed="1"/>
+    <w:lsdException w:name="HTML Code" w:semiHidden="1" w:unhideWhenUsed="1"/>
+    <w:lsdException w:name="HTML Definition" w:semiHidden="1" w:unhideWhenUsed="1"/>
+    <w:lsdException w:name="HTML Keyboard" w:semiHidden="1" w:unhideWhenUsed="1"/>
+    <w:lsdException w:name="HTML Preformatted" w:semiHidden="1" w:unhideWhenUsed="1"/>
+    <w:lsdException w:name="HTML Sample" w:semiHidden="1" w:unhideWhenUsed="1"/>
+    <w:lsdException w:name="HTML Typewriter" w:semiHidden="1" w:unhideWhenUsed="1"/>
+    <w:lsdException w:name="HTML Variable" w:semiHidden="1" w:unhideWhenUsed="1"/>
+    <w:lsdException w:name="Normal Table" w:semiHidden="1" w:unhideWhenUsed="1"/>
+    <w:lsdException w:name="annotation subject" w:semiHidden="1" w:unhideWhenUsed="1"/>
+    <w:lsdException w:name="No List" w:semiHidden="1" w:unhideWhenUsed="1"/>
+    <w:lsdException w:name="Outline List 1" w:semiHidden="1" w:unhideWhenUsed="1"/>
+    <w:lsdException w:name="Outline List 2" w:semiHidden="1" w:unhideWhenUsed="1"/>
+    <w:lsdException w:name="Outline List 3" w:semiHidden="1" w:unhideWhenUsed="1"/>
+    <w:lsdException w:name="Table Simple 1" w:semiHidden="1" w:unhideWhenUsed="1"/>
+    <w:lsdException w:name="Table Simple 2" w:semiHidden="1" w:unhideWhenUsed="1"/>
+    <w:lsdException w:name="Table Simple 3" w:semiHidden="1" w:unhideWhenUsed="1"/>
+    <w:lsdException w:name="Table Classic 1" w:semiHidden="1" w:unhideWhenUsed="1"/>
+    <w:lsdException w:name="Table Classic 2" w:semiHidden="1" w:unhideWhenUsed="1"/>
+    <w:lsdException w:name="Table Classic 3" w:semiHidden="1" w:unhideWhenUsed="1"/>
+    <w:lsdException w:name="Table Classic 4" w:semiHidden="1" w:unhideWhenUsed="1"/>
+    <w:lsdException w:name="Table Colorful 1" w:semiHidden="1" w:unhideWhenUsed="1"/>
+    <w:lsdException w:name="Table Colorful 2" w:semiHidden="1" w:unhideWhenUsed="1"/>
+    <w:lsdException w:name="Table Colorful 3" w:semiHidden="1" w:unhideWhenUsed="1"/>
+    <w:lsdException w:name="Table Columns 1" w:semiHidden="1" w:unhideWhenUsed="1"/>
+    <w:lsdException w:name="Table Columns 2" w:semiHidden="1" w:unhideWhenUsed="1"/>
+    <w:lsdException w:name="Table Columns 3" w:semiHidden="1" w:unhideWhenUsed="1"/>
+    <w:lsdException w:name="Table Columns 4" w:semiHidden="1" w:unhideWhenUsed="1"/>
+    <w:lsdException w:name="Table Columns 5" w:semiHidden="1" w:unhideWhenUsed="1"/>
+    <w:lsdException w:name="Table Grid 1" w:semiHidden="1" w:unhideWhenUsed="1"/>
+    <w:lsdException w:name="Table Grid 2" w:semiHidden="1" w:unhideWhenUsed="1"/>
+    <w:lsdException w:name="Table Grid 3" w:semiHidden="1" w:unhideWhenUsed="1"/>
+    <w:lsdException w:name="Table Grid 4" w:semiHidden="1" w:unhideWhenUsed="1"/>
+    <w:lsdException w:name="Table Grid 5" w:semiHidden="1" w:unhideWhenUsed="1"/>
+    <w:lsdException w:name="Table Grid 6" w:semiHidden="1" w:unhideWhenUsed="1"/>
+    <w:lsdException w:name="Table Grid 7" w:semiHidden="1" w:unhideWhenUsed="1"/>
+    <w:lsdException w:name="Table Grid 8" w:semiHidden="1" w:unhideWhenUsed="1"/>
+    <w:lsdException w:name="Table List 1" w:semiHidden="1" w:unhideWhenUsed="1"/>
+    <w:lsdException w:name="Table List 2" w:semiHidden="1" w:unhideWhenUsed="1"/>
+    <w:lsdException w:name="Table List 3" w:semiHidden="1" w:unhideWhenUsed="1"/>
+    <w:lsdException w:name="Table List 4" w:semiHidden="1" w:unhideWhenUsed="1"/>
+    <w:lsdException w:name="Table List 5" w:semiHidden="1" w:unhideWhenUsed="1"/>
+    <w:lsdException w:name="Table List 6" w:semiHidden="1" w:unhideWhenUsed="1"/>
+    <w:lsdException w:name="Table List 7" w:semiHidden="1" w:unhideWhenUsed="1"/>
+    <w:lsdException w:name="Table List 8" w:semiHidden="1" w:unhideWhenUsed="1"/>
+    <w:lsdException w:name="Table 3D effects 1" w:semiHidden="1" w:unhideWhenUsed="1"/>
+    <w:lsdException w:name="Table 3D effects 2" w:semiHidden="1" w:unhideWhenUsed="1"/>
+    <w:lsdException w:name="Table 3D effects 3" w:semiHidden="1" w:unhideWhenUsed="1"/>
+    <w:lsdException w:name="Table Contemporary" w:semiHidden="1" w:unhideWhenUsed="1"/>
+    <w:lsdException w:name="Table Elegant" w:semiHidden="1" w:unhideWhenUsed="1"/>
+    <w:lsdException w:name="Table Professional" w:semiHidden="1" w:unhideWhenUsed="1"/>
+    <w:lsdException w:name="Table Subtle 1" w:semiHidden="1" w:unhideWhenUsed="1"/>
+    <w:lsdException w:name="Table Subtle 2" w:semiHidden="1" w:unhideWhenUsed="1"/>
+    <w:lsdException w:name="Table Web 1" w:semiHidden="1" w:unhideWhenUsed="1"/>
+    <w:lsdException w:name="Table Web 2" w:semiHidden="1" w:unhideWhenUsed="1"/>
+    <w:lsdException w:name="Table Web 3" w:semiHidden="1" w:unhideWhenUsed="1"/>
+    <w:lsdException w:name="Balloon Text" w:semiHidden="1" w:unhideWhenUsed="1"/>
+    <w:lsdException w:name="Table Grid" w:uiPriority="39"/>
+    <w:lsdException w:name="Table Theme" w:semiHidden="1" w:unhideWhenUsed="1"/>
+    <w:lsdException w:name="Placeholder Text" w:semiHidden="1"/>
+    <w:lsdException w:name="No Spacing" w:uiPriority="1" w:qFormat="1"/>
+    <w:lsdException w:name="Light Shading" w:uiPriority="60"/>
+    <w:lsdException w:name="Light List" w:uiPriority="61"/>
+    <w:lsdException w:name="Light Grid" w:uiPriority="62"/>
+    <w:lsdException w:name="Medium Shading 1" w:uiPriority="63"/>
+    <w:lsdException w:name="Medium Shading 2" w:uiPriority="64"/>
+    <w:lsdException w:name="Medium List 1" w:uiPriority="65"/>
+    <w:lsdException w:name="Medium List 2" w:uiPriority="66"/>
+    <w:lsdException w:name="Medium Grid 1" w:uiPriority="67"/>
+    <w:lsdException w:name="Medium Grid 2" w:uiPriority="68"/>
+    <w:lsdException w:name="Medium Grid 3" w:uiPriority="69"/>
+    <w:lsdException w:name="Dark List" w:uiPriority="70"/>
+    <w:lsdException w:name="Colorful Shading" w:uiPriority="71"/>
+    <w:lsdException w:name="Colorful List" w:uiPriority="72"/>
+    <w:lsdException w:name="Colorful Grid" w:uiPriority="73"/>
+    <w:lsdException w:name="Light Shading Accent 1" w:uiPriority="60"/>
+    <w:lsdException w:name="Light List Accent 1" w:uiPriority="61"/>
+    <w:lsdException w:name="Light Grid Accent 1" w:uiPriority="62"/>
+    <w:lsdException w:name="Medium Shading 1 Accent 1" w:uiPriority="63"/>
+    <w:lsdException w:name="Medium Shading 2 Accent 1" w:uiPriority="64"/>
+    <w:lsdException w:name="Medium List 1 Accent 1" w:uiPriority="65"/>
+    <w:lsdException w:name="Revision" w:semiHidden="1"/>
+    <w:lsdException w:name="List Paragraph" w:uiPriority="34" w:qFormat="1"/>
+    <w:lsdException w:name="Quote" w:uiPriority="29" w:qFormat="1"/>
+    <w:lsdException w:name="Intense Quote" w:uiPriority="30" w:qFormat="1"/>
+    <w:lsdException w:name="Medium List 2 Accent 1" w:uiPriority="66"/>
+    <w:lsdException w:name="Medium Grid 1 Accent 1" w:uiPriority="67"/>
+    <w:lsdException w:name="Medium Grid 2 Accent 1" w:uiPriority="68"/>
+    <w:lsdException w:name="Medium Grid 3 Accent 1" w:uiPriority="69"/>
+    <w:lsdException w:name="Dark List Accent 1" w:uiPriority="70"/>
+    <w:lsdException w:name="Colorful Shading Accent 1" w:uiPriority="71"/>
+    <w:lsdException w:name="Colorful List Accent 1" w:uiPriority="72"/>
+    <w:lsdException w:name="Colorful Grid Accent 1" w:uiPriority="73"/>
+    <w:lsdException w:name="Light Shading Accent 2" w:uiPriority="60"/>
+    <w:lsdException w:name="Light List Accent 2" w:uiPriority="61"/>
+    <w:lsdException w:name="Light Grid Accent 2" w:uiPriority="62"/>
+    <w:lsdException w:name="Medium Shading 1 Accent 2" w:uiPriority="63"/>
+    <w:lsdException w:name="Medium Shading 2 Accent 2" w:uiPriority="64"/>
+    <w:lsdException w:name="Medium List 1 Accent 2" w:uiPriority="65"/>
+    <w:lsdException w:name="Medium List 2 Accent 2" w:uiPriority="66"/>
+    <w:lsdException w:name="Medium Grid 1 Accent 2" w:uiPriority="67"/>
+    <w:lsdException w:name="Medium Grid 2 Accent 2" w:uiPriority="68"/>
+    <w:lsdException w:name="Medium Grid 3 Accent 2" w:uiPriority="69"/>
+    <w:lsdException w:name="Dark List Accent 2" w:uiPriority="70"/>
+    <w:lsdException w:name="Colorful Shading Accent 2" w:uiPriority="71"/>
+    <w:lsdException w:name="Colorful List Accent 2" w:uiPriority="72"/>
+    <w:lsdException w:name="Colorful Grid Accent 2" w:uiPriority="73"/>
+    <w:lsdException w:name="Light Shading Accent 3" w:uiPriority="60"/>
+    <w:lsdException w:name="Light List Accent 3" w:uiPriority="61"/>
+    <w:lsdException w:name="Light Grid Accent 3" w:uiPriority="62"/>
+    <w:lsdException w:name="Medium Shading 1 Accent 3" w:uiPriority="63"/>
+    <w:lsdException w:name="Medium Shading 2 Accent 3" w:uiPriority="64"/>
+    <w:lsdException w:name="Medium List 1 Accent 3" w:uiPriority="65"/>
+    <w:lsdException w:name="Medium List 2 Accent 3" w:uiPriority="66"/>
+    <w:lsdException w:name="Medium Grid 1 Accent 3" w:uiPriority="67"/>
+    <w:lsdException w:name="Medium Grid 2 Accent 3" w:uiPriority="68"/>
+    <w:lsdException w:name="Medium Grid 3 Accent 3" w:uiPriority="69"/>
+    <w:lsdException w:name="Dark List Accent 3" w:uiPriority="70"/>
+    <w:lsdException w:name="Colorful Shading Accent 3" w:uiPriority="71"/>
+    <w:lsdException w:name="Colorful List Accent 3" w:uiPriority="72"/>
+    <w:lsdException w:name="Colorful Grid Accent 3" w:uiPriority="73"/>
+    <w:lsdException w:name="Light Shading Accent 4" w:uiPriority="60"/>
+    <w:lsdException w:name="Light List Accent 4" w:uiPriority="61"/>
+    <w:lsdException w:name="Light Grid Accent 4" w:uiPriority="62"/>
+    <w:lsdException w:name="Medium Shading 1 Accent 4" w:uiPriority="63"/>
+    <w:lsdException w:name="Medium Shading 2 Accent 4" w:uiPriority="64"/>
+    <w:lsdException w:name="Medium List 1 Accent 4" w:uiPriority="65"/>
+    <w:lsdException w:name="Medium List 2 Accent 4" w:uiPriority="66"/>
+    <w:lsdException w:name="Medium Grid 1 Accent 4" w:uiPriority="67"/>
+    <w:lsdException w:name="Medium Grid 2 Accent 4" w:uiPriority="68"/>
+    <w:lsdException w:name="Medium Grid 3 Accent 4" w:uiPriority="69"/>
+    <w:lsdException w:name="Dark List Accent 4" w:uiPriority="70"/>
+    <w:lsdException w:name="Colorful Shading Accent 4" w:uiPriority="71"/>
+    <w:lsdException w:name="Colorful List Accent 4" w:uiPriority="72"/>
+    <w:lsdException w:name="Colorful Grid Accent 4" w:uiPriority="73"/>
+    <w:lsdException w:name="Light Shading Accent 5" w:uiPriority="60"/>
+    <w:lsdException w:name="Light List Accent 5" w:uiPriority="61"/>
+    <w:lsdException w:name="Light Grid Accent 5" w:uiPriority="62"/>
+    <w:lsdException w:name="Medium Shading 1 Accent 5" w:uiPriority="63"/>
+    <w:lsdException w:name="Medium Shading 2 Accent 5" w:uiPriority="64"/>
+    <w:lsdException w:name="Medium List 1 Accent 5" w:uiPriority="65"/>
+    <w:lsdException w:name="Medium List 2 Accent 5" w:uiPriority="66"/>
+    <w:lsdException w:name="Medium Grid 1 Accent 5" w:uiPriority="67"/>
+    <w:lsdException w:name="Medium Grid 2 Accent 5" w:uiPriority="68"/>
+    <w:lsdException w:name="Medium Grid 3 Accent 5" w:uiPriority="69"/>
+    <w:lsdException w:name="Dark List Accent 5" w:uiPriority="70"/>
+    <w:lsdException w:name="Colorful Shading Accent 5" w:uiPriority="71"/>
+    <w:lsdException w:name="Colorful List Accent 5" w:uiPriority="72"/>
+    <w:lsdException w:name="Colorful Grid Accent 5" w:uiPriority="73"/>
+    <w:lsdException w:name="Light Shading Accent 6" w:uiPriority="60"/>
+    <w:lsdException w:name="Light List Accent 6" w:uiPriority="61"/>
+    <w:lsdException w:name="Light Grid Accent 6" w:uiPriority="62"/>
+    <w:lsdException w:name="Medium Shading 1 Accent 6" w:uiPriority="63"/>
+    <w:lsdException w:name="Medium Shading 2 Accent 6" w:uiPriority="64"/>
+    <w:lsdException w:name="Medium List 1 Accent 6" w:uiPriority="65"/>
+    <w:lsdException w:name="Medium List 2 Accent 6" w:uiPriority="66"/>
+    <w:lsdException w:name="Medium Grid 1 Accent 6" w:uiPriority="67"/>
+    <w:lsdException w:name="Medium Grid 2 Accent 6" w:uiPriority="68"/>
+    <w:lsdException w:name="Medium Grid 3 Accent 6" w:uiPriority="69"/>
+    <w:lsdException w:name="Dark List Accent 6" w:uiPriority="70"/>
+    <w:lsdException w:name="Colorful Shading Accent 6" w:uiPriority="71"/>
+    <w:lsdException w:name="Colorful List Accent 6" w:uiPriority="72"/>
+    <w:lsdException w:name="Colorful Grid Accent 6" w:uiPriority="73"/>
+    <w:lsdException w:name="Subtle Emphasis" w:uiPriority="19" w:qFormat="1"/>
+    <w:lsdException w:name="Intense Emphasis" w:uiPriority="21" w:qFormat="1"/>
+    <w:lsdException w:name="Subtle Reference" w:uiPriority="31" w:qFormat="1"/>
+    <w:lsdException w:name="Intense Reference" w:uiPriority="32" w:qFormat="1"/>
+    <w:lsdException w:name="Book Title" w:uiPriority="33" w:qFormat="1"/>
+    <w:lsdException w:name="Bibliography" w:semiHidden="1" w:uiPriority="37" w:unhideWhenUsed="1"/>
+    <w:lsdException w:name="TOC Heading" w:semiHidden="1" w:uiPriority="39" w:unhideWhenUsed="1" w:qFormat="1"/>
+    <w:lsdException w:name="Plain Table 1" w:uiPriority="41"/>
+    <w:lsdException w:name="Plain Table 2" w:uiPriority="42"/>
+    <w:lsdException w:name="Plain Table 3" w:uiPriority="43"/>
+    <w:lsdException w:name="Plain Table 4" w:uiPriority="44"/>
+    <w:lsdException w:name="Plain Table 5" w:uiPriority="45"/>
+    <w:lsdException w:name="Grid Table Light" w:uiPriority="40"/>
+    <w:lsdException w:name="Grid Table 1 Light" w:uiPriority="46"/>
+    <w:lsdException w:name="Grid Table 2" w:uiPriority="47"/>
+    <w:lsdException w:name="Grid Table 3" w:uiPriority="48"/>
+    <w:lsdException w:name="Grid Table 4" w:uiPriority="49"/>
+    <w:lsdException w:name="Grid Table 5 Dark" w:uiPriority="50"/>
+    <w:lsdException w:name="Grid Table 6 Colorful" w:uiPriority="51"/>
+    <w:lsdException w:name="Grid Table 7 Colorful" w:uiPriority="52"/>
+    <w:lsdException w:name="Grid Table 1 Light Accent 1" w:uiPriority="46"/>
+    <w:lsdException w:name="Grid Table 2 Accent 1" w:uiPriority="47"/>
+    <w:lsdException w:name="Grid Table 3 Accent 1" w:uiPriority="48"/>
+    <w:lsdException w:name="Grid Table 4 Accent 1" w:uiPriority="49"/>
+    <w:lsdException w:name="Grid Table 5 Dark Accent 1" w:uiPriority="50"/>
+    <w:lsdException w:name="Grid Table 6 Colorful Accent 1" w:uiPriority="51"/>
+    <w:lsdException w:name="Grid Table 7 Colorful Accent 1" w:uiPriority="52"/>
+    <w:lsdException w:name="Grid Table 1 Light Accent 2" w:uiPriority="46"/>
+    <w:lsdException w:name="Grid Table 2 Accent 2" w:uiPriority="47"/>
+    <w:lsdException w:name="Grid Table 3 Accent 2" w:uiPriority="48"/>
+    <w:lsdException w:name="Grid Table 4 Accent 2" w:uiPriority="49"/>
+    <w:lsdException w:name="Grid Table 5 Dark Accent 2" w:uiPriority="50"/>
+    <w:lsdException w:name="Grid Table 6 Colorful Accent 2" w:uiPriority="51"/>
+    <w:lsdException w:name="Grid Table 7 Colorful Accent 2" w:uiPriority="52"/>
+    <w:lsdException w:name="Grid Table 1 Light Accent 3" w:uiPriority="46"/>
+    <w:lsdException w:name="Grid Table 2 Accent 3" w:uiPriority="47"/>
+    <w:lsdException w:name="Grid Table 3 Accent 3" w:uiPriority="48"/>
+    <w:lsdException w:name="Grid Table 4 Accent 3" w:uiPriority="49"/>
+    <w:lsdException w:name="Grid Table 5 Dark Accent 3" w:uiPriority="50"/>
+    <w:lsdException w:name="Grid Table 6 Colorful Accent 3" w:uiPriority="51"/>
+    <w:lsdException w:name="Grid Table 7 Colorful Accent 3" w:uiPriority="52"/>
+    <w:lsdException w:name="Grid Table 1 Light Accent 4" w:uiPriority="46"/>
+    <w:lsdException w:name="Grid Table 2 Accent 4" w:uiPriority="47"/>
+    <w:lsdException w:name="Grid Table 3 Accent 4" w:uiPriority="48"/>
+    <w:lsdException w:name="Grid Table 4 Accent 4" w:uiPriority="49"/>
+    <w:lsdException w:name="Grid Table 5 Dark Accent 4" w:uiPriority="50"/>
+    <w:lsdException w:name="Grid Table 6 Colorful Accent 4" w:uiPriority="51"/>
+    <w:lsdException w:name="Grid Table 7 Colorful Accent 4" w:uiPriority="52"/>
+    <w:lsdException w:name="Grid Table 1 Light Accent 5" w:uiPriority="46"/>
+    <w:lsdException w:name="Grid Table 2 Accent 5" w:uiPriority="47"/>
+    <w:lsdException w:name="Grid Table 3 Accent 5" w:uiPriority="48"/>
+    <w:lsdException w:name="Grid Table 4 Accent 5" w:uiPriority="49"/>
+    <w:lsdException w:name="Grid Table 5 Dark Accent 5" w:uiPriority="50"/>
+    <w:lsdException w:name="Grid Table 6 Colorful Accent 5" w:uiPriority="51"/>
+    <w:lsdException w:name="Grid Table 7 Colorful Accent 5" w:uiPriority="52"/>
+    <w:lsdException w:name="Grid Table 1 Light Accent 6" w:uiPriority="46"/>
+    <w:lsdException w:name="Grid Table 2 Accent 6" w:uiPriority="47"/>
+    <w:lsdException w:name="Grid Table 3 Accent 6" w:uiPriority="48"/>
+    <w:lsdException w:name="Grid Table 4 Accent 6" w:uiPriority="49"/>
+    <w:lsdException w:name="Grid Table 5 Dark Accent 6" w:uiPriority="50"/>
+    <w:lsdException w:name="Grid Table 6 Colorful Accent 6" w:uiPriority="51"/>
+    <w:lsdException w:name="Grid Table 7 Colorful Accent 6" w:uiPriority="52"/>
+    <w:lsdException w:name="List Table 1 Light" w:uiPriority="46"/>
+    <w:lsdException w:name="List Table 2" w:uiPriority="47"/>
+    <w:lsdException w:name="List Table 3" w:uiPriority="48"/>
+    <w:lsdException w:name="List Table 4" w:uiPriority="49"/>
+    <w:lsdException w:name="List Table 5 Dark" w:uiPriority="50"/>
+    <w:lsdException w:name="List Table 6 Colorful" w:uiPriority="51"/>
+    <w:lsdException w:name="List Table 7 Colorful" w:uiPriority="52"/>
+    <w:lsdException w:name="List Table 1 Light Accent 1" w:uiPriority="46"/>
+    <w:lsdException w:name="List Table 2 Accent 1" w:uiPriority="47"/>
+    <w:lsdException w:name="List Table 3 Accent 1" w:uiPriority="48"/>
+    <w:lsdException w:name="List Table 4 Accent 1" w:uiPriority="49"/>
+    <w:lsdException w:name="List Table 5 Dark Accent 1" w:uiPriority="50"/>
+    <w:lsdException w:name="List Table 6 Colorful Accent 1" w:uiPriority="51"/>
+    <w:lsdException w:name="List Table 7 Colorful Accent 1" w:uiPriority="52"/>
+    <w:lsdException w:name="List Table 1 Light Accent 2" w:uiPriority="46"/>
+    <w:lsdException w:name="List Table 2 Accent 2" w:uiPriority="47"/>
+    <w:lsdException w:name="List Table 3 Accent 2" w:uiPriority="48"/>
+    <w:lsdException w:name="List Table 4 Accent 2" w:uiPriority="49"/>
+    <w:lsdException w:name="List Table 5 Dark Accent 2" w:uiPriority="50"/>
+    <w:lsdException w:name="List Table 6 Colorful Accent 2" w:uiPriority="51"/>
+    <w:lsdException w:name="List Table 7 Colorful Accent 2" w:uiPriority="52"/>
+    <w:lsdException w:name="List Table 1 Light Accent 3" w:uiPriority="46"/>
+    <w:lsdException w:name="List Table 2 Accent 3" w:uiPriority="47"/>
+    <w:lsdException w:name="List Table 3 Accent 3" w:uiPriority="48"/>
+    <w:lsdException w:name="List Table 4 Accent 3" w:uiPriority="49"/>
+    <w:lsdException w:name="List Table 5 Dark Accent 3" w:uiPriority="50"/>
+    <w:lsdException w:name="List Table 6 Colorful Accent 3" w:uiPriority="51"/>
+    <w:lsdException w:name="List Table 7 Colorful Accent 3" w:uiPriority="52"/>
+    <w:lsdException w:name="List Table 1 Light Accent 4" w:uiPriority="46"/>
+    <w:lsdException w:name="List Table 2 Accent 4" w:uiPriority="47"/>
+    <w:lsdException w:name="List Table 3 Accent 4" w:uiPriority="48"/>
+    <w:lsdException w:name="List Table 4 Accent 4" w:uiPriority="49"/>
+    <w:lsdException w:name="List Table 5 Dark Accent 4" w:uiPriority="50"/>
+    <w:lsdException w:name="List Table 6 Colorful Accent 4" w:uiPriority="51"/>
+    <w:lsdException w:name="List Table 7 Colorful Accent 4" w:uiPriority="52"/>
+    <w:lsdException w:name="List Table 1 Light Accent 5" w:uiPriority="46"/>
+    <w:lsdException w:name="List Table 2 Accent 5" w:uiPriority="47"/>
+    <w:lsdException w:name="List Table 3 Accent 5" w:uiPriority="48"/>
+    <w:lsdException w:name="List Table 4 Accent 5" w:uiPriority="49"/>
+    <w:lsdException w:name="List Table 5 Dark Accent 5" w:uiPriority="50"/>
+    <w:lsdException w:name="List Table 6 Colorful Accent 5" w:uiPriority="51"/>
+    <w:lsdException w:name="List Table 7 Colorful Accent 5" w:uiPriority="52"/>
+    <w:lsdException w:name="List Table 1 Light Accent 6" w:uiPriority="46"/>
+    <w:lsdException w:name="List Table 2 Accent 6" w:uiPriority="47"/>
+    <w:lsdException w:name="List Table 3 Accent 6" w:uiPriority="48"/>
+    <w:lsdException w:name="List Table 4 Accent 6" w:uiPriority="49"/>
+    <w:lsdException w:name="List Table 5 Dark Accent 6" w:uiPriority="50"/>
+    <w:lsdException w:name="List Table 6 Colorful Accent 6" w:uiPriority="51"/>
+    <w:lsdException w:name="List Table 7 Colorful Accent 6" w:uiPriority="52"/>
+    <w:lsdException w:name="Mention" w:semiHidden="1" w:unhideWhenUsed="1"/>
+    <w:lsdException w:name="Smart Hyperlink" w:semiHidden="1" w:unhideWhenUsed="1"/>
+    <w:lsdException w:name="Hashtag" w:semiHidden="1" w:unhideWhenUsed="1"/>
+    <w:lsdException w:name="Unresolved Mention" w:semiHidden="1" w:unhideWhenUsed="1"/>
+    <w:lsdException w:name="Smart Link" w:semiHidden="1" w:unhideWhenUsed="1"/>
+  </w:latentStyles>
+  <w:style w:type="paragraph" w:default="1" w:styleId="Normal">
+    <w:name w:val="Normal"/>
     <w:qFormat/>
-    <w:rPr>
-      <w:sz w:val="56"/>
-      <w:szCs w:val="56"/>
-    </w:rPr>
   </w:style>
   <w:style w:type="paragraph" w:styleId="Heading1">
-    <w:name w:val="Heading 1"/>
-    <w:basedOn w:val="Normal"/>
-    <w:next w:val="Normal"/>
+    <w:name w:val="heading 1"/>
+    <w:uiPriority w:val="9"/>
     <w:qFormat/>
+    <w:pPr>
+      <w:spacing w:before="280" w:after="140"/>
+      <w:outlineLvl w:val="0"/>
+    </w:pPr>
     <w:rPr>
-      <w:color w:val="2E74B5"/>
-      <w:sz w:val="32"/>
-      <w:szCs w:val="32"/>
+      <w:b/>
+      <w:bCs/>
+      <w:color w:val="1F4E79"/>
+      <w:sz w:val="30"/>
+      <w:szCs w:val="30"/>
     </w:rPr>
   </w:style>
   <w:style w:type="paragraph" w:styleId="Heading2">
-    <w:name w:val="Heading 2"/>
-    <w:basedOn w:val="Normal"/>
-    <w:next w:val="Normal"/>
+    <w:name w:val="heading 2"/>
+    <w:uiPriority w:val="9"/>
+    <w:semiHidden/>
+    <w:unhideWhenUsed/>
     <w:qFormat/>
+    <w:pPr>
+      <w:spacing w:before="160" w:after="100"/>
+      <w:outlineLvl w:val="1"/>
+    </w:pPr>
     <w:rPr>
-      <w:color w:val="2E74B5"/>
-      <w:sz w:val="26"/>
-      <w:szCs w:val="26"/>
+      <w:b/>
+      <w:bCs/>
+      <w:color w:val="2E75B6"/>
+      <w:sz w:val="25"/>
+      <w:szCs w:val="25"/>
     </w:rPr>
   </w:style>
   <w:style w:type="paragraph" w:styleId="Heading3">
-    <w:name w:val="Heading 3"/>
-    <w:basedOn w:val="Normal"/>
-    <w:next w:val="Normal"/>
+    <w:name w:val="heading 3"/>
+    <w:uiPriority w:val="9"/>
+    <w:semiHidden/>
+    <w:unhideWhenUsed/>
     <w:qFormat/>
+    <w:pPr>
+      <w:outlineLvl w:val="2"/>
+    </w:pPr>
     <w:rPr>
       <w:color w:val="1F4D78"/>
       <w:sz w:val="24"/>
@@ -2540,10 +4019,14 @@
     </w:rPr>
   </w:style>
   <w:style w:type="paragraph" w:styleId="Heading4">
-    <w:name w:val="Heading 4"/>
-    <w:basedOn w:val="Normal"/>
-    <w:next w:val="Normal"/>
+    <w:name w:val="heading 4"/>
+    <w:uiPriority w:val="9"/>
+    <w:semiHidden/>
+    <w:unhideWhenUsed/>
     <w:qFormat/>
+    <w:pPr>
+      <w:outlineLvl w:val="3"/>
+    </w:pPr>
     <w:rPr>
       <w:i/>
       <w:iCs/>
@@ -2551,27 +4034,68 @@
     </w:rPr>
   </w:style>
   <w:style w:type="paragraph" w:styleId="Heading5">
-    <w:name w:val="Heading 5"/>
-    <w:basedOn w:val="Normal"/>
-    <w:next w:val="Normal"/>
+    <w:name w:val="heading 5"/>
+    <w:uiPriority w:val="9"/>
+    <w:semiHidden/>
+    <w:unhideWhenUsed/>
     <w:qFormat/>
+    <w:pPr>
+      <w:outlineLvl w:val="4"/>
+    </w:pPr>
     <w:rPr>
       <w:color w:val="2E74B5"/>
     </w:rPr>
   </w:style>
   <w:style w:type="paragraph" w:styleId="Heading6">
-    <w:name w:val="Heading 6"/>
-    <w:basedOn w:val="Normal"/>
-    <w:next w:val="Normal"/>
+    <w:name w:val="heading 6"/>
+    <w:uiPriority w:val="9"/>
+    <w:semiHidden/>
+    <w:unhideWhenUsed/>
     <w:qFormat/>
+    <w:pPr>
+      <w:outlineLvl w:val="5"/>
+    </w:pPr>
     <w:rPr>
       <w:color w:val="1F4D78"/>
     </w:rPr>
   </w:style>
-  <w:style w:type="paragraph" w:styleId="Strong">
-    <w:name w:val="Strong"/>
-    <w:basedOn w:val="Normal"/>
-    <w:next w:val="Normal"/>
+  <w:style w:type="character" w:default="1" w:styleId="DefaultParagraphFont">
+    <w:name w:val="Default Paragraph Font"/>
+    <w:uiPriority w:val="1"/>
+    <w:unhideWhenUsed/>
+  </w:style>
+  <w:style w:type="table" w:default="1" w:styleId="TableNormal">
+    <w:name w:val="Normal Table"/>
+    <w:uiPriority w:val="99"/>
+    <w:semiHidden/>
+    <w:unhideWhenUsed/>
+    <w:tblPr>
+      <w:tblInd w:w="0" w:type="dxa"/>
+      <w:tblCellMar>
+        <w:top w:w="0" w:type="dxa"/>
+        <w:left w:w="108" w:type="dxa"/>
+        <w:bottom w:w="0" w:type="dxa"/>
+        <w:right w:w="108" w:type="dxa"/>
+      </w:tblCellMar>
+    </w:tblPr>
+  </w:style>
+  <w:style w:type="numbering" w:default="1" w:styleId="NoList">
+    <w:name w:val="No List"/>
+    <w:uiPriority w:val="99"/>
+    <w:semiHidden/>
+    <w:unhideWhenUsed/>
+  </w:style>
+  <w:style w:type="paragraph" w:styleId="Title">
+    <w:name w:val="Title"/>
+    <w:uiPriority w:val="10"/>
+    <w:qFormat/>
+    <w:rPr>
+      <w:sz w:val="56"/>
+      <w:szCs w:val="56"/>
+    </w:rPr>
+  </w:style>
+  <w:style w:type="paragraph" w:customStyle="1" w:styleId="Strong1">
+    <w:name w:val="Strong1"/>
     <w:qFormat/>
     <w:rPr>
       <w:b/>
@@ -2580,12 +4104,10 @@
   </w:style>
   <w:style w:type="paragraph" w:styleId="ListParagraph">
     <w:name w:val="List Paragraph"/>
-    <w:basedOn w:val="Normal"/>
     <w:qFormat/>
   </w:style>
   <w:style w:type="character" w:styleId="Hyperlink">
     <w:name w:val="Hyperlink"/>
-    <w:basedOn w:val="DefaultParagraphFont"/>
     <w:uiPriority w:val="99"/>
     <w:unhideWhenUsed/>
     <w:rPr>
@@ -2595,7 +4117,6 @@
   </w:style>
   <w:style w:type="character" w:styleId="FootnoteReference">
     <w:name w:val="footnote reference"/>
-    <w:basedOn w:val="DefaultParagraphFont"/>
     <w:uiPriority w:val="99"/>
     <w:semiHidden/>
     <w:unhideWhenUsed/>
@@ -2605,22 +4126,17 @@
   </w:style>
   <w:style w:type="paragraph" w:styleId="FootnoteText">
     <w:name w:val="footnote text"/>
-    <w:basedOn w:val="Normal"/>
     <w:link w:val="FootnoteTextChar"/>
     <w:uiPriority w:val="99"/>
     <w:semiHidden/>
     <w:unhideWhenUsed/>
-    <w:pPr>
-      <w:spacing w:after="0" w:line="240" w:lineRule="auto"/>
-    </w:pPr>
     <w:rPr>
       <w:sz w:val="20"/>
       <w:szCs w:val="20"/>
     </w:rPr>
   </w:style>
-  <w:style w:type="character" w:styleId="FootnoteTextChar">
+  <w:style w:type="character" w:customStyle="1" w:styleId="FootnoteTextChar">
     <w:name w:val="Footnote Text Char"/>
-    <w:basedOn w:val="DefaultParagraphFont"/>
     <w:link w:val="FootnoteText"/>
     <w:uiPriority w:val="99"/>
     <w:semiHidden/>
@@ -2632,7 +4148,6 @@
   </w:style>
   <w:style w:type="character" w:styleId="EndnoteReference">
     <w:name w:val="endnote reference"/>
-    <w:basedOn w:val="DefaultParagraphFont"/>
     <w:uiPriority w:val="99"/>
     <w:semiHidden/>
     <w:unhideWhenUsed/>
@@ -2642,22 +4157,17 @@
   </w:style>
   <w:style w:type="paragraph" w:styleId="EndnoteText">
     <w:name w:val="endnote text"/>
-    <w:basedOn w:val="Normal"/>
     <w:link w:val="EndnoteTextChar"/>
     <w:uiPriority w:val="99"/>
     <w:semiHidden/>
     <w:unhideWhenUsed/>
-    <w:pPr>
-      <w:spacing w:after="0" w:line="240" w:lineRule="auto"/>
-    </w:pPr>
     <w:rPr>
       <w:sz w:val="20"/>
       <w:szCs w:val="20"/>
     </w:rPr>
   </w:style>
-  <w:style w:type="character" w:styleId="EndnoteTextChar">
+  <w:style w:type="character" w:customStyle="1" w:styleId="EndnoteTextChar">
     <w:name w:val="Endnote Text Char"/>
-    <w:basedOn w:val="DefaultParagraphFont"/>
     <w:link w:val="EndnoteText"/>
     <w:uiPriority w:val="99"/>
     <w:semiHidden/>
@@ -2667,41 +4177,332 @@
       <w:szCs w:val="20"/>
     </w:rPr>
   </w:style>
-  <w:style w:type="paragraph" w:styleId="Heading1">
-    <w:name w:val="Heading 1"/>
+  <w:style w:type="paragraph" w:styleId="TOC1">
+    <w:name w:val="toc 1"/>
     <w:basedOn w:val="Normal"/>
     <w:next w:val="Normal"/>
-    <w:qFormat/>
+    <w:autoRedefine/>
+    <w:uiPriority w:val="39"/>
+    <w:unhideWhenUsed/>
+    <w:rsid w:val="00532D7F"/>
     <w:pPr>
-      <w:spacing w:after="140" w:before="280"/>
-      <w:outlineLvl w:val="0"/>
+      <w:spacing w:after="100"/>
     </w:pPr>
-    <w:rPr>
-      <w:rFonts w:ascii="Arial" w:cs="Arial" w:eastAsia="Arial" w:hAnsi="Arial"/>
-      <w:b/>
-      <w:bCs/>
-      <w:color w:val="1F4E79"/>
-      <w:sz w:val="30"/>
-      <w:szCs w:val="30"/>
-    </w:rPr>
-  </w:style>
-  <w:style w:type="paragraph" w:styleId="Heading2">
-    <w:name w:val="Heading 2"/>
-    <w:basedOn w:val="Normal"/>
-    <w:next w:val="Normal"/>
-    <w:qFormat/>
-    <w:pPr>
-      <w:spacing w:after="100" w:before="160"/>
-      <w:outlineLvl w:val="1"/>
-    </w:pPr>
-    <w:rPr>
-      <w:rFonts w:ascii="Arial" w:cs="Arial" w:eastAsia="Arial" w:hAnsi="Arial"/>
-      <w:b/>
-      <w:bCs/>
-      <w:color w:val="2E75B6"/>
-      <w:sz w:val="25"/>
-      <w:szCs w:val="25"/>
-    </w:rPr>
   </w:style>
 </w:styles>
+</file>
+
+<file path=word/theme/theme1.xml><?xml version="1.0" encoding="utf-8"?>
+<a:theme xmlns:a="http://schemas.openxmlformats.org/drawingml/2006/main" name="Office Theme">
+  <a:themeElements>
+    <a:clrScheme name="Office">
+      <a:dk1>
+        <a:sysClr val="windowText" lastClr="000000"/>
+      </a:dk1>
+      <a:lt1>
+        <a:sysClr val="window" lastClr="FFFFFF"/>
+      </a:lt1>
+      <a:dk2>
+        <a:srgbClr val="0E2841"/>
+      </a:dk2>
+      <a:lt2>
+        <a:srgbClr val="E8E8E8"/>
+      </a:lt2>
+      <a:accent1>
+        <a:srgbClr val="156082"/>
+      </a:accent1>
+      <a:accent2>
+        <a:srgbClr val="E97132"/>
+      </a:accent2>
+      <a:accent3>
+        <a:srgbClr val="196B24"/>
+      </a:accent3>
+      <a:accent4>
+        <a:srgbClr val="0F9ED5"/>
+      </a:accent4>
+      <a:accent5>
+        <a:srgbClr val="A02B93"/>
+      </a:accent5>
+      <a:accent6>
+        <a:srgbClr val="4EA72E"/>
+      </a:accent6>
+      <a:hlink>
+        <a:srgbClr val="467886"/>
+      </a:hlink>
+      <a:folHlink>
+        <a:srgbClr val="96607D"/>
+      </a:folHlink>
+    </a:clrScheme>
+    <a:fontScheme name="Office">
+      <a:majorFont>
+        <a:latin typeface="Aptos Display" panose="02110004020202020204"/>
+        <a:ea typeface=""/>
+        <a:cs typeface=""/>
+        <a:font script="Jpan" typeface="游ゴシック Light"/>
+        <a:font script="Hang" typeface="맑은 고딕"/>
+        <a:font script="Hans" typeface="等线 Light"/>
+        <a:font script="Hant" typeface="新細明體"/>
+        <a:font script="Arab" typeface="Times New Roman"/>
+        <a:font script="Hebr" typeface="Times New Roman"/>
+        <a:font script="Thai" typeface="Angsana New"/>
+        <a:font script="Ethi" typeface="Nyala"/>
+        <a:font script="Beng" typeface="Vrinda"/>
+        <a:font script="Gujr" typeface="Shruti"/>
+        <a:font script="Khmr" typeface="MoolBoran"/>
+        <a:font script="Knda" typeface="Tunga"/>
+        <a:font script="Guru" typeface="Raavi"/>
+        <a:font script="Cans" typeface="Euphemia"/>
+        <a:font script="Cher" typeface="Plantagenet Cherokee"/>
+        <a:font script="Yiii" typeface="Microsoft Yi Baiti"/>
+        <a:font script="Tibt" typeface="Microsoft Himalaya"/>
+        <a:font script="Thaa" typeface="MV Boli"/>
+        <a:font script="Deva" typeface="Mangal"/>
+        <a:font script="Telu" typeface="Gautami"/>
+        <a:font script="Taml" typeface="Latha"/>
+        <a:font script="Syrc" typeface="Estrangelo Edessa"/>
+        <a:font script="Orya" typeface="Kalinga"/>
+        <a:font script="Mlym" typeface="Kartika"/>
+        <a:font script="Laoo" typeface="DokChampa"/>
+        <a:font script="Sinh" typeface="Iskoola Pota"/>
+        <a:font script="Mong" typeface="Mongolian Baiti"/>
+        <a:font script="Viet" typeface="Times New Roman"/>
+        <a:font script="Uigh" typeface="Microsoft Uighur"/>
+        <a:font script="Geor" typeface="Sylfaen"/>
+        <a:font script="Armn" typeface="Arial"/>
+        <a:font script="Bugi" typeface="Leelawadee UI"/>
+        <a:font script="Bopo" typeface="Microsoft JhengHei"/>
+        <a:font script="Java" typeface="Javanese Text"/>
+        <a:font script="Lisu" typeface="Segoe UI"/>
+        <a:font script="Mymr" typeface="Myanmar Text"/>
+        <a:font script="Nkoo" typeface="Ebrima"/>
+        <a:font script="Olck" typeface="Nirmala UI"/>
+        <a:font script="Osma" typeface="Ebrima"/>
+        <a:font script="Phag" typeface="Phagspa"/>
+        <a:font script="Syrn" typeface="Estrangelo Edessa"/>
+        <a:font script="Syrj" typeface="Estrangelo Edessa"/>
+        <a:font script="Syre" typeface="Estrangelo Edessa"/>
+        <a:font script="Sora" typeface="Nirmala UI"/>
+        <a:font script="Tale" typeface="Microsoft Tai Le"/>
+        <a:font script="Talu" typeface="Microsoft New Tai Lue"/>
+        <a:font script="Tfng" typeface="Ebrima"/>
+      </a:majorFont>
+      <a:minorFont>
+        <a:latin typeface="Aptos" panose="02110004020202020204"/>
+        <a:ea typeface=""/>
+        <a:cs typeface=""/>
+        <a:font script="Jpan" typeface="游明朝"/>
+        <a:font script="Hang" typeface="맑은 고딕"/>
+        <a:font script="Hans" typeface="等线"/>
+        <a:font script="Hant" typeface="新細明體"/>
+        <a:font script="Arab" typeface="Arial"/>
+        <a:font script="Hebr" typeface="Arial"/>
+        <a:font script="Thai" typeface="Cordia New"/>
+        <a:font script="Ethi" typeface="Nyala"/>
+        <a:font script="Beng" typeface="Vrinda"/>
+        <a:font script="Gujr" typeface="Shruti"/>
+        <a:font script="Khmr" typeface="DaunPenh"/>
+        <a:font script="Knda" typeface="Tunga"/>
+        <a:font script="Guru" typeface="Raavi"/>
+        <a:font script="Cans" typeface="Euphemia"/>
+        <a:font script="Cher" typeface="Plantagenet Cherokee"/>
+        <a:font script="Yiii" typeface="Microsoft Yi Baiti"/>
+        <a:font script="Tibt" typeface="Microsoft Himalaya"/>
+        <a:font script="Thaa" typeface="MV Boli"/>
+        <a:font script="Deva" typeface="Mangal"/>
+        <a:font script="Telu" typeface="Gautami"/>
+        <a:font script="Taml" typeface="Latha"/>
+        <a:font script="Syrc" typeface="Estrangelo Edessa"/>
+        <a:font script="Orya" typeface="Kalinga"/>
+        <a:font script="Mlym" typeface="Kartika"/>
+        <a:font script="Laoo" typeface="DokChampa"/>
+        <a:font script="Sinh" typeface="Iskoola Pota"/>
+        <a:font script="Mong" typeface="Mongolian Baiti"/>
+        <a:font script="Viet" typeface="Arial"/>
+        <a:font script="Uigh" typeface="Microsoft Uighur"/>
+        <a:font script="Geor" typeface="Sylfaen"/>
+        <a:font script="Armn" typeface="Arial"/>
+        <a:font script="Bugi" typeface="Leelawadee UI"/>
+        <a:font script="Bopo" typeface="Microsoft JhengHei"/>
+        <a:font script="Java" typeface="Javanese Text"/>
+        <a:font script="Lisu" typeface="Segoe UI"/>
+        <a:font script="Mymr" typeface="Myanmar Text"/>
+        <a:font script="Nkoo" typeface="Ebrima"/>
+        <a:font script="Olck" typeface="Nirmala UI"/>
+        <a:font script="Osma" typeface="Ebrima"/>
+        <a:font script="Phag" typeface="Phagspa"/>
+        <a:font script="Syrn" typeface="Estrangelo Edessa"/>
+        <a:font script="Syrj" typeface="Estrangelo Edessa"/>
+        <a:font script="Syre" typeface="Estrangelo Edessa"/>
+        <a:font script="Sora" typeface="Nirmala UI"/>
+        <a:font script="Tale" typeface="Microsoft Tai Le"/>
+        <a:font script="Talu" typeface="Microsoft New Tai Lue"/>
+        <a:font script="Tfng" typeface="Ebrima"/>
+      </a:minorFont>
+    </a:fontScheme>
+    <a:fmtScheme name="Office">
+      <a:fillStyleLst>
+        <a:solidFill>
+          <a:schemeClr val="phClr"/>
+        </a:solidFill>
+        <a:gradFill rotWithShape="1">
+          <a:gsLst>
+            <a:gs pos="0">
+              <a:schemeClr val="phClr">
+                <a:lumMod val="110000"/>
+                <a:satMod val="105000"/>
+                <a:tint val="67000"/>
+              </a:schemeClr>
+            </a:gs>
+            <a:gs pos="50000">
+              <a:schemeClr val="phClr">
+                <a:lumMod val="105000"/>
+                <a:satMod val="103000"/>
+                <a:tint val="73000"/>
+              </a:schemeClr>
+            </a:gs>
+            <a:gs pos="100000">
+              <a:schemeClr val="phClr">
+                <a:lumMod val="105000"/>
+                <a:satMod val="109000"/>
+                <a:tint val="81000"/>
+              </a:schemeClr>
+            </a:gs>
+          </a:gsLst>
+          <a:lin ang="5400000" scaled="0"/>
+        </a:gradFill>
+        <a:gradFill rotWithShape="1">
+          <a:gsLst>
+            <a:gs pos="0">
+              <a:schemeClr val="phClr">
+                <a:satMod val="103000"/>
+                <a:lumMod val="102000"/>
+                <a:tint val="94000"/>
+              </a:schemeClr>
+            </a:gs>
+            <a:gs pos="50000">
+              <a:schemeClr val="phClr">
+                <a:satMod val="110000"/>
+                <a:lumMod val="100000"/>
+                <a:shade val="100000"/>
+              </a:schemeClr>
+            </a:gs>
+            <a:gs pos="100000">
+              <a:schemeClr val="phClr">
+                <a:lumMod val="99000"/>
+                <a:satMod val="120000"/>
+                <a:shade val="78000"/>
+              </a:schemeClr>
+            </a:gs>
+          </a:gsLst>
+          <a:lin ang="5400000" scaled="0"/>
+        </a:gradFill>
+      </a:fillStyleLst>
+      <a:lnStyleLst>
+        <a:ln w="12700" cap="flat" cmpd="sng" algn="ctr">
+          <a:solidFill>
+            <a:schemeClr val="phClr"/>
+          </a:solidFill>
+          <a:prstDash val="solid"/>
+          <a:miter lim="800000"/>
+        </a:ln>
+        <a:ln w="19050" cap="flat" cmpd="sng" algn="ctr">
+          <a:solidFill>
+            <a:schemeClr val="phClr"/>
+          </a:solidFill>
+          <a:prstDash val="solid"/>
+          <a:miter lim="800000"/>
+        </a:ln>
+        <a:ln w="25400" cap="flat" cmpd="sng" algn="ctr">
+          <a:solidFill>
+            <a:schemeClr val="phClr"/>
+          </a:solidFill>
+          <a:prstDash val="solid"/>
+          <a:miter lim="800000"/>
+        </a:ln>
+      </a:lnStyleLst>
+      <a:effectStyleLst>
+        <a:effectStyle>
+          <a:effectLst/>
+        </a:effectStyle>
+        <a:effectStyle>
+          <a:effectLst/>
+        </a:effectStyle>
+        <a:effectStyle>
+          <a:effectLst>
+            <a:outerShdw blurRad="57150" dist="19050" dir="5400000" algn="ctr" rotWithShape="0">
+              <a:srgbClr val="000000">
+                <a:alpha val="63000"/>
+              </a:srgbClr>
+            </a:outerShdw>
+          </a:effectLst>
+        </a:effectStyle>
+      </a:effectStyleLst>
+      <a:bgFillStyleLst>
+        <a:solidFill>
+          <a:schemeClr val="phClr"/>
+        </a:solidFill>
+        <a:solidFill>
+          <a:schemeClr val="phClr">
+            <a:tint val="95000"/>
+            <a:satMod val="170000"/>
+          </a:schemeClr>
+        </a:solidFill>
+        <a:gradFill rotWithShape="1">
+          <a:gsLst>
+            <a:gs pos="0">
+              <a:schemeClr val="phClr">
+                <a:tint val="93000"/>
+                <a:satMod val="150000"/>
+                <a:shade val="98000"/>
+                <a:lumMod val="102000"/>
+              </a:schemeClr>
+            </a:gs>
+            <a:gs pos="50000">
+              <a:schemeClr val="phClr">
+                <a:tint val="98000"/>
+                <a:satMod val="130000"/>
+                <a:shade val="90000"/>
+                <a:lumMod val="103000"/>
+              </a:schemeClr>
+            </a:gs>
+            <a:gs pos="100000">
+              <a:schemeClr val="phClr">
+                <a:shade val="63000"/>
+                <a:satMod val="120000"/>
+              </a:schemeClr>
+            </a:gs>
+          </a:gsLst>
+          <a:lin ang="5400000" scaled="0"/>
+        </a:gradFill>
+      </a:bgFillStyleLst>
+    </a:fmtScheme>
+  </a:themeElements>
+  <a:objectDefaults>
+    <a:lnDef>
+      <a:spPr/>
+      <a:bodyPr/>
+      <a:lstStyle/>
+      <a:style>
+        <a:lnRef idx="2">
+          <a:schemeClr val="accent1"/>
+        </a:lnRef>
+        <a:fillRef idx="0">
+          <a:schemeClr val="accent1"/>
+        </a:fillRef>
+        <a:effectRef idx="1">
+          <a:schemeClr val="accent1"/>
+        </a:effectRef>
+        <a:fontRef idx="minor">
+          <a:schemeClr val="tx1"/>
+        </a:fontRef>
+      </a:style>
+    </a:lnDef>
+  </a:objectDefaults>
+  <a:extraClrSchemeLst/>
+  <a:extLst>
+    <a:ext uri="{05A4C25C-085E-4340-85A3-A5531E510DB2}">
+      <thm15:themeFamily xmlns:thm15="http://schemas.microsoft.com/office/thememl/2012/main" name="Office Theme" id="{2E142A2C-CD16-42D6-873A-C26D2A0506FA}" vid="{1BDDFF52-6CD6-40A5-AB3C-68EB2F1E4D0A}"/>
+    </a:ext>
+  </a:extLst>
+</a:theme>
 </file>